--- a/paper/[OptCommun] Design and Simulation of Sb2Se3-Based .docx
+++ b/paper/[OptCommun] Design and Simulation of Sb2Se3-Based .docx
@@ -19973,7 +19973,10 @@
         <w:t>cavity design</w:t>
       </w:r>
       <w:r>
-        <w:t xml:space="preserve"> for absorptive film</w:t>
+        <w:t xml:space="preserve"> for </w:t>
+      </w:r>
+      <w:r>
+        <w:t>absorptive film</w:t>
       </w:r>
     </w:p>
     <w:p>
@@ -22245,15 +22248,7 @@
         </m:f>
       </m:oMath>
       <w:r>
-        <w:t xml:space="preserve"> l</w:t>
-      </w:r>
-      <w:proofErr w:type="spellStart"/>
-      <w:r>
-        <w:t>ayers</w:t>
-      </w:r>
-      <w:proofErr w:type="spellEnd"/>
-      <w:r>
-        <w:t xml:space="preserve"> to the left</w:t>
+        <w:t xml:space="preserve"> layer to the left</w:t>
       </w:r>
       <w:r>
         <w:t>most</w:t>

--- a/paper/[OptCommun] Design and Simulation of Sb2Se3-Based .docx
+++ b/paper/[OptCommun] Design and Simulation of Sb2Se3-Based .docx
@@ -421,7 +421,7 @@
           <w:sz w:val="20"/>
         </w:rPr>
       </w:pPr>
-      <w:hyperlink r:id="rId7" w:history="1">
+      <w:hyperlink r:id="rId8" w:history="1">
         <w:r>
           <w:rPr>
             <w:rStyle w:val="SubtleEmphasis"/>
@@ -6974,22 +6974,7 @@
         <w:t>In this work, a linear interpolation is used since all the materials dataset used have the measurement interval of less than 4 nm.</w:t>
       </w:r>
       <w:r>
-        <w:t xml:space="preserve"> </w:t>
-      </w:r>
-      <w:r>
-        <w:t>Figure 1 shows the</w:t>
-      </w:r>
-      <w:r>
-        <w:t xml:space="preserve"> complex refractive ind</w:t>
-      </w:r>
-      <w:r>
-        <w:t>e</w:t>
-      </w:r>
-      <w:r>
-        <w:t>x</w:t>
-      </w:r>
-      <w:r>
-        <w:t xml:space="preserve"> of Sb</w:t>
+        <w:t xml:space="preserve"> The complex refractive indices of Sb</w:t>
       </w:r>
       <w:r>
         <w:rPr>
@@ -7007,328 +6992,14 @@
         <w:t>3</w:t>
       </w:r>
       <w:r>
-        <w:t xml:space="preserve"> </w:t>
-      </w:r>
-      <w:r>
-        <w:t xml:space="preserve">from 300-1700 nm using </w:t>
-      </w:r>
-      <w:r>
-        <w:t>data</w:t>
-      </w:r>
-      <w:r>
-        <w:t xml:space="preserve"> from </w:t>
-      </w:r>
-      <w:r>
-        <w:fldChar w:fldCharType="begin"/>
-      </w:r>
-      <w:r>
-        <w:instrText xml:space="preserve"> ADDIN EN.CITE &lt;EndNote&gt;&lt;Cite&gt;&lt;Author&gt;Delaney&lt;/Author&gt;&lt;Year&gt;2020&lt;/Year&gt;&lt;RecNum&gt;64&lt;/RecNum&gt;&lt;DisplayText&gt;[22]&lt;/DisplayText&gt;&lt;record&gt;&lt;rec-number&gt;64&lt;/rec-number&gt;&lt;foreign-keys&gt;&lt;key app="EN" db-id="v920pft06rp9dbex2ap500x99x5rrtswxzss" timestamp="1768054090" guid="b15b5550-40d7-4ad2-8182-cf6f486a4f50"&gt;64&lt;/key&gt;&lt;/foreign-keys&gt;&lt;ref-type name="Journal Article"&gt;17&lt;/ref-type&gt;&lt;contributors&gt;&lt;authors&gt;&lt;author&gt;Delaney, Matthew&lt;/author&gt;&lt;author&gt;Zeimpekis, Ioannis&lt;/author&gt;&lt;author&gt;Lawson, Daniel&lt;/author&gt;&lt;author&gt;Hewak, Daniel W</w:instrText>
-      </w:r>
-      <w:r>
-        <w:rPr>
-          <w:rFonts w:hint="eastAsia"/>
-        </w:rPr>
-        <w:instrText>.&lt;/author&gt;&lt;author&gt;Muskens, Otto L.&lt;/author&gt;&lt;/authors&gt;&lt;/contributors&gt;&lt;titles&gt;&lt;title&gt;A New Family of Ultralow Loss Reversible Phase</w:instrText>
-      </w:r>
-      <w:r>
-        <w:rPr>
-          <w:rFonts w:hint="eastAsia"/>
-        </w:rPr>
-        <w:instrText>‐</w:instrText>
-      </w:r>
-      <w:r>
-        <w:rPr>
-          <w:rFonts w:hint="eastAsia"/>
-        </w:rPr>
-        <w:instrText>Change Materials for Photonic Integrated Circuits: Sb2S3 and Sb2Se3&lt;/title&gt;&lt;secondary-title&gt;Advanced Functional Materials&lt;/se</w:instrText>
-      </w:r>
-      <w:r>
-        <w:instrText>condary-title&gt;&lt;/titles&gt;&lt;periodical&gt;&lt;full-title&gt;Advanced Functional Materials&lt;/full-title&gt;&lt;/periodical&gt;&lt;volume&gt;30&lt;/volume&gt;&lt;number&gt;36&lt;/number&gt;&lt;dates&gt;&lt;year&gt;2020&lt;/year&gt;&lt;/dates&gt;&lt;isbn&gt;1616-301X&amp;#xD;1616-3028&lt;/isbn&gt;&lt;urls&gt;&lt;/urls&gt;&lt;electronic-resource-num&gt;10.1002/adfm.202002447&lt;/electronic-resource-num&gt;&lt;/record&gt;&lt;/Cite&gt;&lt;/EndNote&gt;</w:instrText>
-      </w:r>
-      <w:r>
-        <w:fldChar w:fldCharType="separate"/>
-      </w:r>
-      <w:r>
-        <w:rPr>
-          <w:noProof/>
-        </w:rPr>
-        <w:t>[22]</w:t>
-      </w:r>
-      <w:r>
-        <w:fldChar w:fldCharType="end"/>
-      </w:r>
-      <w:r>
-        <w:t xml:space="preserve">. </w:t>
-      </w:r>
-      <w:r>
-        <w:t xml:space="preserve">The blue line represents </w:t>
-      </w:r>
-      <w:r>
-        <w:t>real</w:t>
-      </w:r>
-      <w:r>
-        <w:t xml:space="preserve"> </w:t>
-      </w:r>
-      <w:r>
-        <w:t>refractive index (</w:t>
+        <w:t xml:space="preserve"> at 532 nm are: </w:t>
       </w:r>
       <w:r>
         <w:rPr>
           <w:i/>
           <w:iCs/>
         </w:rPr>
-        <w:t>n</w:t>
-      </w:r>
-      <w:r>
-        <w:t xml:space="preserve">), and the red line represents </w:t>
-      </w:r>
-      <w:r>
-        <w:t xml:space="preserve">imaginary </w:t>
-      </w:r>
-      <w:r>
-        <w:t>extinction coefficient (</w:t>
-      </w:r>
-      <w:r>
-        <w:rPr>
-          <w:i/>
-          <w:iCs/>
-        </w:rPr>
-        <w:t>k</w:t>
-      </w:r>
-      <w:r>
-        <w:t>). In amorphous phase</w:t>
-      </w:r>
-      <w:r>
-        <w:t xml:space="preserve"> </w:t>
-      </w:r>
-      <w:r>
-        <w:t>(</w:t>
-      </w:r>
-      <w:r>
-        <w:t>Fig. 1a</w:t>
-      </w:r>
-      <w:r>
-        <w:t>)</w:t>
-      </w:r>
-      <w:r>
-        <w:t>,</w:t>
-      </w:r>
-      <w:r>
-        <w:t xml:space="preserve"> </w:t>
-      </w:r>
-      <w:r>
-        <w:t>the refractive index</w:t>
-      </w:r>
-      <w:r>
-        <w:t xml:space="preserve"> increases from around 2.</w:t>
-      </w:r>
-      <w:r>
-        <w:t>4</w:t>
-      </w:r>
-      <w:r>
-        <w:t xml:space="preserve"> at 300 nm to a peak of around 4.0 at </w:t>
-      </w:r>
-      <w:r>
-        <w:t xml:space="preserve">600 nm and gradually decreases to a stable </w:t>
-      </w:r>
-      <w:r>
-        <w:t xml:space="preserve">value of around </w:t>
-      </w:r>
-      <w:r>
-        <w:t>3.3 a</w:t>
-      </w:r>
-      <w:r>
-        <w:t>bove</w:t>
-      </w:r>
-      <w:r>
-        <w:t xml:space="preserve"> 1200 nm, indicating a strong dispersion near the band edge of visible </w:t>
-      </w:r>
-      <w:r>
-        <w:t xml:space="preserve">spectrum </w:t>
-      </w:r>
-      <w:r>
-        <w:t xml:space="preserve">and a weaker dispersion in the </w:t>
-      </w:r>
-      <w:r>
-        <w:t>NIR</w:t>
-      </w:r>
-      <w:r>
-        <w:t xml:space="preserve"> </w:t>
-      </w:r>
-      <w:r>
-        <w:t>spectrum</w:t>
-      </w:r>
-      <w:r>
-        <w:t xml:space="preserve">. The </w:t>
-      </w:r>
-      <w:r>
-        <w:t>extinction coefficient</w:t>
-      </w:r>
-      <w:r>
-        <w:t xml:space="preserve"> start</w:t>
-      </w:r>
-      <w:r>
-        <w:t>s</w:t>
-      </w:r>
-      <w:r>
-        <w:t xml:space="preserve"> </w:t>
-      </w:r>
-      <w:r>
-        <w:t xml:space="preserve">at approximately </w:t>
-      </w:r>
-      <w:r>
-        <w:t xml:space="preserve">2.1 at 300 nm and dropped to </w:t>
-      </w:r>
-      <w:r>
-        <w:t>zero</w:t>
-      </w:r>
-      <w:r>
-        <w:t xml:space="preserve"> at around 8</w:t>
-      </w:r>
-      <w:r>
-        <w:t>5</w:t>
-      </w:r>
-      <w:r>
-        <w:t>0 nm</w:t>
-      </w:r>
-      <w:r>
-        <w:t xml:space="preserve">. In the crystalline phase </w:t>
-      </w:r>
-      <w:r>
-        <w:t>(</w:t>
-      </w:r>
-      <w:r>
-        <w:t>Fig. 1b</w:t>
-      </w:r>
-      <w:r>
-        <w:t>)</w:t>
-      </w:r>
-      <w:r>
-        <w:t xml:space="preserve">, </w:t>
-      </w:r>
-      <w:r>
-        <w:t>the refractive index</w:t>
-      </w:r>
-      <w:r>
-        <w:t xml:space="preserve"> </w:t>
-      </w:r>
-      <w:r>
-        <w:t xml:space="preserve">is </w:t>
-      </w:r>
-      <w:r>
-        <w:t xml:space="preserve">around the </w:t>
-      </w:r>
-      <w:r>
-        <w:t xml:space="preserve">same </w:t>
-      </w:r>
-      <w:r>
-        <w:t xml:space="preserve">value </w:t>
-      </w:r>
-      <w:r>
-        <w:t xml:space="preserve">as </w:t>
-      </w:r>
-      <w:r>
-        <w:t>that of</w:t>
-      </w:r>
-      <w:r>
-        <w:t xml:space="preserve"> </w:t>
-      </w:r>
-      <w:r>
-        <w:t>amorphous phase but reached a peak of around 5.</w:t>
-      </w:r>
-      <w:r>
-        <w:t>1</w:t>
-      </w:r>
-      <w:r>
-        <w:t xml:space="preserve"> at </w:t>
-      </w:r>
-      <w:r>
-        <w:t xml:space="preserve">around </w:t>
-      </w:r>
-      <w:r>
-        <w:t>6</w:t>
-      </w:r>
-      <w:r>
-        <w:t>6</w:t>
-      </w:r>
-      <w:r>
-        <w:t>0 nm, it</w:t>
-      </w:r>
-      <w:r>
-        <w:t xml:space="preserve"> is</w:t>
-      </w:r>
-      <w:r>
-        <w:t xml:space="preserve"> then dropped to a stable of 4.</w:t>
-      </w:r>
-      <w:r>
-        <w:t>1</w:t>
-      </w:r>
-      <w:r>
-        <w:t xml:space="preserve"> in the </w:t>
-      </w:r>
-      <w:r>
-        <w:t>N</w:t>
-      </w:r>
-      <w:r>
-        <w:t xml:space="preserve">IR spectrum. The k-index of crystalline phase peaked </w:t>
-      </w:r>
-      <w:r>
-        <w:t>at around 3</w:t>
-      </w:r>
-      <w:r>
-        <w:t>.1</w:t>
-      </w:r>
-      <w:r>
-        <w:t xml:space="preserve"> </w:t>
-      </w:r>
-      <w:r>
-        <w:t xml:space="preserve">in the near-UV </w:t>
-      </w:r>
-      <w:r>
-        <w:t xml:space="preserve">spectrum </w:t>
-      </w:r>
-      <w:r>
-        <w:t xml:space="preserve">and rapidly </w:t>
-      </w:r>
-      <w:r>
-        <w:t xml:space="preserve">approach zero </w:t>
-      </w:r>
-      <w:r>
-        <w:t xml:space="preserve">above 900 nm. </w:t>
-      </w:r>
-      <w:r>
-        <w:t xml:space="preserve">So, </w:t>
-      </w:r>
-      <w:r>
-        <w:t>antimony triselenide (Sb</w:t>
-      </w:r>
-      <w:r>
-        <w:rPr>
-          <w:vertAlign w:val="subscript"/>
-        </w:rPr>
-        <w:t>2</w:t>
-      </w:r>
-      <w:r>
-        <w:t>Se</w:t>
-      </w:r>
-      <w:r>
-        <w:rPr>
-          <w:vertAlign w:val="subscript"/>
-        </w:rPr>
-        <w:t>3</w:t>
-      </w:r>
-      <w:r>
-        <w:t>)</w:t>
-      </w:r>
-      <w:r>
-        <w:t xml:space="preserve"> refractive index contrast </w:t>
-      </w:r>
-      <w:r>
-        <w:rPr>
-          <w:i/>
-          <w:iCs/>
-        </w:rPr>
-        <w:t>Δn = n</w:t>
+        <w:t>ñ</w:t>
       </w:r>
       <w:r>
         <w:rPr>
@@ -7336,14 +7007,17 @@
           <w:iCs/>
           <w:vertAlign w:val="subscript"/>
         </w:rPr>
-        <w:t>c</w:t>
+        <w:t>a</w:t>
+      </w:r>
+      <w:r>
+        <w:t xml:space="preserve"> = 3.962 + 1.093i, and </w:t>
       </w:r>
       <w:r>
         <w:rPr>
           <w:i/>
           <w:iCs/>
         </w:rPr>
-        <w:t xml:space="preserve"> - n</w:t>
+        <w:t>ñ</w:t>
       </w:r>
       <w:r>
         <w:rPr>
@@ -7351,20 +7025,455 @@
           <w:iCs/>
           <w:vertAlign w:val="subscript"/>
         </w:rPr>
+        <w:t>c</w:t>
+      </w:r>
+      <w:r>
+        <w:t xml:space="preserve"> = 4.788 + 2.241i</w:t>
+      </w:r>
+      <w:r>
+        <w:t xml:space="preserve">. And </w:t>
+      </w:r>
+      <w:r>
+        <w:rPr>
+          <w:i/>
+          <w:iCs/>
+        </w:rPr>
+        <w:t>ñ</w:t>
+      </w:r>
+      <w:r>
+        <w:t xml:space="preserve"> at 1064 nm are: </w:t>
+      </w:r>
+      <w:r>
+        <w:rPr>
+          <w:i/>
+          <w:iCs/>
+        </w:rPr>
+        <w:t>ñ</w:t>
+      </w:r>
+      <w:r>
+        <w:rPr>
+          <w:i/>
+          <w:iCs/>
+          <w:vertAlign w:val="subscript"/>
+        </w:rPr>
         <w:t>a</w:t>
       </w:r>
       <w:r>
+        <w:rPr>
+          <w:i/>
+          <w:iCs/>
+        </w:rPr>
+        <w:t xml:space="preserve"> = </w:t>
+      </w:r>
+      <w:r>
+        <w:t>3.370 + 0.000i</w:t>
+      </w:r>
+      <w:r>
+        <w:t xml:space="preserve">, and </w:t>
+      </w:r>
+      <w:r>
+        <w:rPr>
+          <w:i/>
+          <w:iCs/>
+        </w:rPr>
+        <w:t>ñ</w:t>
+      </w:r>
+      <w:r>
+        <w:rPr>
+          <w:i/>
+          <w:iCs/>
+          <w:vertAlign w:val="subscript"/>
+        </w:rPr>
+        <w:t>c</w:t>
+      </w:r>
+      <w:r>
+        <w:rPr>
+          <w:i/>
+          <w:iCs/>
+        </w:rPr>
+        <w:t xml:space="preserve"> = </w:t>
+      </w:r>
+      <w:r>
+        <w:t>4.308 + 0.010i</w:t>
+      </w:r>
+      <w:r>
+        <w:t xml:space="preserve">. </w:t>
+      </w:r>
+      <w:r>
+        <w:t xml:space="preserve">Figure 1 shows </w:t>
+      </w:r>
+      <w:r>
+        <w:t xml:space="preserve">their </w:t>
+      </w:r>
+      <w:r>
+        <w:rPr>
+          <w:i/>
+          <w:iCs/>
+        </w:rPr>
+        <w:t>ñ</w:t>
+      </w:r>
+      <w:r>
+        <w:t xml:space="preserve"> </w:t>
+      </w:r>
+      <w:r>
+        <w:t>from 300</w:t>
+      </w:r>
+      <w:r>
+        <w:t xml:space="preserve"> to </w:t>
+      </w:r>
+      <w:r>
+        <w:t xml:space="preserve">1700 nm using </w:t>
+      </w:r>
+      <w:r>
+        <w:t>data</w:t>
+      </w:r>
+      <w:r>
+        <w:t xml:space="preserve"> from </w:t>
+      </w:r>
+      <w:r>
+        <w:fldChar w:fldCharType="begin"/>
+      </w:r>
+      <w:r>
+        <w:instrText xml:space="preserve"> ADDIN EN.CITE &lt;EndNote&gt;&lt;Cite&gt;&lt;Author&gt;Delaney&lt;/Author&gt;&lt;Year&gt;2020&lt;/Year&gt;&lt;RecNum&gt;64&lt;/RecNum&gt;&lt;DisplayText&gt;[22]&lt;/DisplayText&gt;&lt;record&gt;&lt;rec-number&gt;64&lt;/rec-number&gt;&lt;foreign-keys&gt;&lt;key app="EN" db-id="v920pft06rp9dbex2ap500x99x5rrtswxzss" timestamp="1768054090" guid="b15b5550-40d7-4ad2-8182-cf6f486a4f50"&gt;64&lt;/key&gt;&lt;/foreign-keys&gt;&lt;ref-type name="Journal Article"&gt;17&lt;/ref-type&gt;&lt;contributors&gt;&lt;authors&gt;&lt;author&gt;Delaney, Matthew&lt;/author&gt;&lt;author&gt;Zeimpekis, Ioannis&lt;/author&gt;&lt;author&gt;Lawson, Daniel&lt;/author&gt;&lt;author&gt;Hewak, Daniel W</w:instrText>
+      </w:r>
+      <w:r>
+        <w:rPr>
+          <w:rFonts w:hint="eastAsia"/>
+        </w:rPr>
+        <w:instrText>.&lt;/author&gt;&lt;author&gt;Muskens, Otto L.&lt;/author&gt;&lt;/authors&gt;&lt;/contributors&gt;&lt;titles&gt;&lt;title&gt;A New Family of Ultralow Loss Reversible Phase</w:instrText>
+      </w:r>
+      <w:r>
+        <w:rPr>
+          <w:rFonts w:hint="eastAsia"/>
+        </w:rPr>
+        <w:instrText>‐</w:instrText>
+      </w:r>
+      <w:r>
+        <w:rPr>
+          <w:rFonts w:hint="eastAsia"/>
+        </w:rPr>
+        <w:instrText>Change Materials for Photonic Integrated Circuits: Sb2S3 and Sb2Se3&lt;/title&gt;&lt;secondary-title&gt;Advanced Functional Materials&lt;/se</w:instrText>
+      </w:r>
+      <w:r>
+        <w:instrText>condary-title&gt;&lt;/titles&gt;&lt;periodical&gt;&lt;full-title&gt;Advanced Functional Materials&lt;/full-title&gt;&lt;/periodical&gt;&lt;volume&gt;30&lt;/volume&gt;&lt;number&gt;36&lt;/number&gt;&lt;dates&gt;&lt;year&gt;2020&lt;/year&gt;&lt;/dates&gt;&lt;isbn&gt;1616-301X&amp;#xD;1616-3028&lt;/isbn&gt;&lt;urls&gt;&lt;/urls&gt;&lt;electronic-resource-num&gt;10.1002/adfm.202002447&lt;/electronic-resource-num&gt;&lt;/record&gt;&lt;/Cite&gt;&lt;/EndNote&gt;</w:instrText>
+      </w:r>
+      <w:r>
+        <w:fldChar w:fldCharType="separate"/>
+      </w:r>
+      <w:r>
+        <w:rPr>
+          <w:noProof/>
+        </w:rPr>
+        <w:t>[22]</w:t>
+      </w:r>
+      <w:r>
+        <w:fldChar w:fldCharType="end"/>
+      </w:r>
+      <w:r>
+        <w:t xml:space="preserve">. </w:t>
+      </w:r>
+      <w:r>
+        <w:t xml:space="preserve">The blue line represents </w:t>
+      </w:r>
+      <w:r>
+        <w:t>real</w:t>
+      </w:r>
+      <w:r>
+        <w:t xml:space="preserve"> </w:t>
+      </w:r>
+      <w:r>
+        <w:t>refractive index (</w:t>
+      </w:r>
+      <w:r>
+        <w:rPr>
+          <w:i/>
+          <w:iCs/>
+        </w:rPr>
+        <w:t>n</w:t>
+      </w:r>
+      <w:r>
+        <w:t xml:space="preserve">), and the red line represents </w:t>
+      </w:r>
+      <w:r>
+        <w:t xml:space="preserve">imaginary </w:t>
+      </w:r>
+      <w:r>
+        <w:t>extinction coefficient (</w:t>
+      </w:r>
+      <w:r>
+        <w:rPr>
+          <w:i/>
+          <w:iCs/>
+        </w:rPr>
+        <w:t>k</w:t>
+      </w:r>
+      <w:r>
+        <w:t>). In amorphous phase</w:t>
+      </w:r>
+      <w:r>
+        <w:t xml:space="preserve"> </w:t>
+      </w:r>
+      <w:r>
+        <w:t>(</w:t>
+      </w:r>
+      <w:r>
+        <w:t>Fig. 1a</w:t>
+      </w:r>
+      <w:r>
+        <w:t>)</w:t>
+      </w:r>
+      <w:r>
+        <w:t>,</w:t>
+      </w:r>
+      <w:r>
+        <w:t xml:space="preserve"> </w:t>
+      </w:r>
+      <w:r>
+        <w:t>the refractive index</w:t>
+      </w:r>
+      <w:r>
+        <w:t xml:space="preserve"> increases from around 2.</w:t>
+      </w:r>
+      <w:r>
+        <w:t>4</w:t>
+      </w:r>
+      <w:r>
+        <w:t xml:space="preserve"> at 300 nm to a peak of around 4.0 at </w:t>
+      </w:r>
+      <w:r>
+        <w:t xml:space="preserve">600 nm and gradually decreases to a stable </w:t>
+      </w:r>
+      <w:r>
+        <w:t xml:space="preserve">value of around </w:t>
+      </w:r>
+      <w:r>
+        <w:t>3.3 a</w:t>
+      </w:r>
+      <w:r>
+        <w:t>bove</w:t>
+      </w:r>
+      <w:r>
+        <w:t xml:space="preserve"> 1200 nm, indicating a strong dispersion near the band edge of visible </w:t>
+      </w:r>
+      <w:r>
+        <w:t xml:space="preserve">spectrum </w:t>
+      </w:r>
+      <w:r>
+        <w:t xml:space="preserve">and a weaker dispersion in the </w:t>
+      </w:r>
+      <w:r>
+        <w:t>NIR</w:t>
+      </w:r>
+      <w:r>
+        <w:t xml:space="preserve"> </w:t>
+      </w:r>
+      <w:r>
+        <w:t>spectrum</w:t>
+      </w:r>
+      <w:r>
+        <w:t xml:space="preserve">. The </w:t>
+      </w:r>
+      <w:r>
+        <w:t>extinction coefficient</w:t>
+      </w:r>
+      <w:r>
+        <w:t xml:space="preserve"> start</w:t>
+      </w:r>
+      <w:r>
+        <w:t>s</w:t>
+      </w:r>
+      <w:r>
+        <w:t xml:space="preserve"> </w:t>
+      </w:r>
+      <w:r>
+        <w:t xml:space="preserve">at approximately </w:t>
+      </w:r>
+      <w:r>
+        <w:t xml:space="preserve">2.1 at 300 nm and dropped to </w:t>
+      </w:r>
+      <w:r>
+        <w:t>zero</w:t>
+      </w:r>
+      <w:r>
+        <w:t xml:space="preserve"> at around 8</w:t>
+      </w:r>
+      <w:r>
+        <w:t>5</w:t>
+      </w:r>
+      <w:r>
+        <w:t>0 nm</w:t>
+      </w:r>
+      <w:r>
+        <w:t xml:space="preserve">. In the crystalline phase </w:t>
+      </w:r>
+      <w:r>
+        <w:t>(</w:t>
+      </w:r>
+      <w:r>
+        <w:t>Fig. 1b</w:t>
+      </w:r>
+      <w:r>
+        <w:t>)</w:t>
+      </w:r>
+      <w:r>
+        <w:t xml:space="preserve">, </w:t>
+      </w:r>
+      <w:r>
+        <w:t>the refractive index</w:t>
+      </w:r>
+      <w:r>
+        <w:t xml:space="preserve"> </w:t>
+      </w:r>
+      <w:r>
+        <w:t xml:space="preserve">is </w:t>
+      </w:r>
+      <w:r>
+        <w:t xml:space="preserve">around the </w:t>
+      </w:r>
+      <w:r>
+        <w:t xml:space="preserve">same </w:t>
+      </w:r>
+      <w:r>
+        <w:t xml:space="preserve">value </w:t>
+      </w:r>
+      <w:r>
+        <w:t xml:space="preserve">as </w:t>
+      </w:r>
+      <w:r>
+        <w:t>that of</w:t>
+      </w:r>
+      <w:r>
+        <w:t xml:space="preserve"> </w:t>
+      </w:r>
+      <w:r>
+        <w:t>amorphous phase but reached a peak of around 5.</w:t>
+      </w:r>
+      <w:r>
+        <w:t>1</w:t>
+      </w:r>
+      <w:r>
+        <w:t xml:space="preserve"> at </w:t>
+      </w:r>
+      <w:r>
+        <w:t xml:space="preserve">around </w:t>
+      </w:r>
+      <w:r>
+        <w:t>6</w:t>
+      </w:r>
+      <w:r>
+        <w:t>6</w:t>
+      </w:r>
+      <w:r>
+        <w:t>0 nm, it</w:t>
+      </w:r>
+      <w:r>
+        <w:t xml:space="preserve"> is</w:t>
+      </w:r>
+      <w:r>
+        <w:t xml:space="preserve"> then dropped to a stable of 4.</w:t>
+      </w:r>
+      <w:r>
+        <w:t>1</w:t>
+      </w:r>
+      <w:r>
+        <w:t xml:space="preserve"> in the </w:t>
+      </w:r>
+      <w:r>
+        <w:t>N</w:t>
+      </w:r>
+      <w:r>
+        <w:t xml:space="preserve">IR spectrum. The k-index of crystalline phase peaked </w:t>
+      </w:r>
+      <w:r>
+        <w:t>at around 3</w:t>
+      </w:r>
+      <w:r>
+        <w:t>.1</w:t>
+      </w:r>
+      <w:r>
+        <w:t xml:space="preserve"> </w:t>
+      </w:r>
+      <w:r>
+        <w:t xml:space="preserve">in the near-UV </w:t>
+      </w:r>
+      <w:r>
+        <w:t xml:space="preserve">spectrum </w:t>
+      </w:r>
+      <w:r>
+        <w:t xml:space="preserve">and rapidly </w:t>
+      </w:r>
+      <w:r>
+        <w:lastRenderedPageBreak/>
+        <w:t xml:space="preserve">approach zero </w:t>
+      </w:r>
+      <w:r>
+        <w:t xml:space="preserve">above 900 nm. </w:t>
+      </w:r>
+      <w:r>
+        <w:t xml:space="preserve">So, </w:t>
+      </w:r>
+      <w:r>
+        <w:t>antimony triselenide (Sb</w:t>
+      </w:r>
+      <w:r>
+        <w:rPr>
+          <w:vertAlign w:val="subscript"/>
+        </w:rPr>
+        <w:t>2</w:t>
+      </w:r>
+      <w:r>
+        <w:t>Se</w:t>
+      </w:r>
+      <w:r>
+        <w:rPr>
+          <w:vertAlign w:val="subscript"/>
+        </w:rPr>
+        <w:t>3</w:t>
+      </w:r>
+      <w:r>
+        <w:t>)</w:t>
+      </w:r>
+      <w:r>
+        <w:t xml:space="preserve"> refractive index contrast </w:t>
+      </w:r>
+      <w:r>
+        <w:rPr>
+          <w:i/>
+          <w:iCs/>
+        </w:rPr>
+        <w:t>Δn = n</w:t>
+      </w:r>
+      <w:r>
+        <w:rPr>
+          <w:i/>
+          <w:iCs/>
+          <w:vertAlign w:val="subscript"/>
+        </w:rPr>
+        <w:t>c</w:t>
+      </w:r>
+      <w:r>
+        <w:rPr>
+          <w:i/>
+          <w:iCs/>
+        </w:rPr>
+        <w:t xml:space="preserve"> - n</w:t>
+      </w:r>
+      <w:r>
+        <w:rPr>
+          <w:i/>
+          <w:iCs/>
+          <w:vertAlign w:val="subscript"/>
+        </w:rPr>
+        <w:t>a</w:t>
+      </w:r>
+      <w:r>
         <w:t xml:space="preserve"> is large and stable in the visible </w:t>
       </w:r>
       <w:r>
         <w:t>through</w:t>
       </w:r>
       <w:r>
-        <w:t xml:space="preserve"> IR </w:t>
-      </w:r>
-      <w:r>
-        <w:lastRenderedPageBreak/>
-        <w:t>spectra</w:t>
+        <w:t xml:space="preserve"> IR spectra</w:t>
       </w:r>
       <w:r>
         <w:t xml:space="preserve">, and extinction coefficients is very large in the near-UV but falls to zero </w:t>
@@ -7434,7 +7543,7 @@
                     <pic:cNvPicPr/>
                   </pic:nvPicPr>
                   <pic:blipFill>
-                    <a:blip r:embed="rId8"/>
+                    <a:blip r:embed="rId9"/>
                     <a:stretch>
                       <a:fillRect/>
                     </a:stretch>
@@ -8196,32 +8305,12 @@
             </m:ctrlPr>
           </m:fPr>
           <m:num>
-            <m:sSub>
-              <m:sSubPr>
-                <m:ctrlPr>
-                  <w:rPr>
-                    <w:rFonts w:ascii="Cambria Math" w:hAnsi="Cambria Math"/>
-                    <w:i/>
-                  </w:rPr>
-                </m:ctrlPr>
-              </m:sSubPr>
-              <m:e>
-                <m:r>
-                  <w:rPr>
-                    <w:rFonts w:ascii="Cambria Math" w:hAnsi="Cambria Math"/>
-                  </w:rPr>
-                  <m:t>λ</m:t>
-                </m:r>
-              </m:e>
-              <m:sub>
-                <m:r>
-                  <w:rPr>
-                    <w:rFonts w:ascii="Cambria Math" w:hAnsi="Cambria Math"/>
-                  </w:rPr>
-                  <m:t>0</m:t>
-                </m:r>
-              </m:sub>
-            </m:sSub>
+            <m:r>
+              <w:rPr>
+                <w:rFonts w:ascii="Cambria Math" w:hAnsi="Cambria Math"/>
+              </w:rPr>
+              <m:t>λ</m:t>
+            </m:r>
           </m:num>
           <m:den>
             <m:r>
@@ -8293,7 +8382,7 @@
                     </pic:cNvPicPr>
                   </pic:nvPicPr>
                   <pic:blipFill>
-                    <a:blip r:embed="rId9" cstate="print">
+                    <a:blip r:embed="rId10" cstate="print">
                       <a:extLst>
                         <a:ext uri="{28A0092B-C50C-407E-A947-70E740481C1C}">
                           <a14:useLocalDpi xmlns:a14="http://schemas.microsoft.com/office/drawing/2010/main" val="0"/>
@@ -10319,6 +10408,13 @@
         <w:rPr>
           <w:i/>
           <w:iCs/>
+        </w:rPr>
+        <w:t>xp</w:t>
+      </w:r>
+      <w:r>
+        <w:rPr>
+          <w:i/>
+          <w:iCs/>
           <w:vertAlign w:val="superscript"/>
         </w:rPr>
         <w:t>-i</w:t>
@@ -11762,13 +11858,37 @@
         <w:rPr>
           <w:iCs/>
         </w:rPr>
-        <w:t xml:space="preserve"> would travel 2HWOT = 2</w:t>
-      </w:r>
-      <w:r>
-        <w:rPr>
-          <w:i/>
+        <w:t xml:space="preserve"> </w:t>
+      </w:r>
+      <w:r>
+        <w:rPr>
           <w:iCs/>
         </w:rPr>
+        <w:t>would</w:t>
+      </w:r>
+      <w:r>
+        <w:rPr>
+          <w:iCs/>
+        </w:rPr>
+        <w:t xml:space="preserve"> travel</w:t>
+      </w:r>
+      <w:r>
+        <w:rPr>
+          <w:iCs/>
+        </w:rPr>
+        <w:t xml:space="preserve"> an extra</w:t>
+      </w:r>
+      <w:r>
+        <w:rPr>
+          <w:iCs/>
+        </w:rPr>
+        <w:t xml:space="preserve"> 2HWOT = 2</w:t>
+      </w:r>
+      <w:r>
+        <w:rPr>
+          <w:i/>
+          <w:iCs/>
+        </w:rPr>
         <w:t>π</w:t>
       </w:r>
       <w:r>
@@ -11803,6 +11923,18 @@
           <w:lang w:val="en-US"/>
         </w:rPr>
         <w:t xml:space="preserve">at </w:t>
+      </w:r>
+      <w:r>
+        <w:rPr>
+          <w:lang w:val="en-US"/>
+        </w:rPr>
+        <w:t xml:space="preserve">the </w:t>
+      </w:r>
+      <w:r>
+        <w:rPr>
+          <w:lang w:val="en-US"/>
+        </w:rPr>
+        <w:t xml:space="preserve">reference wavelength </w:t>
       </w:r>
       <w:r>
         <w:rPr>
@@ -12281,7 +12413,7 @@
                     <pic:cNvPicPr/>
                   </pic:nvPicPr>
                   <pic:blipFill>
-                    <a:blip r:embed="rId10"/>
+                    <a:blip r:embed="rId11"/>
                     <a:stretch>
                       <a:fillRect/>
                     </a:stretch>
@@ -17849,7 +17981,7 @@
                     <pic:cNvPicPr/>
                   </pic:nvPicPr>
                   <pic:blipFill rotWithShape="1">
-                    <a:blip r:embed="rId11" cstate="print">
+                    <a:blip r:embed="rId12" cstate="print">
                       <a:extLst>
                         <a:ext uri="{28A0092B-C50C-407E-A947-70E740481C1C}">
                           <a14:useLocalDpi xmlns:a14="http://schemas.microsoft.com/office/drawing/2010/main" val="0"/>
@@ -18296,7 +18428,7 @@
                     <pic:cNvPicPr/>
                   </pic:nvPicPr>
                   <pic:blipFill>
-                    <a:blip r:embed="rId12"/>
+                    <a:blip r:embed="rId13"/>
                     <a:srcRect t="589" b="589"/>
                     <a:stretch>
                       <a:fillRect/>
@@ -19696,7 +19828,7 @@
                     <pic:cNvPicPr/>
                   </pic:nvPicPr>
                   <pic:blipFill>
-                    <a:blip r:embed="rId13"/>
+                    <a:blip r:embed="rId14"/>
                     <a:stretch>
                       <a:fillRect/>
                     </a:stretch>
@@ -19952,31 +20084,62 @@
         <w:pStyle w:val="Heading2"/>
       </w:pPr>
       <w:r>
+        <w:rPr>
+          <w:highlight w:val="yellow"/>
+        </w:rPr>
         <w:t>2.</w:t>
       </w:r>
       <w:r>
+        <w:rPr>
+          <w:highlight w:val="yellow"/>
+        </w:rPr>
         <w:t>5</w:t>
       </w:r>
       <w:r>
+        <w:rPr>
+          <w:highlight w:val="yellow"/>
+        </w:rPr>
         <w:t xml:space="preserve"> </w:t>
       </w:r>
       <w:r>
         <w:rPr>
+          <w:highlight w:val="yellow"/>
           <w:lang w:val="en"/>
         </w:rPr>
         <w:t>Fabry–Pérot</w:t>
       </w:r>
       <w:r>
+        <w:rPr>
+          <w:highlight w:val="yellow"/>
+        </w:rPr>
         <w:t xml:space="preserve"> </w:t>
       </w:r>
       <w:r>
+        <w:rPr>
+          <w:highlight w:val="yellow"/>
+        </w:rPr>
         <w:t>cavity design</w:t>
       </w:r>
       <w:r>
+        <w:rPr>
+          <w:highlight w:val="yellow"/>
+        </w:rPr>
         <w:t xml:space="preserve"> for </w:t>
       </w:r>
       <w:r>
+        <w:rPr>
+          <w:highlight w:val="yellow"/>
+        </w:rPr>
         <w:t>absorptive film</w:t>
+      </w:r>
+      <w:r>
+        <w:t xml:space="preserve"> </w:t>
+      </w:r>
+      <w:r>
+        <w:rPr>
+          <w:highlight w:val="magenta"/>
+        </w:rPr>
+        <w:t>(remove this part?)</w:t>
       </w:r>
     </w:p>
     <w:p>
@@ -20103,10 +20266,7 @@
         <w:t xml:space="preserve"> can be explained </w:t>
       </w:r>
       <w:r>
-        <w:t xml:space="preserve">using the same single-layer </w:t>
-      </w:r>
-      <w:r>
-        <w:t>Sb</w:t>
+        <w:t>using the same single-layer Sb</w:t>
       </w:r>
       <w:r>
         <w:rPr>
@@ -20121,13 +20281,7 @@
         <w:rPr>
           <w:vertAlign w:val="subscript"/>
         </w:rPr>
-        <w:t>3</w:t>
-      </w:r>
-      <w:r>
-        <w:rPr>
-          <w:vertAlign w:val="subscript"/>
-        </w:rPr>
-        <w:t xml:space="preserve"> </w:t>
+        <w:t xml:space="preserve">3 </w:t>
       </w:r>
       <w:r>
         <w:t>design with HWOT thickness deposited on SiO</w:t>
@@ -20510,10 +20664,7 @@
         <w:t>1.09i</w:t>
       </w:r>
       <w:r>
-        <w:t xml:space="preserve"> at 532 nm</w:t>
-      </w:r>
-      <w:r>
-        <w:t xml:space="preserve">) to an </w:t>
+        <w:t xml:space="preserve"> at 532 nm) to an </w:t>
       </w:r>
       <w:r>
         <w:t>ideal</w:t>
@@ -20535,10 +20686,7 @@
         <w:t>k</w:t>
       </w:r>
       <w:r>
-        <w:t xml:space="preserve"> </w:t>
-      </w:r>
-      <w:r>
-        <w:t>(</w:t>
+        <w:t xml:space="preserve"> (</w:t>
       </w:r>
       <w:r>
         <w:rPr>
@@ -20668,7 +20816,7 @@
                     </pic:cNvPicPr>
                   </pic:nvPicPr>
                   <pic:blipFill>
-                    <a:blip r:embed="rId14">
+                    <a:blip r:embed="rId15">
                       <a:extLst>
                         <a:ext uri="{28A0092B-C50C-407E-A947-70E740481C1C}">
                           <a14:useLocalDpi xmlns:a14="http://schemas.microsoft.com/office/drawing/2010/main" val="0"/>
@@ -21052,8 +21200,6 @@
     <w:p>
       <w:r>
         <w:tab/>
-      </w:r>
-      <w:r>
         <w:t xml:space="preserve">A </w:t>
       </w:r>
       <w:r>
@@ -21353,10 +21499,7 @@
         <w:t>, as described earlier.</w:t>
       </w:r>
       <w:r>
-        <w:t xml:space="preserve"> </w:t>
-      </w:r>
-      <w:r>
-        <w:t xml:space="preserve">The resonant condition in </w:t>
+        <w:t xml:space="preserve"> The resonant condition in </w:t>
       </w:r>
       <w:r>
         <w:rPr>
@@ -21365,10 +21508,7 @@
         <w:t>Fabry–Pérot</w:t>
       </w:r>
       <w:r>
-        <w:t xml:space="preserve"> design can be simplified </w:t>
-      </w:r>
-      <w:r>
-        <w:t xml:space="preserve">into a simpler optically equivalent layer. </w:t>
+        <w:t xml:space="preserve"> design can be simplified into a simpler optically equivalent layer. </w:t>
       </w:r>
       <w:r>
         <w:t xml:space="preserve">For example, a symmetrical cavity with H as central layer and </w:t>
@@ -22170,19 +22310,7 @@
         <w:rPr>
           <w:lang w:val="en-US"/>
         </w:rPr>
-        <w:t>2</w:t>
-      </w:r>
-      <w:r>
-        <w:rPr>
-          <w:lang w:val="en-US"/>
-        </w:rPr>
-        <w:t>2</w:t>
-      </w:r>
-      <w:r>
-        <w:rPr>
-          <w:lang w:val="en-US"/>
-        </w:rPr>
-        <w:t>)</w:t>
+        <w:t>22)</w:t>
       </w:r>
     </w:p>
     <w:p>
@@ -22551,7 +22679,19 @@
         <w:rPr>
           <w:lang w:val="en-US"/>
         </w:rPr>
-        <w:t>Eq. 23 is equivalent to (H H) layer which satisfy the condition for AR property. In reality, the middle can be changed from Sb</w:t>
+        <w:t xml:space="preserve">Eq. 23 is equivalent to (H H) layer which satisfy the condition for AR property. In reality, the middle can be changed </w:t>
+      </w:r>
+      <w:r>
+        <w:rPr>
+          <w:lang w:val="en-US"/>
+        </w:rPr>
+        <w:t>to</w:t>
+      </w:r>
+      <w:r>
+        <w:rPr>
+          <w:lang w:val="en-US"/>
+        </w:rPr>
+        <w:t xml:space="preserve"> Sb</w:t>
       </w:r>
       <w:r>
         <w:rPr>
@@ -22577,45 +22717,79 @@
         <w:rPr>
           <w:lang w:val="en-US"/>
         </w:rPr>
-        <w:t xml:space="preserve">, the selection of </w:t>
-      </w:r>
-      <w:r>
-        <w:rPr>
-          <w:lang w:val="en-US"/>
-        </w:rPr>
-        <w:t>n</w:t>
-      </w:r>
-      <w:r>
-        <w:rPr>
-          <w:vertAlign w:val="subscript"/>
-          <w:lang w:val="en-US"/>
-        </w:rPr>
-        <w:t>H</w:t>
-      </w:r>
-      <w:r>
-        <w:rPr>
-          <w:lang w:val="en-US"/>
-        </w:rPr>
-        <w:t xml:space="preserve"> must be close to </w:t>
-      </w:r>
-      <w:r>
-        <w:rPr>
-          <w:lang w:val="en-US"/>
-        </w:rPr>
-        <w:t>n</w:t>
-      </w:r>
-      <w:r>
-        <w:rPr>
-          <w:vertAlign w:val="subscript"/>
-          <w:lang w:val="en-US"/>
-        </w:rPr>
-        <w:t>SbSe</w:t>
-      </w:r>
-      <w:r>
-        <w:rPr>
-          <w:lang w:val="en-US"/>
-        </w:rPr>
-        <w:t xml:space="preserve">, or it can be compensated by additional layer in the middle with asymmetrical numbers of unit cells </w:t>
+        <w:t>, and t</w:t>
+      </w:r>
+      <w:r>
+        <w:rPr>
+          <w:lang w:val="en-US"/>
+        </w:rPr>
+        <w:t>he</w:t>
+      </w:r>
+      <w:r>
+        <w:rPr>
+          <w:lang w:val="en-US"/>
+        </w:rPr>
+        <w:t xml:space="preserve"> loss of resonance due to absorption can be</w:t>
+      </w:r>
+      <w:r>
+        <w:rPr>
+          <w:lang w:val="en-US"/>
+        </w:rPr>
+        <w:t xml:space="preserve"> </w:t>
+      </w:r>
+      <w:r>
+        <w:rPr>
+          <w:lang w:val="en-US"/>
+        </w:rPr>
+        <w:t xml:space="preserve">compensated by </w:t>
+      </w:r>
+      <w:r>
+        <w:rPr>
+          <w:lang w:val="en-US"/>
+        </w:rPr>
+        <w:t xml:space="preserve">changing the structure to have an </w:t>
+      </w:r>
+      <w:r>
+        <w:rPr>
+          <w:lang w:val="en-US"/>
+        </w:rPr>
+        <w:t>additional layer</w:t>
+      </w:r>
+      <w:r>
+        <w:rPr>
+          <w:lang w:val="en-US"/>
+        </w:rPr>
+        <w:t>(s)</w:t>
+      </w:r>
+      <w:r>
+        <w:rPr>
+          <w:lang w:val="en-US"/>
+        </w:rPr>
+        <w:t xml:space="preserve"> </w:t>
+      </w:r>
+      <w:r>
+        <w:rPr>
+          <w:lang w:val="en-US"/>
+        </w:rPr>
+        <w:t>at</w:t>
+      </w:r>
+      <w:r>
+        <w:rPr>
+          <w:lang w:val="en-US"/>
+        </w:rPr>
+        <w:t xml:space="preserve"> the middle </w:t>
+      </w:r>
+      <w:r>
+        <w:rPr>
+          <w:lang w:val="en-US"/>
+        </w:rPr>
+        <w:t>while also reduce the number of unit cell on the incident side to create asymmetrical reflectors</w:t>
+      </w:r>
+      <w:r>
+        <w:rPr>
+          <w:lang w:val="en-US"/>
+        </w:rPr>
+        <w:t xml:space="preserve"> </w:t>
       </w:r>
       <w:r>
         <w:rPr>
@@ -22766,39 +22940,23 @@
         <w:t>1.0)</w:t>
       </w:r>
       <w:r>
-        <w:t xml:space="preserve"> to simplify the design and allows for a more widely applicable analysis methods, this could be done in reality by applying antireflection coating on the back side of the substrate</w:t>
-      </w:r>
-      <w:r>
-        <w:rPr>
-          <w:i/>
-          <w:iCs/>
-        </w:rPr>
+        <w:t xml:space="preserve"> to simplify the design and allows for a more widely applicable analysis methods</w:t>
+      </w:r>
+      <w:r>
+        <w:t>,</w:t>
+      </w:r>
+      <w:r>
         <w:t xml:space="preserve"> </w:t>
       </w:r>
       <w:r>
-        <w:fldChar w:fldCharType="begin"/>
-      </w:r>
-      <w:r>
-        <w:instrText xml:space="preserve"> ADDIN EN.CITE &lt;EndNote&gt;&lt;Cite&gt;&lt;Author&gt;Sarangan&lt;/Author&gt;&lt;Year&gt;2020&lt;/Year&gt;&lt;RecNum&gt;38&lt;/RecNum&gt;&lt;DisplayText&gt;[40]&lt;/DisplayText&gt;&lt;record&gt;&lt;rec-number&gt;38&lt;/rec-number&gt;&lt;foreign-keys&gt;&lt;key app="EN" db-id="v920pft06rp9dbex2ap500x99x5rrtswxzss" timestamp="1768049998" guid="dde7f428-59aa-475f-b9b0-297f1786a224"&gt;38&lt;/key&gt;&lt;/foreign-keys&gt;&lt;ref-type name="Journal Article"&gt;17&lt;/ref-type&gt;&lt;contributors&gt;&lt;authors&gt;&lt;author&gt;Sarangan, Andrew&lt;/author&gt;&lt;/authors&gt;&lt;/contributors&gt;&lt;titles&gt;&lt;title&gt;Design of resonant cavity thin film structures with complex active layers&lt;/title&gt;&lt;secondary-title&gt;Journal of the Optical Society of America B&lt;/secondary-title&gt;&lt;alt-title&gt;J. Opt. Soc. Am. B&lt;/alt-title&gt;&lt;/titles&gt;&lt;periodical&gt;&lt;full-title&gt;Journal of the Optical Society of America B&lt;/full-title&gt;&lt;abbr-1&gt;J. Opt. Soc. Am. B&lt;/abbr-1&gt;&lt;/periodical&gt;&lt;alt-periodical&gt;&lt;full-title&gt;Journal of the Optical Society of America B&lt;/full-title&gt;&lt;abbr-1&gt;J. Opt. Soc. Am. B&lt;/abbr-1&gt;&lt;/alt-periodical&gt;&lt;pages&gt;3461-3468&lt;/pages&gt;&lt;volume&gt;37&lt;/volume&gt;&lt;number&gt;11&lt;/number&gt;&lt;keywords&gt;&lt;keyword&gt;Bragg reflectors&lt;/keyword&gt;&lt;keyword&gt;Field enhancement&lt;/keyword&gt;&lt;keyword&gt;Optical absorption&lt;/keyword&gt;&lt;keyword&gt;Phase shift&lt;/keyword&gt;&lt;keyword&gt;Refractive index&lt;/keyword&gt;&lt;keyword&gt;Thin films&lt;/keyword&gt;&lt;/keywords&gt;&lt;dates&gt;&lt;year&gt;2020&lt;/year&gt;&lt;pub-dates&gt;&lt;date&gt;2020/11/01&lt;/date&gt;&lt;/pub-dates&gt;&lt;/dates&gt;&lt;publisher&gt;Optica Publishing Group&lt;/publisher&gt;&lt;urls&gt;&lt;related-urls&gt;&lt;url&gt;https://opg.optica.org/josab/abstract.cfm?URI=josab-37-11-3461&lt;/url&gt;&lt;/related-urls&gt;&lt;/urls&gt;&lt;electronic-resource-num&gt;10.1364/JOSAB.404894&lt;/electronic-resource-num&gt;&lt;/record&gt;&lt;/Cite&gt;&lt;/EndNote&gt;</w:instrText>
-      </w:r>
-      <w:r>
-        <w:fldChar w:fldCharType="separate"/>
-      </w:r>
-      <w:r>
-        <w:rPr>
-          <w:noProof/>
-        </w:rPr>
-        <w:t>[40]</w:t>
-      </w:r>
-      <w:r>
-        <w:fldChar w:fldCharType="end"/>
-      </w:r>
-      <w:r>
-        <w:t xml:space="preserve">. But in this work, we choose to use </w:t>
+        <w:t>b</w:t>
+      </w:r>
+      <w:r>
+        <w:t xml:space="preserve">ut in this work we </w:t>
       </w:r>
       <w:r>
         <w:lastRenderedPageBreak/>
-        <w:t>3-mm thick silica (SiO</w:t>
+        <w:t>choose to use 3-mm thick silica (SiO</w:t>
       </w:r>
       <w:r>
         <w:rPr>
@@ -23286,24 +23444,6 @@
       </w:r>
       <w:r>
         <w:t xml:space="preserve"> in an order of 10</w:t>
-      </w:r>
-      <w:r>
-        <w:rPr>
-          <w:vertAlign w:val="superscript"/>
-        </w:rPr>
-        <w:t>4</w:t>
-      </w:r>
-      <w:r>
-        <w:t xml:space="preserve"> </w:t>
-      </w:r>
-      <w:r>
-        <w:rPr>
-          <w:highlight w:val="green"/>
-        </w:rPr>
-        <w:t>[cite]</w:t>
-      </w:r>
-      <w:r>
-        <w:t xml:space="preserve"> and 10</w:t>
       </w:r>
       <w:r>
         <w:rPr>
@@ -23470,7 +23610,13 @@
         <w:fldChar w:fldCharType="end"/>
       </w:r>
       <w:r>
-        <w:t>. To account for this, the complex refractive index</w:t>
+        <w:t>.</w:t>
+      </w:r>
+      <w:r>
+        <w:t xml:space="preserve"> </w:t>
+      </w:r>
+      <w:r>
+        <w:t>To account for this, the complex refractive index</w:t>
       </w:r>
       <w:r>
         <w:t xml:space="preserve"> (</w:t>
@@ -23676,7 +23822,13 @@
       </w:r>
       <w:r>
         <w:tab/>
-        <w:t>(XXX)</w:t>
+        <w:t>(</w:t>
+      </w:r>
+      <w:r>
+        <w:t>24</w:t>
+      </w:r>
+      <w:r>
+        <w:t>)</w:t>
       </w:r>
     </w:p>
     <w:p>
@@ -23959,10 +24111,10 @@
         <w:tab/>
       </w:r>
       <w:r>
-        <w:t>(XX</w:t>
-      </w:r>
-      <w:r>
-        <w:t>A</w:t>
+        <w:t>(</w:t>
+      </w:r>
+      <w:r>
+        <w:t>25</w:t>
       </w:r>
       <w:r>
         <w:t>)</w:t>
@@ -24476,10 +24628,10 @@
         <w:tab/>
       </w:r>
       <w:r>
-        <w:t>(XX</w:t>
-      </w:r>
-      <w:r>
-        <w:t>B</w:t>
+        <w:t>(</w:t>
+      </w:r>
+      <w:r>
+        <w:t>26</w:t>
       </w:r>
       <w:r>
         <w:t>)</w:t>
@@ -25192,7 +25344,21 @@
           <w:lang w:val="en-US"/>
         </w:rPr>
         <w:tab/>
-        <w:t>(XX)</w:t>
+        <w:t>(</w:t>
+      </w:r>
+      <w:r>
+        <w:rPr>
+          <w:highlight w:val="yellow"/>
+          <w:lang w:val="en-US"/>
+        </w:rPr>
+        <w:t>27</w:t>
+      </w:r>
+      <w:r>
+        <w:rPr>
+          <w:highlight w:val="yellow"/>
+          <w:lang w:val="en-US"/>
+        </w:rPr>
+        <w:t>)</w:t>
       </w:r>
     </w:p>
     <w:p>
@@ -25246,82 +25412,43 @@
         <w:rPr>
           <w:highlight w:val="yellow"/>
         </w:rPr>
-        <w:t xml:space="preserve"> is the contrast of optical device between amorphous (ON) and crystalline (OFF) phases initially (cycle = 0). Transmission contrast (</w:t>
-      </w:r>
-      <w:r>
-        <w:rPr>
-          <w:i/>
-          <w:iCs/>
+        <w:t xml:space="preserve"> is the </w:t>
+      </w:r>
+      <w:r>
+        <w:rPr>
           <w:highlight w:val="yellow"/>
         </w:rPr>
-        <w:t>ΔT</w:t>
+        <w:t>difference between</w:t>
       </w:r>
       <w:r>
         <w:rPr>
           <w:highlight w:val="yellow"/>
         </w:rPr>
-        <w:t xml:space="preserve"> )can be defined as:</w:t>
-      </w:r>
-      <w:r>
-        <w:t xml:space="preserve"> </w:t>
-      </w:r>
-      <w:r>
-        <w:rPr>
-          <w:highlight w:val="cyan"/>
-        </w:rPr>
-        <w:t>(T</w:t>
-      </w:r>
-      <w:r>
-        <w:rPr>
-          <w:highlight w:val="cyan"/>
-          <w:vertAlign w:val="subscript"/>
-        </w:rPr>
-        <w:t>a</w:t>
-      </w:r>
-      <w:r>
-        <w:rPr>
-          <w:highlight w:val="cyan"/>
-        </w:rPr>
-        <w:t xml:space="preserve"> – T</w:t>
-      </w:r>
-      <w:r>
-        <w:rPr>
-          <w:highlight w:val="cyan"/>
-          <w:vertAlign w:val="subscript"/>
-        </w:rPr>
-        <w:t>c</w:t>
-      </w:r>
-      <w:r>
-        <w:rPr>
-          <w:highlight w:val="cyan"/>
-        </w:rPr>
-        <w:t xml:space="preserve"> or T</w:t>
-      </w:r>
-      <w:r>
-        <w:rPr>
-          <w:highlight w:val="cyan"/>
-          <w:vertAlign w:val="subscript"/>
-        </w:rPr>
-        <w:t xml:space="preserve">c </w:t>
-      </w:r>
-      <w:r>
-        <w:rPr>
-          <w:highlight w:val="cyan"/>
-        </w:rPr>
-        <w:t>– T</w:t>
-      </w:r>
-      <w:r>
-        <w:rPr>
-          <w:highlight w:val="cyan"/>
-          <w:vertAlign w:val="subscript"/>
-        </w:rPr>
-        <w:t>a</w:t>
-      </w:r>
-      <w:r>
-        <w:rPr>
-          <w:highlight w:val="cyan"/>
-        </w:rPr>
-        <w:t>)</w:t>
+        <w:t xml:space="preserve"> amorphous (ON) and crystalline (OFF) phases </w:t>
+      </w:r>
+      <w:r>
+        <w:rPr>
+          <w:highlight w:val="yellow"/>
+        </w:rPr>
+        <w:t xml:space="preserve">at the initial cycle </w:t>
+      </w:r>
+      <w:r>
+        <w:rPr>
+          <w:highlight w:val="yellow"/>
+        </w:rPr>
+        <w:t>(</w:t>
+      </w:r>
+      <w:r>
+        <w:rPr>
+          <w:highlight w:val="yellow"/>
+        </w:rPr>
+        <w:t>N</w:t>
+      </w:r>
+      <w:r>
+        <w:rPr>
+          <w:highlight w:val="yellow"/>
+        </w:rPr>
+        <w:t xml:space="preserve"> = 0).</w:t>
       </w:r>
     </w:p>
     <w:p>
@@ -25519,7 +25646,19 @@
           <w:highlight w:val="yellow"/>
         </w:rPr>
         <w:tab/>
-        <w:t>(XX)</w:t>
+        <w:t>(</w:t>
+      </w:r>
+      <w:r>
+        <w:rPr>
+          <w:highlight w:val="yellow"/>
+        </w:rPr>
+        <w:t>28</w:t>
+      </w:r>
+      <w:r>
+        <w:rPr>
+          <w:highlight w:val="yellow"/>
+        </w:rPr>
+        <w:t>)</w:t>
       </w:r>
     </w:p>
     <w:p>
@@ -25775,7 +25914,13 @@
       </w:r>
       <w:r>
         <w:tab/>
-        <w:t>(XX)</w:t>
+        <w:t>(</w:t>
+      </w:r>
+      <w:r>
+        <w:t>29</w:t>
+      </w:r>
+      <w:r>
+        <w:t>)</w:t>
       </w:r>
     </w:p>
     <w:p>
@@ -25881,93 +26026,132 @@
         <w:pStyle w:val="Heading2"/>
       </w:pPr>
       <w:r>
-        <w:t>4.1 1064-nm optical limiters</w:t>
-      </w:r>
-    </w:p>
-    <w:p>
-      <w:r>
-        <w:t>Antimony triselenide shows little to no absorption in the infrared spectra, so an ideal design could have 100% transmission in the ON mode and 0% in the OFF mode. The transmission</w:t>
-      </w:r>
-      <w:r>
-        <w:t xml:space="preserve"> of each mode</w:t>
-      </w:r>
-      <w:r>
-        <w:t>,</w:t>
-      </w:r>
-      <w:r>
-        <w:t xml:space="preserve"> transmission contrast,</w:t>
-      </w:r>
-      <w:r>
-        <w:t xml:space="preserve"> </w:t>
-      </w:r>
-      <w:r>
-        <w:t>Sb</w:t>
-      </w:r>
-      <w:r>
-        <w:rPr>
-          <w:vertAlign w:val="subscript"/>
-        </w:rPr>
-        <w:t>2</w:t>
-      </w:r>
-      <w:r>
-        <w:t>Se</w:t>
-      </w:r>
-      <w:r>
-        <w:rPr>
-          <w:vertAlign w:val="subscript"/>
-        </w:rPr>
-        <w:t>3</w:t>
-      </w:r>
-      <w:r>
-        <w:t xml:space="preserve"> thickness, </w:t>
-      </w:r>
-      <w:r>
-        <w:t>overall</w:t>
-      </w:r>
-      <w:r>
-        <w:t xml:space="preserve"> device thickness and the number of </w:t>
-      </w:r>
-      <w:r>
-        <w:t>thin film layers</w:t>
-      </w:r>
-      <w:r>
-        <w:t xml:space="preserve"> needed for each previously discussed </w:t>
-      </w:r>
-      <w:r>
-        <w:lastRenderedPageBreak/>
-        <w:t>design are show in Table 1.</w:t>
-      </w:r>
-      <w:r>
-        <w:t xml:space="preserve"> </w:t>
-      </w:r>
-      <w:r>
-        <w:t xml:space="preserve">Aside from the single-layer design, only </w:t>
-      </w:r>
-      <w:r>
-        <w:rPr>
-          <w:lang w:val="en"/>
-        </w:rPr>
-        <w:t>Fabry–Pérot</w:t>
-      </w:r>
-      <w:r>
-        <w:t xml:space="preserve"> designs show transmission contrast (</w:t>
-      </w:r>
-      <w:r>
-        <w:t>ΔT</w:t>
-      </w:r>
-      <w:r>
-        <w:t xml:space="preserve">) higher than 50% with 6 unit-cell design having the largest </w:t>
-      </w:r>
-      <w:r>
-        <w:t>ΔT</w:t>
-      </w:r>
-      <w:r>
-        <w:t xml:space="preserve">. </w:t>
+        <w:t xml:space="preserve">4.1 </w:t>
+      </w:r>
+      <w:r>
+        <w:rPr>
+          <w:highlight w:val="yellow"/>
+        </w:rPr>
+        <w:t>1064-nm optical limiters</w:t>
       </w:r>
     </w:p>
     <w:p>
       <w:pPr>
         <w:rPr>
+          <w:rFonts w:cs="Cordia New"/>
+          <w:lang w:val="en-US" w:bidi="th-TH"/>
+        </w:rPr>
+      </w:pPr>
+      <w:r>
+        <w:t xml:space="preserve">Antimony triselenide shows little to no absorption in the infrared spectra, so an ideal design could have 100% </w:t>
+      </w:r>
+      <w:r>
+        <w:t>transmittance</w:t>
+      </w:r>
+      <w:r>
+        <w:t xml:space="preserve"> in the ON mode and 0% in the OFF mode. The </w:t>
+      </w:r>
+      <w:r>
+        <w:t xml:space="preserve">number of layers, </w:t>
+      </w:r>
+      <w:r>
+        <w:t>Sb</w:t>
+      </w:r>
+      <w:r>
+        <w:rPr>
+          <w:vertAlign w:val="subscript"/>
+        </w:rPr>
+        <w:t>2</w:t>
+      </w:r>
+      <w:r>
+        <w:t>Se</w:t>
+      </w:r>
+      <w:r>
+        <w:rPr>
+          <w:vertAlign w:val="subscript"/>
+        </w:rPr>
+        <w:t>3</w:t>
+      </w:r>
+      <w:r>
+        <w:t xml:space="preserve"> thickness, </w:t>
+      </w:r>
+      <w:r>
+        <w:t>overall</w:t>
+      </w:r>
+      <w:r>
+        <w:t xml:space="preserve"> device </w:t>
+      </w:r>
+      <w:r>
+        <w:lastRenderedPageBreak/>
+        <w:t>thickness, transmittance</w:t>
+      </w:r>
+      <w:r>
+        <w:t xml:space="preserve"> of each mode</w:t>
+      </w:r>
+      <w:r>
+        <w:t>,</w:t>
+      </w:r>
+      <w:r>
+        <w:t xml:space="preserve"> </w:t>
+      </w:r>
+      <w:r>
+        <w:t xml:space="preserve">and transmittance </w:t>
+      </w:r>
+      <w:r>
+        <w:t>contrast</w:t>
+      </w:r>
+      <w:r>
+        <w:t xml:space="preserve"> of each design </w:t>
+      </w:r>
+      <w:r>
+        <w:t>are show</w:t>
+      </w:r>
+      <w:r>
+        <w:t>n</w:t>
+      </w:r>
+      <w:r>
+        <w:t xml:space="preserve"> in Table 1.</w:t>
+      </w:r>
+      <w:r>
+        <w:t xml:space="preserve"> </w:t>
+      </w:r>
+      <w:r>
+        <w:t xml:space="preserve">Aside from the single-layer design, only </w:t>
+      </w:r>
+      <w:r>
+        <w:rPr>
+          <w:lang w:val="en"/>
+        </w:rPr>
+        <w:t>edge-filter</w:t>
+      </w:r>
+      <w:r>
+        <w:t xml:space="preserve"> designs show transmission contrast (</w:t>
+      </w:r>
+      <w:r>
+        <w:t>ΔT</w:t>
+      </w:r>
+      <w:r>
+        <w:t xml:space="preserve">) higher than 50% with </w:t>
+      </w:r>
+      <w:r>
+        <w:t>5</w:t>
+      </w:r>
+      <w:r>
+        <w:t xml:space="preserve"> unit-cell design having the largest </w:t>
+      </w:r>
+      <w:r>
+        <w:t>ΔT</w:t>
+      </w:r>
+      <w:r>
+        <w:t xml:space="preserve"> = 93.4%</w:t>
+      </w:r>
+      <w:r>
+        <w:t>.</w:t>
+      </w:r>
+    </w:p>
+    <w:p>
+      <w:pPr>
+        <w:rPr>
           <w:b/>
           <w:bCs/>
         </w:rPr>
@@ -26004,19 +26188,37 @@
         <w:t>λ</w:t>
       </w:r>
       <w:r>
-        <w:t xml:space="preserve"> = 1064 nm. The </w:t>
+        <w:t xml:space="preserve"> = 1064 nm. </w:t>
+      </w:r>
+      <w:r>
+        <w:t xml:space="preserve">Single, two, and three-layer designs all have </w:t>
+      </w:r>
+      <w:r>
+        <w:rPr>
+          <w:i/>
+          <w:iCs/>
+        </w:rPr>
+        <w:t>λ</w:t>
+      </w:r>
+      <w:r>
+        <w:rPr>
+          <w:i/>
+          <w:iCs/>
+          <w:vertAlign w:val="subscript"/>
+        </w:rPr>
+        <w:t xml:space="preserve">0 </w:t>
+      </w:r>
+      <w:r>
+        <w:t xml:space="preserve">= 1064 nm, but </w:t>
       </w:r>
       <w:r>
         <w:rPr>
           <w:lang w:val="en"/>
         </w:rPr>
-        <w:t>Fabry–Pérot</w:t>
-      </w:r>
-      <w:r>
-        <w:t xml:space="preserve"> </w:t>
-      </w:r>
-      <w:r>
-        <w:t xml:space="preserve">cavity designs have </w:t>
+        <w:t>edge-filter</w:t>
+      </w:r>
+      <w:r>
+        <w:t xml:space="preserve"> designs have </w:t>
       </w:r>
       <w:r>
         <w:rPr>
@@ -26714,7 +26916,6 @@
                 <w:bCs w:val="0"/>
                 <w:sz w:val="18"/>
                 <w:szCs w:val="18"/>
-                <w:highlight w:val="magenta"/>
               </w:rPr>
             </w:pPr>
             <w:r>
@@ -26724,7 +26925,6 @@
                 <w:bCs w:val="0"/>
                 <w:sz w:val="18"/>
                 <w:szCs w:val="18"/>
-                <w:highlight w:val="magenta"/>
               </w:rPr>
               <w:t>Two-layer</w:t>
             </w:r>
@@ -26742,7 +26942,6 @@
                 <w:rFonts w:cstheme="majorBidi"/>
                 <w:sz w:val="18"/>
                 <w:szCs w:val="18"/>
-                <w:highlight w:val="magenta"/>
               </w:rPr>
             </w:pPr>
             <w:r>
@@ -26750,7 +26949,6 @@
                 <w:rFonts w:cstheme="majorBidi"/>
                 <w:sz w:val="18"/>
                 <w:szCs w:val="18"/>
-                <w:highlight w:val="magenta"/>
               </w:rPr>
               <w:t>SbSe/TiO</w:t>
             </w:r>
@@ -26769,7 +26967,6 @@
                 <w:rFonts w:cstheme="majorBidi"/>
                 <w:sz w:val="18"/>
                 <w:szCs w:val="18"/>
-                <w:highlight w:val="magenta"/>
               </w:rPr>
             </w:pPr>
             <w:r>
@@ -26777,7 +26974,6 @@
                 <w:rFonts w:cstheme="majorBidi"/>
                 <w:sz w:val="18"/>
                 <w:szCs w:val="18"/>
-                <w:highlight w:val="magenta"/>
               </w:rPr>
               <w:t>2</w:t>
             </w:r>
@@ -26795,7 +26991,6 @@
                 <w:rFonts w:cstheme="majorBidi"/>
                 <w:sz w:val="18"/>
                 <w:szCs w:val="18"/>
-                <w:highlight w:val="magenta"/>
               </w:rPr>
             </w:pPr>
             <w:r>
@@ -26803,7 +26998,6 @@
                 <w:rFonts w:cstheme="majorBidi"/>
                 <w:sz w:val="18"/>
                 <w:szCs w:val="18"/>
-                <w:highlight w:val="magenta"/>
               </w:rPr>
               <w:t>78.9</w:t>
             </w:r>
@@ -26821,7 +27015,6 @@
                 <w:rFonts w:cstheme="majorBidi"/>
                 <w:sz w:val="18"/>
                 <w:szCs w:val="18"/>
-                <w:highlight w:val="magenta"/>
               </w:rPr>
             </w:pPr>
             <w:r>
@@ -26829,7 +27022,6 @@
                 <w:rFonts w:cstheme="majorBidi"/>
                 <w:sz w:val="18"/>
                 <w:szCs w:val="18"/>
-                <w:highlight w:val="magenta"/>
               </w:rPr>
               <w:t>194.1</w:t>
             </w:r>
@@ -26847,7 +27039,6 @@
                 <w:rFonts w:cstheme="majorBidi"/>
                 <w:sz w:val="18"/>
                 <w:szCs w:val="18"/>
-                <w:highlight w:val="magenta"/>
               </w:rPr>
             </w:pPr>
             <w:r>
@@ -26855,7 +27046,6 @@
                 <w:rFonts w:cstheme="majorBidi"/>
                 <w:sz w:val="18"/>
                 <w:szCs w:val="18"/>
-                <w:highlight w:val="magenta"/>
               </w:rPr>
               <w:t>93.3</w:t>
             </w:r>
@@ -26873,7 +27063,6 @@
                 <w:rFonts w:cstheme="majorBidi"/>
                 <w:sz w:val="18"/>
                 <w:szCs w:val="18"/>
-                <w:highlight w:val="magenta"/>
               </w:rPr>
             </w:pPr>
             <w:r>
@@ -26881,7 +27070,6 @@
                 <w:rFonts w:cstheme="majorBidi"/>
                 <w:sz w:val="18"/>
                 <w:szCs w:val="18"/>
-                <w:highlight w:val="magenta"/>
               </w:rPr>
               <w:t>76.9</w:t>
             </w:r>
@@ -26899,7 +27087,6 @@
                 <w:rFonts w:cstheme="majorBidi"/>
                 <w:sz w:val="18"/>
                 <w:szCs w:val="18"/>
-                <w:highlight w:val="magenta"/>
                 <w:lang w:val="en-US"/>
               </w:rPr>
             </w:pPr>
@@ -26908,7 +27095,6 @@
                 <w:rFonts w:cstheme="majorBidi"/>
                 <w:sz w:val="18"/>
                 <w:szCs w:val="18"/>
-                <w:highlight w:val="magenta"/>
               </w:rPr>
               <w:t>16.4</w:t>
             </w:r>
@@ -27555,7 +27741,7 @@
                 <w:sz w:val="18"/>
                 <w:szCs w:val="18"/>
               </w:rPr>
-              <w:t>44.1</w:t>
+              <w:t>49.5</w:t>
             </w:r>
           </w:p>
         </w:tc>
@@ -27579,7 +27765,7 @@
                 <w:sz w:val="18"/>
                 <w:szCs w:val="18"/>
               </w:rPr>
-              <w:t>179.9</w:t>
+              <w:t>185.3</w:t>
             </w:r>
           </w:p>
         </w:tc>
@@ -27603,7 +27789,7 @@
                 <w:sz w:val="18"/>
                 <w:szCs w:val="18"/>
               </w:rPr>
-              <w:t>95.1</w:t>
+              <w:t>93.3</w:t>
             </w:r>
           </w:p>
         </w:tc>
@@ -27627,7 +27813,7 @@
                 <w:sz w:val="18"/>
                 <w:szCs w:val="18"/>
               </w:rPr>
-              <w:t>65.4</w:t>
+              <w:t>50.1</w:t>
             </w:r>
           </w:p>
         </w:tc>
@@ -27651,7 +27837,7 @@
                 <w:sz w:val="18"/>
                 <w:szCs w:val="18"/>
               </w:rPr>
-              <w:t>29.7</w:t>
+              <w:t>43.2</w:t>
             </w:r>
           </w:p>
         </w:tc>
@@ -27891,7 +28077,7 @@
                 <w:sz w:val="18"/>
                 <w:szCs w:val="18"/>
               </w:rPr>
-              <w:t>88.1</w:t>
+              <w:t>99.0</w:t>
             </w:r>
           </w:p>
         </w:tc>
@@ -27915,7 +28101,7 @@
                 <w:sz w:val="18"/>
                 <w:szCs w:val="18"/>
               </w:rPr>
-              <w:t>359.8</w:t>
+              <w:t>370.7</w:t>
             </w:r>
           </w:p>
         </w:tc>
@@ -27939,7 +28125,7 @@
                 <w:sz w:val="18"/>
                 <w:szCs w:val="18"/>
               </w:rPr>
-              <w:t>96.6</w:t>
+              <w:t>93.1</w:t>
             </w:r>
           </w:p>
         </w:tc>
@@ -27963,7 +28149,7 @@
                 <w:sz w:val="18"/>
                 <w:szCs w:val="18"/>
               </w:rPr>
-              <w:t>27.6</w:t>
+              <w:t>13.3</w:t>
             </w:r>
           </w:p>
         </w:tc>
@@ -27987,7 +28173,364 @@
                 <w:sz w:val="18"/>
                 <w:szCs w:val="18"/>
               </w:rPr>
-              <w:t>69.0</w:t>
+              <w:t>79.8</w:t>
+            </w:r>
+          </w:p>
+        </w:tc>
+      </w:tr>
+      <w:tr>
+        <w:trPr>
+          <w:trHeight w:val="340"/>
+        </w:trPr>
+        <w:tc>
+          <w:tcPr>
+            <w:cnfStyle w:val="001000000000" w:firstRow="0" w:lastRow="0" w:firstColumn="1" w:lastColumn="0" w:oddVBand="0" w:evenVBand="0" w:oddHBand="0" w:evenHBand="0" w:firstRowFirstColumn="0" w:firstRowLastColumn="0" w:lastRowFirstColumn="0" w:lastRowLastColumn="0"/>
+            <w:tcW w:w="1191" w:type="dxa"/>
+            <w:vAlign w:val="center"/>
+          </w:tcPr>
+          <w:p>
+            <w:pPr>
+              <w:jc w:val="center"/>
+              <w:rPr>
+                <w:rFonts w:cstheme="majorBidi"/>
+                <w:sz w:val="18"/>
+                <w:szCs w:val="18"/>
+                <w:highlight w:val="magenta"/>
+              </w:rPr>
+            </w:pPr>
+            <w:r>
+              <w:rPr>
+                <w:rFonts w:cstheme="majorBidi"/>
+                <w:b w:val="0"/>
+                <w:bCs w:val="0"/>
+                <w:sz w:val="18"/>
+                <w:szCs w:val="18"/>
+                <w:highlight w:val="magenta"/>
+              </w:rPr>
+              <w:t>Edge filter</w:t>
+            </w:r>
+          </w:p>
+        </w:tc>
+        <w:tc>
+          <w:tcPr>
+            <w:tcW w:w="1701" w:type="dxa"/>
+          </w:tcPr>
+          <w:p>
+            <w:pPr>
+              <w:jc w:val="center"/>
+              <w:cnfStyle w:val="000000000000" w:firstRow="0" w:lastRow="0" w:firstColumn="0" w:lastColumn="0" w:oddVBand="0" w:evenVBand="0" w:oddHBand="0" w:evenHBand="0" w:firstRowFirstColumn="0" w:firstRowLastColumn="0" w:lastRowFirstColumn="0" w:lastRowLastColumn="0"/>
+              <w:rPr>
+                <w:rFonts w:ascii="Times New Roman" w:eastAsia="Yu Gothic" w:hAnsi="Times New Roman" w:cs="Times New Roman"/>
+                <w:iCs/>
+                <w:sz w:val="15"/>
+                <w:szCs w:val="15"/>
+                <w:highlight w:val="magenta"/>
+              </w:rPr>
+            </w:pPr>
+            <m:oMathPara>
+              <m:oMath>
+                <m:sSup>
+                  <m:sSupPr>
+                    <m:ctrlPr>
+                      <w:rPr>
+                        <w:rFonts w:ascii="Cambria Math" w:hAnsi="Cambria Math" w:cstheme="majorBidi"/>
+                        <w:iCs/>
+                        <w:sz w:val="15"/>
+                        <w:szCs w:val="15"/>
+                        <w:highlight w:val="magenta"/>
+                      </w:rPr>
+                    </m:ctrlPr>
+                  </m:sSupPr>
+                  <m:e>
+                    <m:r>
+                      <m:rPr>
+                        <m:sty m:val="p"/>
+                      </m:rPr>
+                      <w:rPr>
+                        <w:rFonts w:ascii="Cambria Math" w:hAnsi="Cambria Math" w:cstheme="majorBidi"/>
+                        <w:sz w:val="15"/>
+                        <w:szCs w:val="15"/>
+                        <w:highlight w:val="magenta"/>
+                      </w:rPr>
+                      <m:t>(</m:t>
+                    </m:r>
+                    <m:f>
+                      <m:fPr>
+                        <m:ctrlPr>
+                          <w:rPr>
+                            <w:rFonts w:ascii="Cambria Math" w:hAnsi="Cambria Math" w:cstheme="majorBidi"/>
+                            <w:iCs/>
+                            <w:sz w:val="15"/>
+                            <w:szCs w:val="15"/>
+                            <w:highlight w:val="magenta"/>
+                          </w:rPr>
+                        </m:ctrlPr>
+                      </m:fPr>
+                      <m:num>
+                        <m:r>
+                          <m:rPr>
+                            <m:sty m:val="p"/>
+                          </m:rPr>
+                          <w:rPr>
+                            <w:rFonts w:ascii="Cambria Math" w:hAnsi="Cambria Math" w:cstheme="majorBidi"/>
+                            <w:sz w:val="15"/>
+                            <w:szCs w:val="15"/>
+                            <w:highlight w:val="magenta"/>
+                          </w:rPr>
+                          <m:t>SbSe</m:t>
+                        </m:r>
+                      </m:num>
+                      <m:den>
+                        <m:r>
+                          <m:rPr>
+                            <m:sty m:val="p"/>
+                          </m:rPr>
+                          <w:rPr>
+                            <w:rFonts w:ascii="Cambria Math" w:hAnsi="Cambria Math" w:cstheme="majorBidi"/>
+                            <w:sz w:val="15"/>
+                            <w:szCs w:val="15"/>
+                            <w:highlight w:val="magenta"/>
+                          </w:rPr>
+                          <m:t>2</m:t>
+                        </m:r>
+                      </m:den>
+                    </m:f>
+                    <m:r>
+                      <m:rPr>
+                        <m:sty m:val="p"/>
+                      </m:rPr>
+                      <w:rPr>
+                        <w:rFonts w:ascii="Cambria Math" w:hAnsi="Cambria Math" w:cstheme="majorBidi"/>
+                        <w:sz w:val="15"/>
+                        <w:szCs w:val="15"/>
+                        <w:highlight w:val="magenta"/>
+                      </w:rPr>
+                      <m:t>/MgF/</m:t>
+                    </m:r>
+                    <m:f>
+                      <m:fPr>
+                        <m:ctrlPr>
+                          <w:rPr>
+                            <w:rFonts w:ascii="Cambria Math" w:hAnsi="Cambria Math" w:cstheme="majorBidi"/>
+                            <w:iCs/>
+                            <w:sz w:val="15"/>
+                            <w:szCs w:val="15"/>
+                            <w:highlight w:val="magenta"/>
+                          </w:rPr>
+                        </m:ctrlPr>
+                      </m:fPr>
+                      <m:num>
+                        <m:r>
+                          <m:rPr>
+                            <m:sty m:val="p"/>
+                          </m:rPr>
+                          <w:rPr>
+                            <w:rFonts w:ascii="Cambria Math" w:hAnsi="Cambria Math" w:cstheme="majorBidi"/>
+                            <w:sz w:val="15"/>
+                            <w:szCs w:val="15"/>
+                            <w:highlight w:val="magenta"/>
+                          </w:rPr>
+                          <m:t>SbSe</m:t>
+                        </m:r>
+                      </m:num>
+                      <m:den>
+                        <m:r>
+                          <m:rPr>
+                            <m:sty m:val="p"/>
+                          </m:rPr>
+                          <w:rPr>
+                            <w:rFonts w:ascii="Cambria Math" w:hAnsi="Cambria Math" w:cstheme="majorBidi"/>
+                            <w:sz w:val="15"/>
+                            <w:szCs w:val="15"/>
+                            <w:highlight w:val="magenta"/>
+                          </w:rPr>
+                          <m:t>2</m:t>
+                        </m:r>
+                      </m:den>
+                    </m:f>
+                    <m:r>
+                      <m:rPr>
+                        <m:sty m:val="p"/>
+                      </m:rPr>
+                      <w:rPr>
+                        <w:rFonts w:ascii="Cambria Math" w:hAnsi="Cambria Math" w:cstheme="majorBidi"/>
+                        <w:sz w:val="15"/>
+                        <w:szCs w:val="15"/>
+                        <w:highlight w:val="magenta"/>
+                      </w:rPr>
+                      <m:t>)</m:t>
+                    </m:r>
+                  </m:e>
+                  <m:sup>
+                    <m:r>
+                      <w:rPr>
+                        <w:rFonts w:ascii="Cambria Math" w:hAnsi="Cambria Math" w:cstheme="majorBidi"/>
+                        <w:sz w:val="15"/>
+                        <w:szCs w:val="15"/>
+                        <w:highlight w:val="magenta"/>
+                      </w:rPr>
+                      <m:t>3</m:t>
+                    </m:r>
+                  </m:sup>
+                </m:sSup>
+              </m:oMath>
+            </m:oMathPara>
+          </w:p>
+        </w:tc>
+        <w:tc>
+          <w:tcPr>
+            <w:tcW w:w="850" w:type="dxa"/>
+            <w:vAlign w:val="center"/>
+          </w:tcPr>
+          <w:p>
+            <w:pPr>
+              <w:jc w:val="right"/>
+              <w:cnfStyle w:val="000000000000" w:firstRow="0" w:lastRow="0" w:firstColumn="0" w:lastColumn="0" w:oddVBand="0" w:evenVBand="0" w:oddHBand="0" w:evenHBand="0" w:firstRowFirstColumn="0" w:firstRowLastColumn="0" w:lastRowFirstColumn="0" w:lastRowLastColumn="0"/>
+              <w:rPr>
+                <w:rFonts w:cstheme="majorBidi"/>
+                <w:sz w:val="18"/>
+                <w:szCs w:val="18"/>
+                <w:highlight w:val="magenta"/>
+              </w:rPr>
+            </w:pPr>
+            <w:r>
+              <w:rPr>
+                <w:rFonts w:cstheme="majorBidi"/>
+                <w:sz w:val="18"/>
+                <w:szCs w:val="18"/>
+                <w:highlight w:val="magenta"/>
+              </w:rPr>
+              <w:t>7</w:t>
+            </w:r>
+          </w:p>
+        </w:tc>
+        <w:tc>
+          <w:tcPr>
+            <w:tcW w:w="1077" w:type="dxa"/>
+          </w:tcPr>
+          <w:p>
+            <w:pPr>
+              <w:jc w:val="right"/>
+              <w:cnfStyle w:val="000000000000" w:firstRow="0" w:lastRow="0" w:firstColumn="0" w:lastColumn="0" w:oddVBand="0" w:evenVBand="0" w:oddHBand="0" w:evenHBand="0" w:firstRowFirstColumn="0" w:firstRowLastColumn="0" w:lastRowFirstColumn="0" w:lastRowLastColumn="0"/>
+              <w:rPr>
+                <w:rFonts w:cstheme="majorBidi"/>
+                <w:sz w:val="18"/>
+                <w:szCs w:val="18"/>
+                <w:highlight w:val="magenta"/>
+              </w:rPr>
+            </w:pPr>
+            <w:r>
+              <w:rPr>
+                <w:rFonts w:cstheme="majorBidi"/>
+                <w:sz w:val="18"/>
+                <w:szCs w:val="18"/>
+                <w:highlight w:val="magenta"/>
+              </w:rPr>
+              <w:t>148.5</w:t>
+            </w:r>
+          </w:p>
+        </w:tc>
+        <w:tc>
+          <w:tcPr>
+            <w:tcW w:w="1077" w:type="dxa"/>
+          </w:tcPr>
+          <w:p>
+            <w:pPr>
+              <w:jc w:val="right"/>
+              <w:cnfStyle w:val="000000000000" w:firstRow="0" w:lastRow="0" w:firstColumn="0" w:lastColumn="0" w:oddVBand="0" w:evenVBand="0" w:oddHBand="0" w:evenHBand="0" w:firstRowFirstColumn="0" w:firstRowLastColumn="0" w:lastRowFirstColumn="0" w:lastRowLastColumn="0"/>
+              <w:rPr>
+                <w:rFonts w:cstheme="majorBidi"/>
+                <w:sz w:val="18"/>
+                <w:szCs w:val="18"/>
+                <w:highlight w:val="magenta"/>
+              </w:rPr>
+            </w:pPr>
+            <w:r>
+              <w:rPr>
+                <w:rFonts w:cstheme="majorBidi"/>
+                <w:sz w:val="18"/>
+                <w:szCs w:val="18"/>
+                <w:highlight w:val="magenta"/>
+              </w:rPr>
+              <w:t>556.0</w:t>
+            </w:r>
+          </w:p>
+        </w:tc>
+        <w:tc>
+          <w:tcPr>
+            <w:tcW w:w="964" w:type="dxa"/>
+          </w:tcPr>
+          <w:p>
+            <w:pPr>
+              <w:jc w:val="right"/>
+              <w:cnfStyle w:val="000000000000" w:firstRow="0" w:lastRow="0" w:firstColumn="0" w:lastColumn="0" w:oddVBand="0" w:evenVBand="0" w:oddHBand="0" w:evenHBand="0" w:firstRowFirstColumn="0" w:firstRowLastColumn="0" w:lastRowFirstColumn="0" w:lastRowLastColumn="0"/>
+              <w:rPr>
+                <w:rFonts w:cstheme="majorBidi"/>
+                <w:sz w:val="18"/>
+                <w:szCs w:val="18"/>
+                <w:highlight w:val="magenta"/>
+              </w:rPr>
+            </w:pPr>
+            <w:r>
+              <w:rPr>
+                <w:rFonts w:cstheme="majorBidi"/>
+                <w:sz w:val="18"/>
+                <w:szCs w:val="18"/>
+                <w:highlight w:val="magenta"/>
+              </w:rPr>
+              <w:t>93.0</w:t>
+            </w:r>
+          </w:p>
+        </w:tc>
+        <w:tc>
+          <w:tcPr>
+            <w:tcW w:w="964" w:type="dxa"/>
+          </w:tcPr>
+          <w:p>
+            <w:pPr>
+              <w:jc w:val="right"/>
+              <w:cnfStyle w:val="000000000000" w:firstRow="0" w:lastRow="0" w:firstColumn="0" w:lastColumn="0" w:oddVBand="0" w:evenVBand="0" w:oddHBand="0" w:evenHBand="0" w:firstRowFirstColumn="0" w:firstRowLastColumn="0" w:lastRowFirstColumn="0" w:lastRowLastColumn="0"/>
+              <w:rPr>
+                <w:rFonts w:cstheme="majorBidi"/>
+                <w:sz w:val="18"/>
+                <w:szCs w:val="18"/>
+                <w:highlight w:val="magenta"/>
+              </w:rPr>
+            </w:pPr>
+            <w:r>
+              <w:rPr>
+                <w:rFonts w:cstheme="majorBidi"/>
+                <w:sz w:val="18"/>
+                <w:szCs w:val="18"/>
+                <w:highlight w:val="magenta"/>
+              </w:rPr>
+              <w:t>2.9</w:t>
+            </w:r>
+          </w:p>
+        </w:tc>
+        <w:tc>
+          <w:tcPr>
+            <w:tcW w:w="964" w:type="dxa"/>
+          </w:tcPr>
+          <w:p>
+            <w:pPr>
+              <w:jc w:val="right"/>
+              <w:cnfStyle w:val="000000000000" w:firstRow="0" w:lastRow="0" w:firstColumn="0" w:lastColumn="0" w:oddVBand="0" w:evenVBand="0" w:oddHBand="0" w:evenHBand="0" w:firstRowFirstColumn="0" w:firstRowLastColumn="0" w:lastRowFirstColumn="0" w:lastRowLastColumn="0"/>
+              <w:rPr>
+                <w:rFonts w:cstheme="majorBidi"/>
+                <w:sz w:val="18"/>
+                <w:szCs w:val="18"/>
+                <w:highlight w:val="magenta"/>
+              </w:rPr>
+            </w:pPr>
+            <w:r>
+              <w:rPr>
+                <w:rFonts w:cstheme="majorBidi"/>
+                <w:sz w:val="18"/>
+                <w:szCs w:val="18"/>
+                <w:highlight w:val="magenta"/>
+              </w:rPr>
+              <w:t>90.1</w:t>
             </w:r>
           </w:p>
         </w:tc>
@@ -28227,7 +28770,7 @@
                 <w:sz w:val="18"/>
                 <w:szCs w:val="18"/>
               </w:rPr>
-              <w:t>176.3</w:t>
+              <w:t>198.0</w:t>
             </w:r>
           </w:p>
         </w:tc>
@@ -28251,7 +28794,7 @@
                 <w:sz w:val="18"/>
                 <w:szCs w:val="18"/>
               </w:rPr>
-              <w:t>719.6</w:t>
+              <w:t>741.3</w:t>
             </w:r>
           </w:p>
         </w:tc>
@@ -28275,7 +28818,7 @@
                 <w:sz w:val="18"/>
                 <w:szCs w:val="18"/>
               </w:rPr>
-              <w:t>93.5</w:t>
+              <w:t>93.3</w:t>
             </w:r>
           </w:p>
         </w:tc>
@@ -28299,7 +28842,7 @@
                 <w:sz w:val="18"/>
                 <w:szCs w:val="18"/>
               </w:rPr>
-              <w:t>2.8</w:t>
+              <w:t>0.6</w:t>
             </w:r>
           </w:p>
         </w:tc>
@@ -28323,7 +28866,7 @@
                 <w:sz w:val="18"/>
                 <w:szCs w:val="18"/>
               </w:rPr>
-              <w:t>90.7</w:t>
+              <w:t>92.7</w:t>
             </w:r>
           </w:p>
         </w:tc>
@@ -28592,9 +29135,8 @@
                 <w:sz w:val="18"/>
                 <w:szCs w:val="18"/>
                 <w:highlight w:val="magenta"/>
-                <w:lang w:bidi="th-TH"/>
-              </w:rPr>
-              <w:t>220.3</w:t>
+              </w:rPr>
+              <w:t>247.5</w:t>
             </w:r>
           </w:p>
         </w:tc>
@@ -28620,7 +29162,7 @@
                 <w:szCs w:val="18"/>
                 <w:highlight w:val="magenta"/>
               </w:rPr>
-              <w:t>899.5</w:t>
+              <w:t>926.7</w:t>
             </w:r>
           </w:p>
         </w:tc>
@@ -28646,7 +29188,7 @@
                 <w:szCs w:val="18"/>
                 <w:highlight w:val="magenta"/>
               </w:rPr>
-              <w:t>95.3</w:t>
+              <w:t>93.5</w:t>
             </w:r>
           </w:p>
         </w:tc>
@@ -28672,7 +29214,7 @@
                 <w:szCs w:val="18"/>
                 <w:highlight w:val="magenta"/>
               </w:rPr>
-              <w:t>0.8</w:t>
+              <w:t>0.1</w:t>
             </w:r>
           </w:p>
         </w:tc>
@@ -28698,7 +29240,7 @@
                 <w:szCs w:val="18"/>
                 <w:highlight w:val="magenta"/>
               </w:rPr>
-              <w:t>94.5</w:t>
+              <w:t>93.4</w:t>
             </w:r>
           </w:p>
         </w:tc>
@@ -28939,10 +29481,8 @@
                 <w:rFonts w:cstheme="majorBidi"/>
                 <w:sz w:val="18"/>
                 <w:szCs w:val="18"/>
-                <w:cs/>
-                <w:lang w:bidi="th-TH"/>
-              </w:rPr>
-              <w:t>264.4</w:t>
+              </w:rPr>
+              <w:t>296.9</w:t>
             </w:r>
           </w:p>
         </w:tc>
@@ -28965,29 +29505,8 @@
                 <w:rFonts w:cstheme="majorBidi"/>
                 <w:sz w:val="18"/>
                 <w:szCs w:val="18"/>
-                <w:cs/>
-                <w:lang w:bidi="th-TH"/>
-              </w:rPr>
-              <w:t>1</w:t>
-            </w:r>
-            <w:r>
-              <w:rPr>
-                <w:rFonts w:cstheme="majorBidi"/>
-                <w:sz w:val="18"/>
-                <w:szCs w:val="18"/>
-                <w:lang w:bidi="th-TH"/>
-              </w:rPr>
-              <w:t>,</w:t>
-            </w:r>
-            <w:r>
-              <w:rPr>
-                <w:rFonts w:cstheme="majorBidi"/>
-                <w:sz w:val="18"/>
-                <w:szCs w:val="18"/>
-                <w:cs/>
-                <w:lang w:bidi="th-TH"/>
-              </w:rPr>
-              <w:t>079.4</w:t>
+              </w:rPr>
+              <w:t>1,112.0</w:t>
             </w:r>
           </w:p>
         </w:tc>
@@ -29010,10 +29529,8 @@
                 <w:rFonts w:cstheme="majorBidi"/>
                 <w:sz w:val="18"/>
                 <w:szCs w:val="18"/>
-                <w:cs/>
-                <w:lang w:bidi="th-TH"/>
-              </w:rPr>
-              <w:t>96.5</w:t>
+              </w:rPr>
+              <w:t>93.3</w:t>
             </w:r>
           </w:p>
         </w:tc>
@@ -29039,7 +29556,7 @@
                 <w:szCs w:val="18"/>
                 <w:lang w:bidi="th-TH"/>
               </w:rPr>
-              <w:t>0.3</w:t>
+              <w:t>0.0</w:t>
             </w:r>
           </w:p>
         </w:tc>
@@ -29062,10 +29579,8 @@
                 <w:rFonts w:cstheme="majorBidi"/>
                 <w:sz w:val="18"/>
                 <w:szCs w:val="18"/>
-                <w:cs/>
-                <w:lang w:bidi="th-TH"/>
-              </w:rPr>
-              <w:t>96.2</w:t>
+              </w:rPr>
+              <w:t>93.3</w:t>
             </w:r>
           </w:p>
         </w:tc>
@@ -29078,9 +29593,6 @@
           <w:tcPr>
             <w:cnfStyle w:val="001000000000" w:firstRow="0" w:lastRow="0" w:firstColumn="1" w:lastColumn="0" w:oddVBand="0" w:evenVBand="0" w:oddHBand="0" w:evenHBand="0" w:firstRowFirstColumn="0" w:firstRowLastColumn="0" w:lastRowFirstColumn="0" w:lastRowLastColumn="0"/>
             <w:tcW w:w="1191" w:type="dxa"/>
-            <w:tcBorders>
-              <w:bottom w:val="single" w:sz="8" w:space="0" w:color="000000" w:themeColor="text1"/>
-            </w:tcBorders>
             <w:vAlign w:val="center"/>
           </w:tcPr>
           <w:p>
@@ -29109,9 +29621,6 @@
         <w:tc>
           <w:tcPr>
             <w:tcW w:w="1701" w:type="dxa"/>
-            <w:tcBorders>
-              <w:bottom w:val="single" w:sz="8" w:space="0" w:color="000000" w:themeColor="text1"/>
-            </w:tcBorders>
           </w:tcPr>
           <w:p>
             <w:pPr>
@@ -29269,9 +29778,6 @@
         <w:tc>
           <w:tcPr>
             <w:tcW w:w="850" w:type="dxa"/>
-            <w:tcBorders>
-              <w:bottom w:val="single" w:sz="8" w:space="0" w:color="000000" w:themeColor="text1"/>
-            </w:tcBorders>
             <w:vAlign w:val="center"/>
           </w:tcPr>
           <w:p>
@@ -29301,9 +29807,6 @@
         <w:tc>
           <w:tcPr>
             <w:tcW w:w="1077" w:type="dxa"/>
-            <w:tcBorders>
-              <w:bottom w:val="single" w:sz="8" w:space="0" w:color="000000" w:themeColor="text1"/>
-            </w:tcBorders>
           </w:tcPr>
           <w:p>
             <w:pPr>
@@ -29321,19 +29824,15 @@
                 <w:rFonts w:cstheme="majorBidi"/>
                 <w:sz w:val="18"/>
                 <w:szCs w:val="18"/>
-                <w:cs/>
                 <w:lang w:bidi="th-TH"/>
               </w:rPr>
-              <w:t>352.5</w:t>
+              <w:t>395.9</w:t>
             </w:r>
           </w:p>
         </w:tc>
         <w:tc>
           <w:tcPr>
             <w:tcW w:w="1077" w:type="dxa"/>
-            <w:tcBorders>
-              <w:bottom w:val="single" w:sz="8" w:space="0" w:color="000000" w:themeColor="text1"/>
-            </w:tcBorders>
           </w:tcPr>
           <w:p>
             <w:pPr>
@@ -29351,38 +29850,15 @@
                 <w:rFonts w:cstheme="majorBidi"/>
                 <w:sz w:val="18"/>
                 <w:szCs w:val="18"/>
-                <w:cs/>
                 <w:lang w:bidi="th-TH"/>
               </w:rPr>
-              <w:t>1</w:t>
-            </w:r>
-            <w:r>
-              <w:rPr>
-                <w:rFonts w:cstheme="majorBidi"/>
-                <w:sz w:val="18"/>
-                <w:szCs w:val="18"/>
-                <w:lang w:bidi="th-TH"/>
-              </w:rPr>
-              <w:t>,</w:t>
-            </w:r>
-            <w:r>
-              <w:rPr>
-                <w:rFonts w:cstheme="majorBidi"/>
-                <w:sz w:val="18"/>
-                <w:szCs w:val="18"/>
-                <w:cs/>
-                <w:lang w:bidi="th-TH"/>
-              </w:rPr>
-              <w:t>439.3</w:t>
+              <w:t>1,482.7</w:t>
             </w:r>
           </w:p>
         </w:tc>
         <w:tc>
           <w:tcPr>
             <w:tcW w:w="964" w:type="dxa"/>
-            <w:tcBorders>
-              <w:bottom w:val="single" w:sz="8" w:space="0" w:color="000000" w:themeColor="text1"/>
-            </w:tcBorders>
           </w:tcPr>
           <w:p>
             <w:pPr>
@@ -29400,19 +29876,15 @@
                 <w:rFonts w:cstheme="majorBidi"/>
                 <w:sz w:val="18"/>
                 <w:szCs w:val="18"/>
-                <w:cs/>
                 <w:lang w:bidi="th-TH"/>
               </w:rPr>
-              <w:t>93.6</w:t>
+              <w:t>93.0</w:t>
             </w:r>
           </w:p>
         </w:tc>
         <w:tc>
           <w:tcPr>
             <w:tcW w:w="964" w:type="dxa"/>
-            <w:tcBorders>
-              <w:bottom w:val="single" w:sz="8" w:space="0" w:color="000000" w:themeColor="text1"/>
-            </w:tcBorders>
           </w:tcPr>
           <w:p>
             <w:pPr>
@@ -29430,7 +29902,6 @@
                 <w:rFonts w:cstheme="majorBidi"/>
                 <w:sz w:val="18"/>
                 <w:szCs w:val="18"/>
-                <w:cs/>
                 <w:lang w:bidi="th-TH"/>
               </w:rPr>
               <w:t>0.0</w:t>
@@ -29440,9 +29911,6 @@
         <w:tc>
           <w:tcPr>
             <w:tcW w:w="964" w:type="dxa"/>
-            <w:tcBorders>
-              <w:bottom w:val="single" w:sz="8" w:space="0" w:color="000000" w:themeColor="text1"/>
-            </w:tcBorders>
           </w:tcPr>
           <w:p>
             <w:pPr>
@@ -29460,10 +29928,9 @@
                 <w:rFonts w:cstheme="majorBidi"/>
                 <w:sz w:val="18"/>
                 <w:szCs w:val="18"/>
-                <w:cs/>
                 <w:lang w:bidi="th-TH"/>
               </w:rPr>
-              <w:t>93.6</w:t>
+              <w:t>93.0</w:t>
             </w:r>
           </w:p>
         </w:tc>
@@ -29500,7 +29967,6 @@
           <w:sz w:val="20"/>
         </w:rPr>
         <w:tab/>
-        <w:t>The transmittance</w:t>
       </w:r>
       <w:r>
         <w:rPr>
@@ -29510,7 +29976,15 @@
           <w:iCs w:val="0"/>
           <w:sz w:val="20"/>
         </w:rPr>
-        <w:t xml:space="preserve"> contrast</w:t>
+        <w:t>Figure 8 is a transmittance contrast (</w:t>
+      </w:r>
+      <w:r>
+        <w:rPr>
+          <w:rStyle w:val="Emphasis"/>
+          <w:rFonts w:cstheme="majorBidi"/>
+          <w:sz w:val="20"/>
+        </w:rPr>
+        <w:t>ΔT</w:t>
       </w:r>
       <w:r>
         <w:rPr>
@@ -29520,21 +29994,7 @@
           <w:iCs w:val="0"/>
           <w:sz w:val="20"/>
         </w:rPr>
-        <w:t xml:space="preserve"> (</w:t>
-      </w:r>
-      <w:r>
-        <w:rPr>
-          <w:rFonts w:cstheme="majorBidi"/>
-          <w:i/>
-          <w:iCs/>
-        </w:rPr>
-        <w:t>ΔT</w:t>
-      </w:r>
-      <w:r>
-        <w:rPr>
-          <w:rFonts w:cstheme="majorBidi"/>
-        </w:rPr>
-        <w:t>)</w:t>
+        <w:t xml:space="preserve">) comparison between </w:t>
       </w:r>
       <w:r>
         <w:rPr>
@@ -29544,7 +30004,7 @@
           <w:iCs w:val="0"/>
           <w:sz w:val="20"/>
         </w:rPr>
-        <w:t xml:space="preserve"> </w:t>
+        <w:t>the single-layer HWOT design and various</w:t>
       </w:r>
       <w:r>
         <w:rPr>
@@ -29554,7 +30014,7 @@
           <w:iCs w:val="0"/>
           <w:sz w:val="20"/>
         </w:rPr>
-        <w:t>between</w:t>
+        <w:t xml:space="preserve"> edge-filter design. </w:t>
       </w:r>
       <w:r>
         <w:rPr>
@@ -29564,11 +30024,51 @@
           <w:iCs w:val="0"/>
           <w:sz w:val="20"/>
         </w:rPr>
-        <w:t xml:space="preserve"> ON and OFF modes of some of the design is shown in Fig. 8</w:t>
-      </w:r>
-    </w:p>
-    <w:p>
-      <w:pPr>
+        <w:t xml:space="preserve">Even though all edge-filter designs have the same </w:t>
+      </w:r>
+      <w:r>
+        <w:rPr>
+          <w:i/>
+          <w:iCs/>
+        </w:rPr>
+        <w:t>λ</w:t>
+      </w:r>
+      <w:r>
+        <w:rPr>
+          <w:i/>
+          <w:iCs/>
+          <w:vertAlign w:val="subscript"/>
+        </w:rPr>
+        <w:t xml:space="preserve">0 </w:t>
+      </w:r>
+      <w:r>
+        <w:t xml:space="preserve">= 750 nm, not all designs have the highest </w:t>
+      </w:r>
+      <w:r>
+        <w:t>ΔT</w:t>
+      </w:r>
+      <w:r>
+        <w:t xml:space="preserve"> at the same wavelength. So, designs such as 5 unit-cells or 6 unit-cells can have </w:t>
+      </w:r>
+      <w:r>
+        <w:rPr>
+          <w:i/>
+          <w:iCs/>
+        </w:rPr>
+        <w:t>λ</w:t>
+      </w:r>
+      <w:r>
+        <w:rPr>
+          <w:i/>
+          <w:iCs/>
+          <w:vertAlign w:val="subscript"/>
+        </w:rPr>
+        <w:t>0</w:t>
+      </w:r>
+      <w:r>
+        <w:t xml:space="preserve"> lower to increase the contrast.</w:t>
+      </w:r>
+      <w:r>
         <w:rPr>
           <w:rStyle w:val="Emphasis"/>
           <w:rFonts w:cstheme="majorBidi"/>
@@ -29576,7 +30076,8 @@
           <w:iCs w:val="0"/>
           <w:sz w:val="20"/>
         </w:rPr>
-      </w:pPr>
+        <w:t xml:space="preserve"> </w:t>
+      </w:r>
       <w:r>
         <w:rPr>
           <w:rStyle w:val="Emphasis"/>
@@ -29584,9 +30085,265 @@
           <w:i w:val="0"/>
           <w:iCs w:val="0"/>
           <w:sz w:val="20"/>
+          <w:highlight w:val="yellow"/>
+        </w:rPr>
+        <w:t>Interestingly, there</w:t>
+      </w:r>
+      <w:r>
+        <w:rPr>
+          <w:rStyle w:val="Emphasis"/>
+          <w:rFonts w:cstheme="majorBidi"/>
+          <w:i w:val="0"/>
+          <w:iCs w:val="0"/>
+          <w:sz w:val="20"/>
+          <w:highlight w:val="yellow"/>
+        </w:rPr>
+        <w:t xml:space="preserve"> are</w:t>
+      </w:r>
+      <w:r>
+        <w:rPr>
+          <w:rStyle w:val="Emphasis"/>
+          <w:rFonts w:cstheme="majorBidi"/>
+          <w:i w:val="0"/>
+          <w:iCs w:val="0"/>
+          <w:sz w:val="20"/>
+          <w:highlight w:val="yellow"/>
+        </w:rPr>
+        <w:t xml:space="preserve"> only marginal improvements when increasing the number of unit cell above 3, a trade-off between optical performance and fabrication complication should also be considered.</w:t>
+      </w:r>
+    </w:p>
+    <w:p>
+      <w:pPr>
+        <w:rPr>
+          <w:rStyle w:val="Emphasis"/>
+          <w:rFonts w:cstheme="majorBidi"/>
+          <w:i w:val="0"/>
+          <w:iCs w:val="0"/>
+          <w:sz w:val="20"/>
+        </w:rPr>
+      </w:pPr>
+      <w:r>
+        <w:rPr>
+          <w:rFonts w:cstheme="majorBidi"/>
+          <w:noProof/>
+        </w:rPr>
+        <w:drawing>
+          <wp:inline distT="0" distB="0" distL="0" distR="0" wp14:anchorId="71FAEE2F" wp14:editId="13B4C4DD">
+            <wp:extent cx="5267960" cy="3350525"/>
+            <wp:effectExtent l="0" t="0" r="8890" b="2540"/>
+            <wp:docPr id="1776286140" name="Picture 2"/>
+            <wp:cNvGraphicFramePr>
+              <a:graphicFrameLocks xmlns:a="http://schemas.openxmlformats.org/drawingml/2006/main" noChangeAspect="1"/>
+            </wp:cNvGraphicFramePr>
+            <a:graphic xmlns:a="http://schemas.openxmlformats.org/drawingml/2006/main">
+              <a:graphicData uri="http://schemas.openxmlformats.org/drawingml/2006/picture">
+                <pic:pic xmlns:pic="http://schemas.openxmlformats.org/drawingml/2006/picture">
+                  <pic:nvPicPr>
+                    <pic:cNvPr id="1776286140" name="Picture 2"/>
+                    <pic:cNvPicPr/>
+                  </pic:nvPicPr>
+                  <pic:blipFill rotWithShape="1">
+                    <a:blip r:embed="rId16" cstate="print">
+                      <a:extLst>
+                        <a:ext uri="{28A0092B-C50C-407E-A947-70E740481C1C}">
+                          <a14:useLocalDpi xmlns:a14="http://schemas.microsoft.com/office/drawing/2010/main" val="0"/>
+                        </a:ext>
+                      </a:extLst>
+                    </a:blip>
+                    <a:srcRect l="4047" t="7036" r="4047" b="2036"/>
+                    <a:stretch>
+                      <a:fillRect/>
+                    </a:stretch>
+                  </pic:blipFill>
+                  <pic:spPr bwMode="auto">
+                    <a:xfrm>
+                      <a:off x="0" y="0"/>
+                      <a:ext cx="5268983" cy="3351176"/>
+                    </a:xfrm>
+                    <a:prstGeom prst="rect">
+                      <a:avLst/>
+                    </a:prstGeom>
+                    <a:ln>
+                      <a:noFill/>
+                    </a:ln>
+                    <a:extLst>
+                      <a:ext uri="{53640926-AAD7-44D8-BBD7-CCE9431645EC}">
+                        <a14:shadowObscured xmlns:a14="http://schemas.microsoft.com/office/drawing/2010/main"/>
+                      </a:ext>
+                    </a:extLst>
+                  </pic:spPr>
+                </pic:pic>
+              </a:graphicData>
+            </a:graphic>
+          </wp:inline>
+        </w:drawing>
+      </w:r>
+    </w:p>
+    <w:p>
+      <w:r>
+        <w:rPr>
+          <w:b/>
+          <w:bCs/>
+        </w:rPr>
+        <w:t>Fig.</w:t>
+      </w:r>
+      <w:r>
+        <w:rPr>
+          <w:b/>
+          <w:bCs/>
+        </w:rPr>
+        <w:t xml:space="preserve"> </w:t>
+      </w:r>
+      <w:r>
+        <w:rPr>
+          <w:rFonts w:cstheme="majorBidi"/>
+          <w:b/>
+          <w:bCs/>
+          <w:szCs w:val="20"/>
+          <w:lang w:bidi="th-TH"/>
+        </w:rPr>
+        <w:t>8</w:t>
+      </w:r>
+      <w:r>
+        <w:rPr>
+          <w:rFonts w:cstheme="majorBidi"/>
+          <w:b/>
+          <w:bCs/>
+          <w:szCs w:val="20"/>
+          <w:cs/>
+          <w:lang w:bidi="th-TH"/>
+        </w:rPr>
+        <w:t>.</w:t>
+      </w:r>
+      <w:r>
+        <w:t xml:space="preserve"> Transmittance contrast comparison of the design shown in Table 1. The reference wavelength (</w:t>
+      </w:r>
+      <w:r>
+        <w:rPr>
+          <w:i/>
+          <w:iCs/>
+        </w:rPr>
+        <w:t>λ</w:t>
+      </w:r>
+      <w:r>
+        <w:rPr>
+          <w:i/>
+          <w:iCs/>
+          <w:vertAlign w:val="subscript"/>
+        </w:rPr>
+        <w:t>0</w:t>
+      </w:r>
+      <w:r>
+        <w:t>)</w:t>
+      </w:r>
+      <w:r>
+        <w:t xml:space="preserve"> of the single-layer design is 1064 nm. All edge-filters designs have </w:t>
+      </w:r>
+      <w:r>
+        <w:rPr>
+          <w:i/>
+          <w:iCs/>
+        </w:rPr>
+        <w:t>λ</w:t>
+      </w:r>
+      <w:r>
+        <w:rPr>
+          <w:i/>
+          <w:iCs/>
+          <w:vertAlign w:val="subscript"/>
+        </w:rPr>
+        <w:t>0</w:t>
+      </w:r>
+      <w:r>
+        <w:rPr>
+          <w:i/>
+          <w:iCs/>
+        </w:rPr>
+        <w:t xml:space="preserve"> </w:t>
+      </w:r>
+      <w:r>
+        <w:t>= 750 nm.</w:t>
+      </w:r>
+    </w:p>
+    <w:p>
+      <w:pPr>
+        <w:rPr>
+          <w:rStyle w:val="Emphasis"/>
+          <w:i w:val="0"/>
+          <w:iCs w:val="0"/>
+          <w:sz w:val="20"/>
+        </w:rPr>
+      </w:pPr>
+    </w:p>
+    <w:p>
+      <w:pPr>
+        <w:rPr>
+          <w:rStyle w:val="Emphasis"/>
+          <w:rFonts w:cstheme="majorBidi"/>
+          <w:i w:val="0"/>
+          <w:iCs w:val="0"/>
+          <w:sz w:val="20"/>
+        </w:rPr>
+      </w:pPr>
+      <w:r>
+        <w:rPr>
+          <w:rStyle w:val="Emphasis"/>
+          <w:rFonts w:cstheme="majorBidi"/>
+          <w:i w:val="0"/>
+          <w:iCs w:val="0"/>
+          <w:sz w:val="20"/>
         </w:rPr>
         <w:tab/>
-        <w:t>The endurance and optical stability of a single-layer, two-layer and edge filter with N = 5 are shown in Fig. 9. Thickness of Sb</w:t>
+      </w:r>
+      <w:r>
+        <w:rPr>
+          <w:rStyle w:val="Emphasis"/>
+          <w:rFonts w:cstheme="majorBidi"/>
+          <w:i w:val="0"/>
+          <w:iCs w:val="0"/>
+          <w:sz w:val="20"/>
+        </w:rPr>
+        <w:t xml:space="preserve">The endurance and optical stability of a single-layer, and edge filter with </w:t>
+      </w:r>
+      <w:r>
+        <w:rPr>
+          <w:rStyle w:val="Emphasis"/>
+          <w:rFonts w:cstheme="majorBidi"/>
+          <w:i w:val="0"/>
+          <w:iCs w:val="0"/>
+          <w:sz w:val="20"/>
+        </w:rPr>
+        <w:t xml:space="preserve">number of unit cells </w:t>
+      </w:r>
+      <w:r>
+        <w:rPr>
+          <w:rStyle w:val="Emphasis"/>
+          <w:rFonts w:cstheme="majorBidi"/>
+          <w:i w:val="0"/>
+          <w:iCs w:val="0"/>
+          <w:sz w:val="20"/>
+        </w:rPr>
+        <w:t xml:space="preserve">N = </w:t>
+      </w:r>
+      <w:r>
+        <w:rPr>
+          <w:rStyle w:val="Emphasis"/>
+          <w:rFonts w:cstheme="majorBidi"/>
+          <w:i w:val="0"/>
+          <w:iCs w:val="0"/>
+          <w:sz w:val="20"/>
+        </w:rPr>
+        <w:t>4</w:t>
+      </w:r>
+      <w:r>
+        <w:rPr>
+          <w:rStyle w:val="Emphasis"/>
+          <w:rFonts w:cstheme="majorBidi"/>
+          <w:i w:val="0"/>
+          <w:iCs w:val="0"/>
+          <w:sz w:val="20"/>
+        </w:rPr>
+        <w:t xml:space="preserve"> are shown in Fig. 9. Thickness of Sb</w:t>
       </w:r>
       <w:r>
         <w:rPr>
@@ -29628,27 +30385,7 @@
           <w:iCs w:val="0"/>
           <w:sz w:val="20"/>
         </w:rPr>
-        <w:t xml:space="preserve"> used in single-layer design is 157 nm (HWOT) which is thicker than </w:t>
-      </w:r>
-      <w:r>
-        <w:rPr>
-          <w:rStyle w:val="Emphasis"/>
-          <w:rFonts w:cstheme="majorBidi"/>
-          <w:i w:val="0"/>
-          <w:iCs w:val="0"/>
-          <w:sz w:val="20"/>
-        </w:rPr>
-        <w:t>79 nm (QWOT)</w:t>
-      </w:r>
-      <w:r>
-        <w:rPr>
-          <w:rStyle w:val="Emphasis"/>
-          <w:rFonts w:cstheme="majorBidi"/>
-          <w:i w:val="0"/>
-          <w:iCs w:val="0"/>
-          <w:sz w:val="20"/>
-        </w:rPr>
-        <w:t xml:space="preserve"> used in a two-layer SbSe/TiO design. </w:t>
+        <w:t xml:space="preserve"> used in single-layer design is 157 nm (HWOT) which is thicker than 79 nm (QWOT) used in a two-layer SbSe/TiO design. </w:t>
       </w:r>
       <w:r>
         <w:rPr>
@@ -29711,7 +30448,18 @@
           <w:iCs w:val="0"/>
           <w:sz w:val="20"/>
         </w:rPr>
-        <w:t xml:space="preserve"> is segmented into a thinner layer in an edge-filter design, its optical stability is still comparable, even though the overall Sb</w:t>
+        <w:t xml:space="preserve"> is </w:t>
+      </w:r>
+      <w:r>
+        <w:rPr>
+          <w:rStyle w:val="Emphasis"/>
+          <w:rFonts w:cstheme="majorBidi"/>
+          <w:i w:val="0"/>
+          <w:iCs w:val="0"/>
+          <w:sz w:val="20"/>
+        </w:rPr>
+        <w:lastRenderedPageBreak/>
+        <w:t>segmented into a thinner layer in an edge-filter design, its optical stability is still comparable, even though the overall Sb</w:t>
       </w:r>
       <w:r>
         <w:rPr>
@@ -29761,32 +30509,87 @@
         <w:pStyle w:val="Heading2"/>
       </w:pPr>
       <w:r>
-        <w:t>4.</w:t>
-      </w:r>
-      <w:r>
-        <w:t>2</w:t>
-      </w:r>
-      <w:r>
-        <w:t xml:space="preserve"> </w:t>
-      </w:r>
-      <w:r>
-        <w:t>532</w:t>
-      </w:r>
-      <w:r>
-        <w:t>-nm optical limiters</w:t>
+        <w:t xml:space="preserve">4.2 532-nm </w:t>
+      </w:r>
+      <w:r>
+        <w:t>optical</w:t>
+      </w:r>
+      <w:r>
+        <w:t xml:space="preserve"> limiters</w:t>
       </w:r>
     </w:p>
     <w:p>
       <w:pPr>
         <w:rPr>
           <w:rStyle w:val="Emphasis"/>
-          <w:rFonts w:ascii="Arial" w:hAnsi="Arial"/>
+          <w:rFonts w:cstheme="majorBidi"/>
+          <w:i w:val="0"/>
+          <w:iCs w:val="0"/>
+          <w:sz w:val="20"/>
+        </w:rPr>
+      </w:pPr>
+      <w:r>
+        <w:rPr>
+          <w:rStyle w:val="Emphasis"/>
+          <w:rFonts w:cstheme="majorBidi"/>
+          <w:i w:val="0"/>
+          <w:iCs w:val="0"/>
+          <w:sz w:val="20"/>
+        </w:rPr>
+        <w:t xml:space="preserve">The </w:t>
+      </w:r>
+      <w:r>
+        <w:rPr>
+          <w:rStyle w:val="Emphasis"/>
+          <w:rFonts w:cstheme="majorBidi"/>
+          <w:i w:val="0"/>
+          <w:iCs w:val="0"/>
+          <w:sz w:val="20"/>
+        </w:rPr>
+        <w:t>complex refractive index of Sb</w:t>
+      </w:r>
+      <w:r>
+        <w:rPr>
+          <w:rStyle w:val="Emphasis"/>
+          <w:rFonts w:cstheme="majorBidi"/>
           <w:i w:val="0"/>
           <w:iCs w:val="0"/>
           <w:sz w:val="20"/>
           <w:vertAlign w:val="subscript"/>
         </w:rPr>
-      </w:pPr>
+        <w:t>2</w:t>
+      </w:r>
+      <w:r>
+        <w:rPr>
+          <w:rStyle w:val="Emphasis"/>
+          <w:rFonts w:cstheme="majorBidi"/>
+          <w:i w:val="0"/>
+          <w:iCs w:val="0"/>
+          <w:sz w:val="20"/>
+        </w:rPr>
+        <w:t>Se</w:t>
+      </w:r>
+      <w:r>
+        <w:rPr>
+          <w:rStyle w:val="Emphasis"/>
+          <w:rFonts w:cstheme="majorBidi"/>
+          <w:i w:val="0"/>
+          <w:iCs w:val="0"/>
+          <w:sz w:val="20"/>
+          <w:vertAlign w:val="subscript"/>
+        </w:rPr>
+        <w:t>3</w:t>
+      </w:r>
+      <w:r>
+        <w:rPr>
+          <w:rStyle w:val="Emphasis"/>
+          <w:rFonts w:cstheme="majorBidi"/>
+          <w:i w:val="0"/>
+          <w:iCs w:val="0"/>
+          <w:sz w:val="20"/>
+        </w:rPr>
+        <w:t xml:space="preserve"> at 532 nm is </w:t>
+      </w:r>
     </w:p>
     <w:p>
       <w:pPr>
@@ -29850,18 +30653,6 @@
     </w:p>
     <w:p>
       <w:r>
-        <w:tab/>
-        <w:t>For a 1064-nm optical limiters, a simple QWOT-design already satisfy anti-reflection conditions, it’s also the smallest design. For a broader operating range in the IR spectrum, the XXX design has</w:t>
-      </w:r>
-      <w:r>
-        <w:t>…</w:t>
-      </w:r>
-    </w:p>
-    <w:p>
-      <w:r>
-        <w:tab/>
-      </w:r>
-      <w:r>
         <w:t>The edge filter design use Sb</w:t>
       </w:r>
       <w:r>
@@ -29880,7 +30671,28 @@
         <w:t>3</w:t>
       </w:r>
       <w:r>
-        <w:t xml:space="preserve"> in many layers, which could complicated phase switching methods. If we use laser as switching method, the phase transition of each </w:t>
+        <w:t xml:space="preserve"> in </w:t>
+      </w:r>
+      <w:r>
+        <w:rPr>
+          <w:lang w:val="en-US" w:bidi="th-TH"/>
+        </w:rPr>
+        <w:t>multiple</w:t>
+      </w:r>
+      <w:r>
+        <w:t xml:space="preserve"> layers, which could complicated phase switching methods. </w:t>
+      </w:r>
+      <w:r>
+        <w:t>For example, if</w:t>
+      </w:r>
+      <w:r>
+        <w:t xml:space="preserve"> we use laser as switching method, the phase transition of </w:t>
+      </w:r>
+      <w:r>
+        <w:t>every</w:t>
+      </w:r>
+      <w:r>
+        <w:t xml:space="preserve"> </w:t>
       </w:r>
       <w:r>
         <w:t>Sb</w:t>
@@ -29907,7 +30719,19 @@
         <w:t>layer</w:t>
       </w:r>
       <w:r>
-        <w:t xml:space="preserve"> is not simultaneous, such that the transmission contrast will increase in a gradual sense, this effect can be seen in </w:t>
+        <w:t xml:space="preserve"> is not simultaneous, such that the transmission contrast will increase in a gradual sense</w:t>
+      </w:r>
+      <w:r>
+        <w:t>.</w:t>
+      </w:r>
+      <w:r>
+        <w:t xml:space="preserve"> </w:t>
+      </w:r>
+      <w:r>
+        <w:t>T</w:t>
+      </w:r>
+      <w:r>
+        <w:t xml:space="preserve">his effect can be seen in </w:t>
       </w:r>
       <w:r>
         <w:fldChar w:fldCharType="begin"/>
@@ -29928,7 +30752,13 @@
         <w:fldChar w:fldCharType="end"/>
       </w:r>
       <w:r>
-        <w:t xml:space="preserve">’s work, their self-activating optical limiter use </w:t>
+        <w:t>’s work, their self-activating optical limiter use</w:t>
+      </w:r>
+      <w:r>
+        <w:t xml:space="preserve"> the same long-pass edge-filter</w:t>
+      </w:r>
+      <w:r>
+        <w:t xml:space="preserve"> </w:t>
       </w:r>
       <m:oMath>
         <m:sSup>
@@ -30026,7 +30856,7 @@
         </m:sSup>
       </m:oMath>
       <w:r>
-        <w:t xml:space="preserve"> unit cells design but use GST as PCM instead of Sb</w:t>
+        <w:t xml:space="preserve"> design but use GST instead of Sb</w:t>
       </w:r>
       <w:r>
         <w:rPr>
@@ -30044,53 +30874,49 @@
         <w:t>3</w:t>
       </w:r>
       <w:r>
-        <w:t>, their experimental result shows that the switching of GST is done layer-by-layer in a sequence determined by the changing optical field distribution and the thermal crosstalk between layers.</w:t>
+        <w:t xml:space="preserve"> as H layer, and SiO</w:t>
+      </w:r>
+      <w:r>
+        <w:rPr>
+          <w:vertAlign w:val="subscript"/>
+        </w:rPr>
+        <w:t>2</w:t>
+      </w:r>
+      <w:r>
+        <w:t xml:space="preserve"> as L layer.</w:t>
+      </w:r>
+      <w:r>
+        <w:t xml:space="preserve"> </w:t>
+      </w:r>
+      <w:r>
+        <w:t>T</w:t>
+      </w:r>
+      <w:r>
+        <w:t>heir experimental result shows that the switching of GST</w:t>
+      </w:r>
+      <w:r>
+        <w:t>s</w:t>
+      </w:r>
+      <w:r>
+        <w:t xml:space="preserve"> </w:t>
+      </w:r>
+      <w:r>
+        <w:t>is</w:t>
+      </w:r>
+      <w:r>
+        <w:t xml:space="preserve"> done layer-by-layer in a sequence </w:t>
+      </w:r>
+      <w:r>
+        <w:t xml:space="preserve">that’s </w:t>
+      </w:r>
+      <w:r>
+        <w:t>determined by the changing optical field distribution and the thermal crosstalk between layers.</w:t>
       </w:r>
     </w:p>
     <w:p>
       <w:r>
         <w:tab/>
-        <w:t xml:space="preserve">A quick and simple optimization, such as the one found in OpenFilters </w:t>
-      </w:r>
-      <w:r>
-        <w:fldChar w:fldCharType="begin"/>
-      </w:r>
-      <w:r>
-        <w:instrText xml:space="preserve"> ADDIN EN.CITE &lt;EndNote&gt;&lt;Cite&gt;&lt;Author&gt;Larouche&lt;/Author&gt;&lt;Year&gt;2008&lt;/Year&gt;&lt;RecNum&gt;101&lt;/RecNum&gt;&lt;DisplayText&gt;[53]&lt;/DisplayText&gt;&lt;record&gt;&lt;rec-number&gt;101&lt;/rec-number&gt;&lt;foreign-keys&gt;&lt;key app="EN" db-id="v920pft06rp9dbex2ap500x99x5rrtswxzss" timestamp="1776935415"&gt;101&lt;/key&gt;&lt;/foreign-keys&gt;&lt;ref-type name="Journal Article"&gt;17&lt;/ref-type&gt;&lt;contributors&gt;&lt;authors&gt;&lt;author&gt;Larouche, Stéphane&lt;/author&gt;&lt;author&gt;Martinu, Ludvik&lt;/author&gt;&lt;/authors&gt;&lt;/contributors&gt;&lt;titles&gt;&lt;title&gt;OpenFilters: open-source software for the design, optimization, and synthesis of optical filters&lt;/title&gt;&lt;secondary-title&gt;Applied Optics&lt;/secondary-title&gt;&lt;alt-title&gt;Appl. Opt.&lt;/alt-title&gt;&lt;/titles&gt;&lt;periodical&gt;&lt;full-title&gt;Applied Optics&lt;/full-title&gt;&lt;abbr-1&gt;Appl. Opt.&lt;/abbr-1&gt;&lt;/periodical&gt;&lt;alt-periodical&gt;&lt;full-title&gt;Applied Optics&lt;/full-title&gt;&lt;abbr-1&gt;Appl. Opt.&lt;/abbr-1&gt;&lt;/alt-periodical&gt;&lt;pages&gt;C219-C230&lt;/pages&gt;&lt;volume&gt;47&lt;/volume&gt;&lt;number&gt;13&lt;/number&gt;&lt;keywords&gt;&lt;keyword&gt;Thin films&lt;/keyword&gt;&lt;keyword&gt;Interference coatings&lt;/keyword&gt;&lt;keyword&gt;Multilayer design&lt;/keyword&gt;&lt;keyword&gt;Refinement and synthesis methods&lt;/keyword&gt;&lt;keyword&gt;Theory and design&lt;/keyword&gt;&lt;keyword&gt;Effective medium theory&lt;/keyword&gt;&lt;keyword&gt;Fourier transforms&lt;/keyword&gt;&lt;keyword&gt;Interference filters&lt;/keyword&gt;&lt;keyword&gt;Optical filters&lt;/keyword&gt;&lt;keyword&gt;Refractive index&lt;/keyword&gt;&lt;keyword&gt;Synthesis methods&lt;/keyword&gt;&lt;/keywords&gt;&lt;dates&gt;&lt;year&gt;2008&lt;/year&gt;&lt;pub-dates&gt;&lt;date&gt;2008/05/01&lt;/date&gt;&lt;/pub-dates&gt;&lt;/dates&gt;&lt;publisher&gt;Optica Publishing Group&lt;/publisher&gt;&lt;urls&gt;&lt;related-urls&gt;&lt;url&gt;https://opg.optica.org/ao/abstract.cfm?URI=ao-47-13-C219&lt;/url&gt;&lt;/related-urls&gt;&lt;/urls&gt;&lt;electronic-resource-num&gt;10.1364/AO.47.00C219&lt;/electronic-resource-num&gt;&lt;/record&gt;&lt;/Cite&gt;&lt;/EndNote&gt;</w:instrText>
-      </w:r>
-      <w:r>
-        <w:fldChar w:fldCharType="separate"/>
-      </w:r>
-      <w:r>
-        <w:rPr>
-          <w:noProof/>
-        </w:rPr>
-        <w:t>[53]</w:t>
-      </w:r>
-      <w:r>
-        <w:fldChar w:fldCharType="end"/>
-      </w:r>
-      <w:r>
-        <w:t xml:space="preserve"> can stabilize the transmission</w:t>
-      </w:r>
-    </w:p>
-    <w:p/>
-    <w:p/>
-    <w:p>
-      <w:r>
-        <w:tab/>
-      </w:r>
-      <w:r>
-        <w:t>For a self-activating optical limiter</w:t>
-      </w:r>
-      <w:r>
-        <w:t xml:space="preserve"> at 532 nm</w:t>
-      </w:r>
-      <w:r>
-        <w:t xml:space="preserve">, </w:t>
-      </w:r>
-      <w:r>
-        <w:t>resonance can be restored with asymmetrical designs. Asymmetrical cavity designs required thinner Sb</w:t>
+        <w:t>When compare 1064-nm optical limiter made from Sb</w:t>
       </w:r>
       <w:r>
         <w:rPr>
@@ -30108,97 +30934,34 @@
         <w:t>3</w:t>
       </w:r>
       <w:r>
-        <w:t xml:space="preserve">. Which should prevent partial phase-transition described in </w:t>
-      </w:r>
-      <w:r>
-        <w:fldChar w:fldCharType="begin"/>
-      </w:r>
-      <w:r>
-        <w:instrText xml:space="preserve"> ADDIN EN.CITE &lt;EndNote&gt;&lt;Cite&gt;&lt;Author&gt;Lawson&lt;/Author&gt;&lt;Year&gt;2023&lt;/Year&gt;&lt;RecNum&gt;60&lt;/RecNum&gt;&lt;DisplayText&gt;[32]&lt;/DisplayText&gt;&lt;record&gt;&lt;rec-number&gt;60&lt;/rec-number&gt;&lt;foreign-keys&gt;&lt;key app="EN" db-id="v920pft06rp9dbex2ap500x99x5rrtswxzss" timestamp="1768052911" guid="c8950606-4fdd-411c-9882-492341aa05f3"&gt;60&lt;/key&gt;&lt;/foreign-keys&gt;&lt;ref-type name="Journal Article"&gt;17&lt;/ref-type&gt;&lt;contributors&gt;&lt;authors&gt;&lt;author&gt;Lawson, Daniel&lt;/author&gt;&lt;author&gt;Blundell, Sophie&lt;/author&gt;&lt;author&gt;Ebert, Martin&lt;/author&gt;&lt;author&gt;Muskens, Otto L.&lt;/author&gt;&lt;author&gt;Zeimpekis, Ioannis&lt;/author&gt;&lt;/authors&gt;&lt;/contributors&gt;&lt;titles&gt;&lt;title&gt;Optical switching beyond a million cycles of low-loss phase change material Sb2Se3&lt;/title&gt;&lt;secondary-title&gt;Optical Materials Express&lt;/secondary-title&gt;&lt;/titles&gt;&lt;periodical&gt;&lt;full-title&gt;Optical Materials Express&lt;/full-title&gt;&lt;abbr-1&gt;Opt. Mater. Express&lt;/abbr-1&gt;&lt;/periodical&gt;&lt;volume&gt;14&lt;/volume&gt;&lt;number&gt;1&lt;/number&gt;&lt;section&gt;22&lt;/section&gt;&lt;dates&gt;&lt;year&gt;2023&lt;/year&gt;&lt;/dates&gt;&lt;isbn&gt;2159-3930&lt;/isbn&gt;&lt;urls&gt;&lt;/urls&gt;&lt;electronic-resource-num&gt;10.1364/ome.509434&lt;/electronic-resource-num&gt;&lt;/record&gt;&lt;/Cite&gt;&lt;/EndNote&gt;</w:instrText>
-      </w:r>
-      <w:r>
-        <w:fldChar w:fldCharType="separate"/>
-      </w:r>
-      <w:r>
-        <w:rPr>
-          <w:noProof/>
-        </w:rPr>
-        <w:t>[32]</w:t>
-      </w:r>
-      <w:r>
-        <w:fldChar w:fldCharType="end"/>
-      </w:r>
-      <w:r>
-        <w:t>. T</w:t>
-      </w:r>
-      <w:r>
-        <w:t xml:space="preserve">he question </w:t>
-      </w:r>
-      <w:r>
-        <w:t xml:space="preserve">then </w:t>
-      </w:r>
-      <w:r>
-        <w:t>becomes</w:t>
-      </w:r>
-      <w:r>
-        <w:t xml:space="preserve"> </w:t>
-      </w:r>
-      <w:r>
-        <w:t>‘</w:t>
-      </w:r>
-      <w:r>
-        <w:t xml:space="preserve">at what threshold of </w:t>
-      </w:r>
-      <w:r>
-        <w:t>laser</w:t>
-      </w:r>
-      <w:r>
-        <w:t xml:space="preserve"> intensity will the optical limiter </w:t>
-      </w:r>
-      <w:r>
-        <w:t xml:space="preserve">be </w:t>
-      </w:r>
-      <w:r>
-        <w:t>turned off? If the threshold is low, then the device need</w:t>
-      </w:r>
-      <w:r>
-        <w:t>s</w:t>
-      </w:r>
-      <w:r>
-        <w:t xml:space="preserve"> to have more absorptivity in </w:t>
-      </w:r>
-      <w:r>
-        <w:t>the</w:t>
-      </w:r>
-      <w:r>
-        <w:t xml:space="preserve"> ON mode</w:t>
-      </w:r>
-      <w:r>
-        <w:t xml:space="preserve">. But if the threshold is high, then the absorptivity in the ON mode </w:t>
-      </w:r>
-      <w:r>
-        <w:t xml:space="preserve">does </w:t>
-      </w:r>
-      <w:r>
-        <w:t>not need to be as high.</w:t>
-      </w:r>
-      <w:r>
-        <w:t xml:space="preserve"> Its absorptivity in the OFF mode is also </w:t>
-      </w:r>
-      <w:r>
-        <w:t>important;</w:t>
-      </w:r>
-      <w:r>
-        <w:t xml:space="preserve"> it ideally should be as high as possible</w:t>
-      </w:r>
-      <w:r>
-        <w:t xml:space="preserve"> since it need to be re-amorphized at an even higher temperature to return </w:t>
-      </w:r>
-      <w:r>
-        <w:t xml:space="preserve">the device </w:t>
-      </w:r>
-      <w:r>
-        <w:t>from OFF to ON mode. Would a volatile-type PCM be more suitable for self-activating optical limiter?</w:t>
+        <w:t xml:space="preserve"> to other PCMs, such as GST, GSST or VO</w:t>
+      </w:r>
+      <w:r>
+        <w:rPr>
+          <w:vertAlign w:val="subscript"/>
+        </w:rPr>
+        <w:t>2</w:t>
+      </w:r>
+      <w:r>
+        <w:t>, Sb</w:t>
+      </w:r>
+      <w:r>
+        <w:rPr>
+          <w:vertAlign w:val="subscript"/>
+        </w:rPr>
+        <w:t>2</w:t>
+      </w:r>
+      <w:r>
+        <w:t>Se</w:t>
+      </w:r>
+      <w:r>
+        <w:rPr>
+          <w:vertAlign w:val="subscript"/>
+        </w:rPr>
+        <w:t>3</w:t>
+      </w:r>
+      <w:r>
+        <w:t>-based optical limiter still has the best overall transmittance contrast, as shown in Fig. XX.</w:t>
       </w:r>
     </w:p>
     <w:p>
@@ -30206,7 +30969,52 @@
         <w:tab/>
       </w:r>
       <w:r>
-        <w:t>Finite Element Method (FEM)</w:t>
+        <w:t>The backside reflection from substrate causes slight increase in reflectance. This is because light reflected</w:t>
+      </w:r>
+      <w:r>
+        <w:t xml:space="preserve"> when exiting</w:t>
+      </w:r>
+      <w:r>
+        <w:t xml:space="preserve"> from substrate-air interface </w:t>
+      </w:r>
+      <w:r>
+        <w:t>(R</w:t>
+      </w:r>
+      <w:r>
+        <w:rPr>
+          <w:vertAlign w:val="subscript"/>
+        </w:rPr>
+        <w:t>b</w:t>
+      </w:r>
+      <w:r>
+        <w:t>) would interfere with light reflected from each film layer</w:t>
+      </w:r>
+      <w:r>
+        <w:t xml:space="preserve"> such as (R</w:t>
+      </w:r>
+      <w:r>
+        <w:rPr>
+          <w:vertAlign w:val="subscript"/>
+        </w:rPr>
+        <w:t>1</w:t>
+      </w:r>
+      <w:r>
+        <w:t>, R</w:t>
+      </w:r>
+      <w:r>
+        <w:rPr>
+          <w:vertAlign w:val="subscript"/>
+        </w:rPr>
+        <w:t>2</w:t>
+      </w:r>
+      <w:r>
+        <w:t>, etc.). This effect can be reduced by applying translucent adhesive tape</w:t>
+      </w:r>
+      <w:r>
+        <w:t xml:space="preserve"> to the backside of the substrate</w:t>
+      </w:r>
+      <w:r>
+        <w:t xml:space="preserve"> which will scatter light entered instead</w:t>
       </w:r>
       <w:r>
         <w:t xml:space="preserve"> </w:t>
@@ -30215,7 +31023,7 @@
         <w:fldChar w:fldCharType="begin"/>
       </w:r>
       <w:r>
-        <w:instrText xml:space="preserve"> ADDIN EN.CITE &lt;EndNote&gt;&lt;Cite&gt;&lt;Author&gt;Ling&lt;/Author&gt;&lt;Year&gt;2025&lt;/Year&gt;&lt;RecNum&gt;99&lt;/RecNum&gt;&lt;DisplayText&gt;[6]&lt;/DisplayText&gt;&lt;record&gt;&lt;rec-number&gt;99&lt;/rec-number&gt;&lt;foreign-keys&gt;&lt;key app="EN" db-id="v920pft06rp9dbex2ap500x99x5rrtswxzss" timestamp="1776763538"&gt;99&lt;/key&gt;&lt;/foreign-keys&gt;&lt;ref-type name="Journal Article"&gt;17&lt;/ref-type&gt;&lt;contributors&gt;&lt;authors&gt;&lt;author&gt;Ling, Xiulan&lt;/author&gt;&lt;author&gt;Pang, Xinyue&lt;/author&gt;&lt;author&gt;Chen, Xubin&lt;/author&gt;&lt;author&gt;Shao, Zhichong&lt;/author&gt;&lt;/authors&gt;&lt;/contributors&gt;&lt;titles&gt;&lt;title&gt;Broadband mid-infrared optical limiter based on&amp;amp;#x00A0;vanadium dioxide phase transition&lt;/title&gt;&lt;secondary-title&gt;Journal of the Optical Society of America B&lt;/secondary-title&gt;&lt;alt-title&gt;J. Opt. Soc. Am. B&lt;/alt-title&gt;&lt;/titles&gt;&lt;periodical&gt;&lt;full-title&gt;Journal of the Optical Society of America B&lt;/full-title&gt;&lt;abbr-1&gt;J. Opt. Soc. Am. B&lt;/abbr-1&gt;&lt;/periodical&gt;&lt;alt-periodical&gt;&lt;full-title&gt;Journal of the Optical Society of America B&lt;/full-title&gt;&lt;abbr-1&gt;J. Opt. Soc. Am. B&lt;/abbr-1&gt;&lt;/alt-periodical&gt;&lt;pages&gt;2062-2067&lt;/pages&gt;&lt;volume&gt;42&lt;/volume&gt;&lt;number&gt;9&lt;/number&gt;&lt;keywords&gt;&lt;keyword&gt;Finite element method&lt;/keyword&gt;&lt;keyword&gt;High power lasers&lt;/keyword&gt;&lt;keyword&gt;Nonlinear absorption&lt;/keyword&gt;&lt;keyword&gt;Optical limiting&lt;/keyword&gt;&lt;keyword&gt;Optical properties&lt;/keyword&gt;&lt;keyword&gt;Thin films&lt;/keyword&gt;&lt;/keywords&gt;&lt;dates&gt;&lt;year&gt;2025&lt;/year&gt;&lt;pub-dates&gt;&lt;date&gt;2025/09/01&lt;/date&gt;&lt;/pub-dates&gt;&lt;/dates&gt;&lt;publisher&gt;Optica Publishing Group&lt;/publisher&gt;&lt;urls&gt;&lt;related-urls&gt;&lt;url&gt;https://opg.optica.org/josab/abstract.cfm?URI=josab-42-9-2062&lt;/url&gt;&lt;/related-urls&gt;&lt;/urls&gt;&lt;electronic-resource-num&gt;10.1364/JOSAB.569492&lt;/electronic-resource-num&gt;&lt;/record&gt;&lt;/Cite&gt;&lt;/EndNote&gt;</w:instrText>
+        <w:instrText xml:space="preserve"> ADDIN EN.CITE &lt;EndNote&gt;&lt;Cite&gt;&lt;Author&gt;Synowicki&lt;/Author&gt;&lt;Year&gt;2008&lt;/Year&gt;&lt;RecNum&gt;104&lt;/RecNum&gt;&lt;DisplayText&gt;[53]&lt;/DisplayText&gt;&lt;record&gt;&lt;rec-number&gt;104&lt;/rec-number&gt;&lt;foreign-keys&gt;&lt;key app="EN" db-id="v920pft06rp9dbex2ap500x99x5rrtswxzss" timestamp="1779361691"&gt;104&lt;/key&gt;&lt;/foreign-keys&gt;&lt;ref-type name="Journal Article"&gt;17&lt;/ref-type&gt;&lt;contributors&gt;&lt;authors&gt;&lt;author&gt;Synowicki, R.&lt;/author&gt;&lt;/authors&gt;&lt;/contributors&gt;&lt;titles&gt;&lt;title&gt;Suppression of backside reflections from transparent substrates&lt;/title&gt;&lt;secondary-title&gt;physica status solidi (c)&lt;/secondary-title&gt;&lt;/titles&gt;&lt;periodical&gt;&lt;full-title&gt;physica status solidi (c)&lt;/full-title&gt;&lt;/periodical&gt;&lt;pages&gt;1085-1088&lt;/pages&gt;&lt;volume&gt;5&lt;/volume&gt;&lt;dates&gt;&lt;year&gt;2008&lt;/year&gt;&lt;pub-dates&gt;&lt;date&gt;05/01&lt;/date&gt;&lt;/pub-dates&gt;&lt;/dates&gt;&lt;urls&gt;&lt;/urls&gt;&lt;electronic-resource-num&gt;10.1002/pssc.200777873&lt;/electronic-resource-num&gt;&lt;/record&gt;&lt;/Cite&gt;&lt;/EndNote&gt;</w:instrText>
       </w:r>
       <w:r>
         <w:fldChar w:fldCharType="separate"/>
@@ -30224,46 +31032,401 @@
         <w:rPr>
           <w:noProof/>
         </w:rPr>
-        <w:t>[6]</w:t>
+        <w:t>[53]</w:t>
       </w:r>
       <w:r>
         <w:fldChar w:fldCharType="end"/>
+      </w:r>
+      <w:r>
+        <w:t>.</w:t>
       </w:r>
     </w:p>
     <w:p>
       <w:r>
         <w:tab/>
-        <w:t xml:space="preserve">Our work still </w:t>
-      </w:r>
-      <w:r>
-        <w:t>lacks</w:t>
-      </w:r>
-      <w:r>
-        <w:t xml:space="preserve"> thermal analysis which </w:t>
-      </w:r>
-      <w:r>
-        <w:t>should</w:t>
-      </w:r>
-      <w:r>
-        <w:t xml:space="preserve"> determine the </w:t>
-      </w:r>
-      <w:r>
-        <w:t>intensity of laser and pulse duration needed</w:t>
-      </w:r>
-      <w:r>
-        <w:t xml:space="preserve"> for both 532 and 1064 nm design.</w:t>
+        <w:t>A simple optimization</w:t>
       </w:r>
       <w:r>
         <w:t xml:space="preserve"> </w:t>
       </w:r>
       <w:r>
-        <w:t>Another metric that we didn’t consider is the tolerance of optical performances at varying incident angles. A high-tolerance devices would allow for broader applications.</w:t>
+        <w:t xml:space="preserve">scheme, </w:t>
+      </w:r>
+      <w:r>
+        <w:t xml:space="preserve">such as </w:t>
+      </w:r>
+      <w:r>
+        <w:t>merit function found in</w:t>
+      </w:r>
+      <w:r>
+        <w:t xml:space="preserve"> OpenFilters </w:t>
+      </w:r>
+      <w:r>
+        <w:fldChar w:fldCharType="begin"/>
+      </w:r>
+      <w:r>
+        <w:instrText xml:space="preserve"> ADDIN EN.CITE &lt;EndNote&gt;&lt;Cite&gt;&lt;Author&gt;Larouche&lt;/Author&gt;&lt;Year&gt;2008&lt;/Year&gt;&lt;RecNum&gt;101&lt;/RecNum&gt;&lt;DisplayText&gt;[54]&lt;/DisplayText&gt;&lt;record&gt;&lt;rec-number&gt;101&lt;/rec-number&gt;&lt;foreign-keys&gt;&lt;key app="EN" db-id="v920pft06rp9dbex2ap500x99x5rrtswxzss" timestamp="1776935415"&gt;101&lt;/key&gt;&lt;/foreign-keys&gt;&lt;ref-type name="Journal Article"&gt;17&lt;/ref-type&gt;&lt;contributors&gt;&lt;authors&gt;&lt;author&gt;Larouche, Stéphane&lt;/author&gt;&lt;author&gt;Martinu, Ludvik&lt;/author&gt;&lt;/authors&gt;&lt;/contributors&gt;&lt;titles&gt;&lt;title&gt;OpenFilters: open-source software for the design, optimization, and synthesis of optical filters&lt;/title&gt;&lt;secondary-title&gt;Applied Optics&lt;/secondary-title&gt;&lt;alt-title&gt;Appl. Opt.&lt;/alt-title&gt;&lt;/titles&gt;&lt;periodical&gt;&lt;full-title&gt;Applied Optics&lt;/full-title&gt;&lt;abbr-1&gt;Appl. Opt.&lt;/abbr-1&gt;&lt;/periodical&gt;&lt;alt-periodical&gt;&lt;full-title&gt;Applied Optics&lt;/full-title&gt;&lt;abbr-1&gt;Appl. Opt.&lt;/abbr-1&gt;&lt;/alt-periodical&gt;&lt;pages&gt;C219-C230&lt;/pages&gt;&lt;volume&gt;47&lt;/volume&gt;&lt;number&gt;13&lt;/number&gt;&lt;keywords&gt;&lt;keyword&gt;Thin films&lt;/keyword&gt;&lt;keyword&gt;Interference coatings&lt;/keyword&gt;&lt;keyword&gt;Multilayer design&lt;/keyword&gt;&lt;keyword&gt;Refinement and synthesis methods&lt;/keyword&gt;&lt;keyword&gt;Theory and design&lt;/keyword&gt;&lt;keyword&gt;Effective medium theory&lt;/keyword&gt;&lt;keyword&gt;Fourier transforms&lt;/keyword&gt;&lt;keyword&gt;Interference filters&lt;/keyword&gt;&lt;keyword&gt;Optical filters&lt;/keyword&gt;&lt;keyword&gt;Refractive index&lt;/keyword&gt;&lt;keyword&gt;Synthesis methods&lt;/keyword&gt;&lt;/keywords&gt;&lt;dates&gt;&lt;year&gt;2008&lt;/year&gt;&lt;pub-dates&gt;&lt;date&gt;2008/05/01&lt;/date&gt;&lt;/pub-dates&gt;&lt;/dates&gt;&lt;publisher&gt;Optica Publishing Group&lt;/publisher&gt;&lt;urls&gt;&lt;related-urls&gt;&lt;url&gt;https://opg.optica.org/ao/abstract.cfm?URI=ao-47-13-C219&lt;/url&gt;&lt;/related-urls&gt;&lt;/urls&gt;&lt;electronic-resource-num&gt;10.1364/AO.47.00C219&lt;/electronic-resource-num&gt;&lt;/record&gt;&lt;/Cite&gt;&lt;/EndNote&gt;</w:instrText>
+      </w:r>
+      <w:r>
+        <w:fldChar w:fldCharType="separate"/>
+      </w:r>
+      <w:r>
+        <w:rPr>
+          <w:noProof/>
+        </w:rPr>
+        <w:t>[54]</w:t>
+      </w:r>
+      <w:r>
+        <w:fldChar w:fldCharType="end"/>
+      </w:r>
+      <w:r>
+        <w:t>,</w:t>
+      </w:r>
+      <w:r>
+        <w:t xml:space="preserve"> </w:t>
+      </w:r>
+      <w:r>
+        <w:t xml:space="preserve">can </w:t>
+      </w:r>
+      <w:r>
+        <w:t xml:space="preserve">be used to decrease the </w:t>
+      </w:r>
+      <w:r>
+        <w:t>reflectance</w:t>
+      </w:r>
+      <w:r>
+        <w:t xml:space="preserve"> </w:t>
+      </w:r>
+      <w:r>
+        <w:t xml:space="preserve">by varying each layer thickness. </w:t>
+      </w:r>
+      <w:r>
+        <w:rPr>
+          <w:highlight w:val="yellow"/>
+        </w:rPr>
+        <w:t xml:space="preserve">Finite Element Method (FEM) </w:t>
+      </w:r>
+      <w:r>
+        <w:rPr>
+          <w:highlight w:val="yellow"/>
+        </w:rPr>
+        <w:fldChar w:fldCharType="begin"/>
+      </w:r>
+      <w:r>
+        <w:rPr>
+          <w:highlight w:val="yellow"/>
+        </w:rPr>
+        <w:instrText xml:space="preserve"> ADDIN EN.CITE &lt;EndNote&gt;&lt;Cite&gt;&lt;Author&gt;Ling&lt;/Author&gt;&lt;Year&gt;2025&lt;/Year&gt;&lt;RecNum&gt;99&lt;/RecNum&gt;&lt;DisplayText&gt;[6]&lt;/DisplayText&gt;&lt;record&gt;&lt;rec-number&gt;99&lt;/rec-number&gt;&lt;foreign-keys&gt;&lt;key app="EN" db-id="v920pft06rp9dbex2ap500x99x5rrtswxzss" timestamp="1776763538"&gt;99&lt;/key&gt;&lt;/foreign-keys&gt;&lt;ref-type name="Journal Article"&gt;17&lt;/ref-type&gt;&lt;contributors&gt;&lt;authors&gt;&lt;author&gt;Ling, Xiulan&lt;/author&gt;&lt;author&gt;Pang, Xinyue&lt;/author&gt;&lt;author&gt;Chen, Xubin&lt;/author&gt;&lt;author&gt;Shao, Zhichong&lt;/author&gt;&lt;/authors&gt;&lt;/contributors&gt;&lt;titles&gt;&lt;title&gt;Broadband mid-infrared optical limiter based on&amp;amp;#x00A0;vanadium dioxide phase transition&lt;/title&gt;&lt;secondary-title&gt;Journal of the Optical Society of America B&lt;/secondary-title&gt;&lt;alt-title&gt;J. Opt. Soc. Am. B&lt;/alt-title&gt;&lt;/titles&gt;&lt;periodical&gt;&lt;full-title&gt;Journal of the Optical Society of America B&lt;/full-title&gt;&lt;abbr-1&gt;J. Opt. Soc. Am. B&lt;/abbr-1&gt;&lt;/periodical&gt;&lt;alt-periodical&gt;&lt;full-title&gt;Journal of the Optical Society of America B&lt;/full-title&gt;&lt;abbr-1&gt;J. Opt. Soc. Am. B&lt;/abbr-1&gt;&lt;/alt-periodical&gt;&lt;pages&gt;2062-2067&lt;/pages&gt;&lt;volume&gt;42&lt;/volume&gt;&lt;number&gt;9&lt;/number&gt;&lt;keywords&gt;&lt;keyword&gt;Finite element method&lt;/keyword&gt;&lt;keyword&gt;High power lasers&lt;/keyword&gt;&lt;keyword&gt;Nonlinear absorption&lt;/keyword&gt;&lt;keyword&gt;Optical limiting&lt;/keyword&gt;&lt;keyword&gt;Optical properties&lt;/keyword&gt;&lt;keyword&gt;Thin films&lt;/keyword&gt;&lt;/keywords&gt;&lt;dates&gt;&lt;year&gt;2025&lt;/year&gt;&lt;pub-dates&gt;&lt;date&gt;2025/09/01&lt;/date&gt;&lt;/pub-dates&gt;&lt;/dates&gt;&lt;publisher&gt;Optica Publishing Group&lt;/publisher&gt;&lt;urls&gt;&lt;related-urls&gt;&lt;url&gt;https://opg.optica.org/josab/abstract.cfm?URI=josab-42-9-2062&lt;/url&gt;&lt;/related-urls&gt;&lt;/urls&gt;&lt;electronic-resource-num&gt;10.1364/JOSAB.569492&lt;/electronic-resource-num&gt;&lt;/record&gt;&lt;/Cite&gt;&lt;/EndNote&gt;</w:instrText>
+      </w:r>
+      <w:r>
+        <w:rPr>
+          <w:highlight w:val="yellow"/>
+        </w:rPr>
+        <w:fldChar w:fldCharType="separate"/>
+      </w:r>
+      <w:r>
+        <w:rPr>
+          <w:noProof/>
+          <w:highlight w:val="yellow"/>
+        </w:rPr>
+        <w:t>[6]</w:t>
+      </w:r>
+      <w:r>
+        <w:rPr>
+          <w:highlight w:val="yellow"/>
+        </w:rPr>
+        <w:fldChar w:fldCharType="end"/>
       </w:r>
     </w:p>
     <w:p>
       <w:r>
-        <w:lastRenderedPageBreak/>
         <w:tab/>
+      </w:r>
+      <w:r>
+        <w:rPr>
+          <w:highlight w:val="yellow"/>
+        </w:rPr>
+        <w:t>For a self-activating optical limiter</w:t>
+      </w:r>
+      <w:r>
+        <w:rPr>
+          <w:highlight w:val="yellow"/>
+        </w:rPr>
+        <w:t xml:space="preserve"> at 532 nm</w:t>
+      </w:r>
+      <w:r>
+        <w:rPr>
+          <w:highlight w:val="yellow"/>
+        </w:rPr>
+        <w:t xml:space="preserve">, </w:t>
+      </w:r>
+      <w:r>
+        <w:rPr>
+          <w:highlight w:val="yellow"/>
+        </w:rPr>
+        <w:t>resonance can be restored with asymmetrical designs. Asymmetrical cavity designs required thinner Sb</w:t>
+      </w:r>
+      <w:r>
+        <w:rPr>
+          <w:highlight w:val="yellow"/>
+          <w:vertAlign w:val="subscript"/>
+        </w:rPr>
+        <w:t>2</w:t>
+      </w:r>
+      <w:r>
+        <w:rPr>
+          <w:highlight w:val="yellow"/>
+        </w:rPr>
+        <w:t>Se</w:t>
+      </w:r>
+      <w:r>
+        <w:rPr>
+          <w:highlight w:val="yellow"/>
+          <w:vertAlign w:val="subscript"/>
+        </w:rPr>
+        <w:t>3</w:t>
+      </w:r>
+      <w:r>
+        <w:rPr>
+          <w:highlight w:val="yellow"/>
+        </w:rPr>
+        <w:t xml:space="preserve">. Which should prevent partial phase-transition described in </w:t>
+      </w:r>
+      <w:r>
+        <w:rPr>
+          <w:highlight w:val="yellow"/>
+        </w:rPr>
+        <w:fldChar w:fldCharType="begin"/>
+      </w:r>
+      <w:r>
+        <w:rPr>
+          <w:highlight w:val="yellow"/>
+        </w:rPr>
+        <w:instrText xml:space="preserve"> ADDIN EN.CITE &lt;EndNote&gt;&lt;Cite&gt;&lt;Author&gt;Lawson&lt;/Author&gt;&lt;Year&gt;2023&lt;/Year&gt;&lt;RecNum&gt;60&lt;/RecNum&gt;&lt;DisplayText&gt;[32]&lt;/DisplayText&gt;&lt;record&gt;&lt;rec-number&gt;60&lt;/rec-number&gt;&lt;foreign-keys&gt;&lt;key app="EN" db-id="v920pft06rp9dbex2ap500x99x5rrtswxzss" timestamp="1768052911" guid="c8950606-4fdd-411c-9882-492341aa05f3"&gt;60&lt;/key&gt;&lt;/foreign-keys&gt;&lt;ref-type name="Journal Article"&gt;17&lt;/ref-type&gt;&lt;contributors&gt;&lt;authors&gt;&lt;author&gt;Lawson, Daniel&lt;/author&gt;&lt;author&gt;Blundell, Sophie&lt;/author&gt;&lt;author&gt;Ebert, Martin&lt;/author&gt;&lt;author&gt;Muskens, Otto L.&lt;/author&gt;&lt;author&gt;Zeimpekis, Ioannis&lt;/author&gt;&lt;/authors&gt;&lt;/contributors&gt;&lt;titles&gt;&lt;title&gt;Optical switching beyond a million cycles of low-loss phase change material Sb2Se3&lt;/title&gt;&lt;secondary-title&gt;Optical Materials Express&lt;/secondary-title&gt;&lt;/titles&gt;&lt;periodical&gt;&lt;full-title&gt;Optical Materials Express&lt;/full-title&gt;&lt;abbr-1&gt;Opt. Mater. Express&lt;/abbr-1&gt;&lt;/periodical&gt;&lt;volume&gt;14&lt;/volume&gt;&lt;number&gt;1&lt;/number&gt;&lt;section&gt;22&lt;/section&gt;&lt;dates&gt;&lt;year&gt;2023&lt;/year&gt;&lt;/dates&gt;&lt;isbn&gt;2159-3930&lt;/isbn&gt;&lt;urls&gt;&lt;/urls&gt;&lt;electronic-resource-num&gt;10.1364/ome.509434&lt;/electronic-resource-num&gt;&lt;/record&gt;&lt;/Cite&gt;&lt;/EndNote&gt;</w:instrText>
+      </w:r>
+      <w:r>
+        <w:rPr>
+          <w:highlight w:val="yellow"/>
+        </w:rPr>
+        <w:fldChar w:fldCharType="separate"/>
+      </w:r>
+      <w:r>
+        <w:rPr>
+          <w:noProof/>
+          <w:highlight w:val="yellow"/>
+        </w:rPr>
+        <w:t>[32]</w:t>
+      </w:r>
+      <w:r>
+        <w:rPr>
+          <w:highlight w:val="yellow"/>
+        </w:rPr>
+        <w:fldChar w:fldCharType="end"/>
+      </w:r>
+      <w:r>
+        <w:rPr>
+          <w:highlight w:val="yellow"/>
+        </w:rPr>
+        <w:t>. T</w:t>
+      </w:r>
+      <w:r>
+        <w:rPr>
+          <w:highlight w:val="yellow"/>
+        </w:rPr>
+        <w:t xml:space="preserve">he question </w:t>
+      </w:r>
+      <w:r>
+        <w:rPr>
+          <w:highlight w:val="yellow"/>
+        </w:rPr>
+        <w:t xml:space="preserve">then </w:t>
+      </w:r>
+      <w:r>
+        <w:rPr>
+          <w:highlight w:val="yellow"/>
+        </w:rPr>
+        <w:t>becomes</w:t>
+      </w:r>
+      <w:r>
+        <w:rPr>
+          <w:highlight w:val="yellow"/>
+        </w:rPr>
+        <w:t xml:space="preserve"> </w:t>
+      </w:r>
+      <w:r>
+        <w:rPr>
+          <w:highlight w:val="yellow"/>
+        </w:rPr>
+        <w:t>‘</w:t>
+      </w:r>
+      <w:r>
+        <w:rPr>
+          <w:highlight w:val="yellow"/>
+        </w:rPr>
+        <w:t xml:space="preserve">at what threshold of </w:t>
+      </w:r>
+      <w:r>
+        <w:rPr>
+          <w:highlight w:val="yellow"/>
+        </w:rPr>
+        <w:t>laser</w:t>
+      </w:r>
+      <w:r>
+        <w:rPr>
+          <w:highlight w:val="yellow"/>
+        </w:rPr>
+        <w:t xml:space="preserve"> intensity will the optical limiter </w:t>
+      </w:r>
+      <w:r>
+        <w:rPr>
+          <w:highlight w:val="yellow"/>
+        </w:rPr>
+        <w:t xml:space="preserve">be </w:t>
+      </w:r>
+      <w:r>
+        <w:rPr>
+          <w:highlight w:val="yellow"/>
+        </w:rPr>
+        <w:t>turned off? If the threshold is low, then the device need</w:t>
+      </w:r>
+      <w:r>
+        <w:rPr>
+          <w:highlight w:val="yellow"/>
+        </w:rPr>
+        <w:t>s</w:t>
+      </w:r>
+      <w:r>
+        <w:rPr>
+          <w:highlight w:val="yellow"/>
+        </w:rPr>
+        <w:t xml:space="preserve"> to have more absorptivity in </w:t>
+      </w:r>
+      <w:r>
+        <w:rPr>
+          <w:highlight w:val="yellow"/>
+        </w:rPr>
+        <w:t>the</w:t>
+      </w:r>
+      <w:r>
+        <w:rPr>
+          <w:highlight w:val="yellow"/>
+        </w:rPr>
+        <w:t xml:space="preserve"> ON mode</w:t>
+      </w:r>
+      <w:r>
+        <w:rPr>
+          <w:highlight w:val="yellow"/>
+        </w:rPr>
+        <w:t xml:space="preserve">. But if the threshold is high, then the absorptivity in the ON mode </w:t>
+      </w:r>
+      <w:r>
+        <w:rPr>
+          <w:highlight w:val="yellow"/>
+        </w:rPr>
+        <w:t xml:space="preserve">does </w:t>
+      </w:r>
+      <w:r>
+        <w:rPr>
+          <w:highlight w:val="yellow"/>
+        </w:rPr>
+        <w:t>not need to be as high.</w:t>
+      </w:r>
+      <w:r>
+        <w:rPr>
+          <w:highlight w:val="yellow"/>
+        </w:rPr>
+        <w:t xml:space="preserve"> Its absorptivity in the OFF mode is also </w:t>
+      </w:r>
+      <w:r>
+        <w:rPr>
+          <w:highlight w:val="yellow"/>
+        </w:rPr>
+        <w:t>important;</w:t>
+      </w:r>
+      <w:r>
+        <w:rPr>
+          <w:highlight w:val="yellow"/>
+        </w:rPr>
+        <w:t xml:space="preserve"> it ideally should be as high as possible</w:t>
+      </w:r>
+      <w:r>
+        <w:rPr>
+          <w:highlight w:val="yellow"/>
+        </w:rPr>
+        <w:t xml:space="preserve"> since it need to be re-amorphized at an even higher temperature to return </w:t>
+      </w:r>
+      <w:r>
+        <w:rPr>
+          <w:highlight w:val="yellow"/>
+        </w:rPr>
+        <w:t xml:space="preserve">the device </w:t>
+      </w:r>
+      <w:r>
+        <w:rPr>
+          <w:highlight w:val="yellow"/>
+        </w:rPr>
+        <w:t>from OFF to ON mode. Would a volatile-type PCM be more suitable for self-activating optical limiter?</w:t>
+      </w:r>
+    </w:p>
+    <w:p>
+      <w:r>
+        <w:tab/>
+      </w:r>
+      <w:r>
+        <w:t xml:space="preserve">Our work still </w:t>
+      </w:r>
+      <w:r>
+        <w:t>lacks</w:t>
+      </w:r>
+      <w:r>
+        <w:t xml:space="preserve"> thermal analysis which </w:t>
+      </w:r>
+      <w:r>
+        <w:t>would</w:t>
+      </w:r>
+      <w:r>
+        <w:t xml:space="preserve"> determine the </w:t>
+      </w:r>
+      <w:r>
+        <w:t>intensity of laser and pulse duration needed</w:t>
+      </w:r>
+      <w:r>
+        <w:t xml:space="preserve"> for </w:t>
+      </w:r>
+      <w:r>
+        <w:t xml:space="preserve">phase switching for </w:t>
+      </w:r>
+      <w:r>
+        <w:t>both 532 and 1064 nm design</w:t>
+      </w:r>
+      <w:r>
+        <w:t>s</w:t>
+      </w:r>
+      <w:r>
+        <w:t>.</w:t>
+      </w:r>
+      <w:r>
+        <w:t xml:space="preserve"> </w:t>
+      </w:r>
+      <w:r>
+        <w:t xml:space="preserve">Another metric that we </w:t>
+      </w:r>
+      <w:r>
+        <w:t>haven’t</w:t>
+      </w:r>
+      <w:r>
+        <w:t xml:space="preserve"> consider</w:t>
+      </w:r>
+      <w:r>
+        <w:t>ed</w:t>
+      </w:r>
+      <w:r>
+        <w:t xml:space="preserve"> is the optical performances </w:t>
+      </w:r>
+      <w:r>
+        <w:t xml:space="preserve">when vary the incident angle. </w:t>
+      </w:r>
+      <w:r>
         <w:t>Future research should be about thermal simulation or experiment on the real-world fabrication. The latter is especially encouraged since further complication that hasn’t been accounted here, such as precision limit in depositing film layer, material cost, etc., could be the real limitation of the design.</w:t>
       </w:r>
     </w:p>
@@ -30302,7 +31465,9 @@
     <w:p>
       <w:pPr>
         <w:rPr>
-          <w:lang w:val="en-US"/>
+          <w:rFonts w:hint="cs"/>
+          <w:cs/>
+          <w:lang w:val="en-US" w:bidi="th-TH"/>
         </w:rPr>
       </w:pPr>
       <w:r>
@@ -30348,46 +31513,46 @@
         <w:rPr>
           <w:lang w:val="en-US"/>
         </w:rPr>
-        <w:t xml:space="preserve"> different; at 1064 nm, long-pass edge filter design with 5 or 6 unit cells of Sb</w:t>
+        <w:t xml:space="preserve"> different; at 1064 nm, </w:t>
+      </w:r>
+      <w:r>
+        <w:t xml:space="preserve">only long-pass edge-filter designs with unit-cell numbers </w:t>
+      </w:r>
+      <w:r>
+        <w:t>≥</w:t>
+      </w:r>
+      <w:r>
+        <w:t xml:space="preserve"> 3 show transmittance contrast higher than 90%, </w:t>
+      </w:r>
+      <w:r>
+        <w:t>it required</w:t>
+      </w:r>
+      <w:r>
+        <w:t xml:space="preserve"> Sb</w:t>
       </w:r>
       <w:r>
         <w:rPr>
           <w:vertAlign w:val="subscript"/>
-          <w:lang w:val="en-US"/>
         </w:rPr>
         <w:t>2</w:t>
       </w:r>
       <w:r>
-        <w:rPr>
-          <w:lang w:val="en-US"/>
-        </w:rPr>
         <w:t>Se</w:t>
       </w:r>
       <w:r>
         <w:rPr>
           <w:vertAlign w:val="subscript"/>
-          <w:lang w:val="en-US"/>
         </w:rPr>
         <w:t>3</w:t>
       </w:r>
       <w:r>
-        <w:rPr>
-          <w:lang w:val="en-US"/>
-        </w:rPr>
-        <w:t xml:space="preserve"> (H) and MgF</w:t>
-      </w:r>
-      <w:r>
-        <w:rPr>
-          <w:vertAlign w:val="subscript"/>
-          <w:lang w:val="en-US"/>
-        </w:rPr>
-        <w:t>2</w:t>
-      </w:r>
-      <w:r>
-        <w:rPr>
-          <w:lang w:val="en-US"/>
-        </w:rPr>
-        <w:t xml:space="preserve"> (L) have the best performance.</w:t>
+        <w:t xml:space="preserve"> as H and MgF2 as L layers.</w:t>
+      </w:r>
+      <w:r>
+        <w:t xml:space="preserve"> </w:t>
+      </w:r>
+      <w:r>
+        <w:t>The thickness and fabrication complication of these design are higher than simpler single or multi-layer designs.</w:t>
       </w:r>
     </w:p>
     <w:p>
@@ -30464,7 +31629,43 @@
         <w:rPr>
           <w:lang w:val="en-US"/>
         </w:rPr>
-        <w:t xml:space="preserve"> than a single-layer HWOT design but its limitations are the narrower operating bandwidth, and the difficulty of fabricating multiple film layers with tight thickness tolerance.</w:t>
+        <w:t xml:space="preserve"> than a </w:t>
+      </w:r>
+      <w:r>
+        <w:rPr>
+          <w:lang w:val="en-US"/>
+        </w:rPr>
+        <w:t xml:space="preserve">simple </w:t>
+      </w:r>
+      <w:r>
+        <w:rPr>
+          <w:lang w:val="en-US"/>
+        </w:rPr>
+        <w:t>single</w:t>
+      </w:r>
+      <w:r>
+        <w:rPr>
+          <w:lang w:val="en-US"/>
+        </w:rPr>
+        <w:t xml:space="preserve">, multi-layer, or edge-filter </w:t>
+      </w:r>
+      <w:r>
+        <w:rPr>
+          <w:lang w:val="en-US"/>
+        </w:rPr>
+        <w:t>design</w:t>
+      </w:r>
+      <w:r>
+        <w:rPr>
+          <w:lang w:val="en-US"/>
+        </w:rPr>
+        <w:t>s</w:t>
+      </w:r>
+      <w:r>
+        <w:rPr>
+          <w:lang w:val="en-US"/>
+        </w:rPr>
+        <w:t xml:space="preserve"> but its limitations are the narrower operating bandwidth, and the difficulty of fabricating multiple film layers with tight thickness tolerance.</w:t>
       </w:r>
     </w:p>
     <w:p>
@@ -30478,31 +31679,29 @@
           <w:lang w:val="en-US"/>
         </w:rPr>
         <w:tab/>
+      </w:r>
+      <w:r>
+        <w:rPr>
+          <w:highlight w:val="yellow"/>
+          <w:lang w:val="en-US"/>
+        </w:rPr>
         <w:t xml:space="preserve">Optimization using computer has a significant impact on the overall performance, OpenFilters or similar program should be </w:t>
       </w:r>
-      <w:proofErr w:type="gramStart"/>
-      <w:r>
-        <w:rPr>
-          <w:lang w:val="en-US"/>
-        </w:rPr>
-        <w:t>use</w:t>
-      </w:r>
-      <w:proofErr w:type="gramEnd"/>
-      <w:r>
-        <w:rPr>
+      <w:r>
+        <w:rPr>
+          <w:highlight w:val="yellow"/>
+          <w:lang w:val="en-US"/>
+        </w:rPr>
+        <w:t>used</w:t>
+      </w:r>
+      <w:r>
+        <w:rPr>
+          <w:highlight w:val="yellow"/>
           <w:lang w:val="en-US"/>
         </w:rPr>
         <w:t xml:space="preserve"> after the initial design.</w:t>
       </w:r>
     </w:p>
-    <w:p>
-      <w:pPr>
-        <w:rPr>
-          <w:lang w:val="en-US"/>
-        </w:rPr>
-      </w:pPr>
-    </w:p>
-    <w:p/>
     <w:p>
       <w:pPr>
         <w:pStyle w:val="Heading1"/>
@@ -30544,7 +31743,7 @@
       </w:r>
     </w:p>
     <w:p>
-      <w:hyperlink r:id="rId15" w:history="1">
+      <w:hyperlink r:id="rId17" w:history="1">
         <w:r>
           <w:rPr>
             <w:rStyle w:val="Hyperlink"/>
@@ -30560,7 +31759,7 @@
           <w:szCs w:val="20"/>
         </w:rPr>
       </w:pPr>
-      <w:hyperlink r:id="rId16" w:history="1">
+      <w:hyperlink r:id="rId18" w:history="1">
         <w:r>
           <w:rPr>
             <w:rStyle w:val="Hyperlink"/>
@@ -30619,7 +31818,7 @@
         </w:rPr>
         <w:t xml:space="preserve"> </w:t>
       </w:r>
-      <w:hyperlink r:id="rId17" w:history="1">
+      <w:hyperlink r:id="rId19" w:history="1">
         <w:r>
           <w:rPr>
             <w:rStyle w:val="Hyperlink"/>
@@ -31021,7 +32220,7 @@
         <w:fldChar w:fldCharType="begin"/>
       </w:r>
       <w:r>
-        <w:instrText xml:space="preserve"> ADDIN EN.CITE &lt;EndNote&gt;&lt;Cite&gt;&lt;Author&gt;Franta&lt;/Author&gt;&lt;Year&gt;2018&lt;/Year&gt;&lt;RecNum&gt;95&lt;/RecNum&gt;&lt;DisplayText&gt;[54]&lt;/DisplayText&gt;&lt;record&gt;&lt;rec-number&gt;95&lt;/rec-number&gt;&lt;foreign-keys&gt;&lt;key app="EN" db-id="v920pft06rp9dbex2ap500x99x5rrtswxzss" timestamp="1776659453"&gt;95&lt;/key&gt;&lt;/foreign-keys&gt;&lt;ref-type name="Journal Article"&gt;17&lt;/ref-type&gt;&lt;contributors&gt;&lt;authors&gt;&lt;author&gt;Franta, Daniel&lt;/author&gt;&lt;author&gt;Franta, Pavel&lt;/author&gt;&lt;author&gt;Vohánka, Jiří&lt;/author&gt;&lt;author&gt;Čermák, Martin&lt;/author&gt;&lt;author&gt;Ohlídal, Ivan&lt;/author&gt;&lt;/authors&gt;&lt;/contributors&gt;&lt;titles&gt;&lt;title&gt;Determination of thicknesses and temperatures of crystalline silicon wafers from optical measurements in the far infrared region&lt;/title&gt;&lt;secondary-title&gt;Journal of Applied Physics&lt;/secondary-title&gt;&lt;/titles&gt;&lt;periodical&gt;&lt;full-title&gt;Journal of Applied Physics&lt;/full-title&gt;&lt;/periodical&gt;&lt;volume&gt;123&lt;/volume&gt;&lt;number&gt;18&lt;/number&gt;&lt;dates&gt;&lt;year&gt;2018&lt;/year&gt;&lt;/dates&gt;&lt;isbn&gt;0021-8979&lt;/isbn&gt;&lt;urls&gt;&lt;related-urls&gt;&lt;url&gt;https://doi.org/10.1063/1.5026195&lt;/url&gt;&lt;/related-urls&gt;&lt;/urls&gt;&lt;custom1&gt;185707&lt;/custom1&gt;&lt;electronic-resource-num&gt;10.1063/1.5026195&lt;/electronic-resource-num&gt;&lt;access-date&gt;4/20/2026&lt;/access-date&gt;&lt;/record&gt;&lt;/Cite&gt;&lt;/EndNote&gt;</w:instrText>
+        <w:instrText xml:space="preserve"> ADDIN EN.CITE &lt;EndNote&gt;&lt;Cite&gt;&lt;Author&gt;Franta&lt;/Author&gt;&lt;Year&gt;2018&lt;/Year&gt;&lt;RecNum&gt;95&lt;/RecNum&gt;&lt;DisplayText&gt;[55]&lt;/DisplayText&gt;&lt;record&gt;&lt;rec-number&gt;95&lt;/rec-number&gt;&lt;foreign-keys&gt;&lt;key app="EN" db-id="v920pft06rp9dbex2ap500x99x5rrtswxzss" timestamp="1776659453"&gt;95&lt;/key&gt;&lt;/foreign-keys&gt;&lt;ref-type name="Journal Article"&gt;17&lt;/ref-type&gt;&lt;contributors&gt;&lt;authors&gt;&lt;author&gt;Franta, Daniel&lt;/author&gt;&lt;author&gt;Franta, Pavel&lt;/author&gt;&lt;author&gt;Vohánka, Jiří&lt;/author&gt;&lt;author&gt;Čermák, Martin&lt;/author&gt;&lt;author&gt;Ohlídal, Ivan&lt;/author&gt;&lt;/authors&gt;&lt;/contributors&gt;&lt;titles&gt;&lt;title&gt;Determination of thicknesses and temperatures of crystalline silicon wafers from optical measurements in the far infrared region&lt;/title&gt;&lt;secondary-title&gt;Journal of Applied Physics&lt;/secondary-title&gt;&lt;/titles&gt;&lt;periodical&gt;&lt;full-title&gt;Journal of Applied Physics&lt;/full-title&gt;&lt;/periodical&gt;&lt;volume&gt;123&lt;/volume&gt;&lt;number&gt;18&lt;/number&gt;&lt;dates&gt;&lt;year&gt;2018&lt;/year&gt;&lt;/dates&gt;&lt;isbn&gt;0021-8979&lt;/isbn&gt;&lt;urls&gt;&lt;related-urls&gt;&lt;url&gt;https://doi.org/10.1063/1.5026195&lt;/url&gt;&lt;/related-urls&gt;&lt;/urls&gt;&lt;custom1&gt;185707&lt;/custom1&gt;&lt;electronic-resource-num&gt;10.1063/1.5026195&lt;/electronic-resource-num&gt;&lt;access-date&gt;4/20/2026&lt;/access-date&gt;&lt;/record&gt;&lt;/Cite&gt;&lt;/EndNote&gt;</w:instrText>
       </w:r>
       <w:r>
         <w:fldChar w:fldCharType="separate"/>
@@ -31030,7 +32229,7 @@
         <w:rPr>
           <w:noProof/>
         </w:rPr>
-        <w:t>[54]</w:t>
+        <w:t>[55]</w:t>
       </w:r>
       <w:r>
         <w:fldChar w:fldCharType="end"/>
@@ -31388,7 +32587,7 @@
         <w:fldChar w:fldCharType="begin"/>
       </w:r>
       <w:r>
-        <w:instrText xml:space="preserve"> ADDIN EN.CITE &lt;EndNote&gt;&lt;Cite&gt;&lt;Author&gt;Franta&lt;/Author&gt;&lt;Year&gt;2018&lt;/Year&gt;&lt;RecNum&gt;95&lt;/RecNum&gt;&lt;DisplayText&gt;[54]&lt;/DisplayText&gt;&lt;record&gt;&lt;rec-number&gt;95&lt;/rec-number&gt;&lt;foreign-keys&gt;&lt;key app="EN" db-id="v920pft06rp9dbex2ap500x99x5rrtswxzss" timestamp="1776659453"&gt;95&lt;/key&gt;&lt;/foreign-keys&gt;&lt;ref-type name="Journal Article"&gt;17&lt;/ref-type&gt;&lt;contributors&gt;&lt;authors&gt;&lt;author&gt;Franta, Daniel&lt;/author&gt;&lt;author&gt;Franta, Pavel&lt;/author&gt;&lt;author&gt;Vohánka, Jiří&lt;/author&gt;&lt;author&gt;Čermák, Martin&lt;/author&gt;&lt;author&gt;Ohlídal, Ivan&lt;/author&gt;&lt;/authors&gt;&lt;/contributors&gt;&lt;titles&gt;&lt;title&gt;Determination of thicknesses and temperatures of crystalline silicon wafers from optical measurements in the far infrared region&lt;/title&gt;&lt;secondary-title&gt;Journal of Applied Physics&lt;/secondary-title&gt;&lt;/titles&gt;&lt;periodical&gt;&lt;full-title&gt;Journal of Applied Physics&lt;/full-title&gt;&lt;/periodical&gt;&lt;volume&gt;123&lt;/volume&gt;&lt;number&gt;18&lt;/number&gt;&lt;dates&gt;&lt;year&gt;2018&lt;/year&gt;&lt;/dates&gt;&lt;isbn&gt;0021-8979&lt;/isbn&gt;&lt;urls&gt;&lt;related-urls&gt;&lt;url&gt;https://doi.org/10.1063/1.5026195&lt;/url&gt;&lt;/related-urls&gt;&lt;/urls&gt;&lt;custom1&gt;185707&lt;/custom1&gt;&lt;electronic-resource-num&gt;10.1063/1.5026195&lt;/electronic-resource-num&gt;&lt;access-date&gt;4/20/2026&lt;/access-date&gt;&lt;/record&gt;&lt;/Cite&gt;&lt;/EndNote&gt;</w:instrText>
+        <w:instrText xml:space="preserve"> ADDIN EN.CITE &lt;EndNote&gt;&lt;Cite&gt;&lt;Author&gt;Franta&lt;/Author&gt;&lt;Year&gt;2018&lt;/Year&gt;&lt;RecNum&gt;95&lt;/RecNum&gt;&lt;DisplayText&gt;[55]&lt;/DisplayText&gt;&lt;record&gt;&lt;rec-number&gt;95&lt;/rec-number&gt;&lt;foreign-keys&gt;&lt;key app="EN" db-id="v920pft06rp9dbex2ap500x99x5rrtswxzss" timestamp="1776659453"&gt;95&lt;/key&gt;&lt;/foreign-keys&gt;&lt;ref-type name="Journal Article"&gt;17&lt;/ref-type&gt;&lt;contributors&gt;&lt;authors&gt;&lt;author&gt;Franta, Daniel&lt;/author&gt;&lt;author&gt;Franta, Pavel&lt;/author&gt;&lt;author&gt;Vohánka, Jiří&lt;/author&gt;&lt;author&gt;Čermák, Martin&lt;/author&gt;&lt;author&gt;Ohlídal, Ivan&lt;/author&gt;&lt;/authors&gt;&lt;/contributors&gt;&lt;titles&gt;&lt;title&gt;Determination of thicknesses and temperatures of crystalline silicon wafers from optical measurements in the far infrared region&lt;/title&gt;&lt;secondary-title&gt;Journal of Applied Physics&lt;/secondary-title&gt;&lt;/titles&gt;&lt;periodical&gt;&lt;full-title&gt;Journal of Applied Physics&lt;/full-title&gt;&lt;/periodical&gt;&lt;volume&gt;123&lt;/volume&gt;&lt;number&gt;18&lt;/number&gt;&lt;dates&gt;&lt;year&gt;2018&lt;/year&gt;&lt;/dates&gt;&lt;isbn&gt;0021-8979&lt;/isbn&gt;&lt;urls&gt;&lt;related-urls&gt;&lt;url&gt;https://doi.org/10.1063/1.5026195&lt;/url&gt;&lt;/related-urls&gt;&lt;/urls&gt;&lt;custom1&gt;185707&lt;/custom1&gt;&lt;electronic-resource-num&gt;10.1063/1.5026195&lt;/electronic-resource-num&gt;&lt;access-date&gt;4/20/2026&lt;/access-date&gt;&lt;/record&gt;&lt;/Cite&gt;&lt;/EndNote&gt;</w:instrText>
       </w:r>
       <w:r>
         <w:fldChar w:fldCharType="separate"/>
@@ -31397,7 +32596,7 @@
         <w:rPr>
           <w:noProof/>
         </w:rPr>
-        <w:t>[54]</w:t>
+        <w:t>[55]</w:t>
       </w:r>
       <w:r>
         <w:fldChar w:fldCharType="end"/>
@@ -31738,7 +32937,7 @@
         <w:fldChar w:fldCharType="begin"/>
       </w:r>
       <w:r>
-        <w:instrText xml:space="preserve"> ADDIN EN.CITE &lt;EndNote&gt;&lt;Cite&gt;&lt;Author&gt;Franta&lt;/Author&gt;&lt;Year&gt;2018&lt;/Year&gt;&lt;RecNum&gt;95&lt;/RecNum&gt;&lt;DisplayText&gt;[54]&lt;/DisplayText&gt;&lt;record&gt;&lt;rec-number&gt;95&lt;/rec-number&gt;&lt;foreign-keys&gt;&lt;key app="EN" db-id="v920pft06rp9dbex2ap500x99x5rrtswxzss" timestamp="1776659453"&gt;95&lt;/key&gt;&lt;/foreign-keys&gt;&lt;ref-type name="Journal Article"&gt;17&lt;/ref-type&gt;&lt;contributors&gt;&lt;authors&gt;&lt;author&gt;Franta, Daniel&lt;/author&gt;&lt;author&gt;Franta, Pavel&lt;/author&gt;&lt;author&gt;Vohánka, Jiří&lt;/author&gt;&lt;author&gt;Čermák, Martin&lt;/author&gt;&lt;author&gt;Ohlídal, Ivan&lt;/author&gt;&lt;/authors&gt;&lt;/contributors&gt;&lt;titles&gt;&lt;title&gt;Determination of thicknesses and temperatures of crystalline silicon wafers from optical measurements in the far infrared region&lt;/title&gt;&lt;secondary-title&gt;Journal of Applied Physics&lt;/secondary-title&gt;&lt;/titles&gt;&lt;periodical&gt;&lt;full-title&gt;Journal of Applied Physics&lt;/full-title&gt;&lt;/periodical&gt;&lt;volume&gt;123&lt;/volume&gt;&lt;number&gt;18&lt;/number&gt;&lt;dates&gt;&lt;year&gt;2018&lt;/year&gt;&lt;/dates&gt;&lt;isbn&gt;0021-8979&lt;/isbn&gt;&lt;urls&gt;&lt;related-urls&gt;&lt;url&gt;https://doi.org/10.1063/1.5026195&lt;/url&gt;&lt;/related-urls&gt;&lt;/urls&gt;&lt;custom1&gt;185707&lt;/custom1&gt;&lt;electronic-resource-num&gt;10.1063/1.5026195&lt;/electronic-resource-num&gt;&lt;access-date&gt;4/20/2026&lt;/access-date&gt;&lt;/record&gt;&lt;/Cite&gt;&lt;/EndNote&gt;</w:instrText>
+        <w:instrText xml:space="preserve"> ADDIN EN.CITE &lt;EndNote&gt;&lt;Cite&gt;&lt;Author&gt;Franta&lt;/Author&gt;&lt;Year&gt;2018&lt;/Year&gt;&lt;RecNum&gt;95&lt;/RecNum&gt;&lt;DisplayText&gt;[55]&lt;/DisplayText&gt;&lt;record&gt;&lt;rec-number&gt;95&lt;/rec-number&gt;&lt;foreign-keys&gt;&lt;key app="EN" db-id="v920pft06rp9dbex2ap500x99x5rrtswxzss" timestamp="1776659453"&gt;95&lt;/key&gt;&lt;/foreign-keys&gt;&lt;ref-type name="Journal Article"&gt;17&lt;/ref-type&gt;&lt;contributors&gt;&lt;authors&gt;&lt;author&gt;Franta, Daniel&lt;/author&gt;&lt;author&gt;Franta, Pavel&lt;/author&gt;&lt;author&gt;Vohánka, Jiří&lt;/author&gt;&lt;author&gt;Čermák, Martin&lt;/author&gt;&lt;author&gt;Ohlídal, Ivan&lt;/author&gt;&lt;/authors&gt;&lt;/contributors&gt;&lt;titles&gt;&lt;title&gt;Determination of thicknesses and temperatures of crystalline silicon wafers from optical measurements in the far infrared region&lt;/title&gt;&lt;secondary-title&gt;Journal of Applied Physics&lt;/secondary-title&gt;&lt;/titles&gt;&lt;periodical&gt;&lt;full-title&gt;Journal of Applied Physics&lt;/full-title&gt;&lt;/periodical&gt;&lt;volume&gt;123&lt;/volume&gt;&lt;number&gt;18&lt;/number&gt;&lt;dates&gt;&lt;year&gt;2018&lt;/year&gt;&lt;/dates&gt;&lt;isbn&gt;0021-8979&lt;/isbn&gt;&lt;urls&gt;&lt;related-urls&gt;&lt;url&gt;https://doi.org/10.1063/1.5026195&lt;/url&gt;&lt;/related-urls&gt;&lt;/urls&gt;&lt;custom1&gt;185707&lt;/custom1&gt;&lt;electronic-resource-num&gt;10.1063/1.5026195&lt;/electronic-resource-num&gt;&lt;access-date&gt;4/20/2026&lt;/access-date&gt;&lt;/record&gt;&lt;/Cite&gt;&lt;/EndNote&gt;</w:instrText>
       </w:r>
       <w:r>
         <w:fldChar w:fldCharType="separate"/>
@@ -31747,7 +32946,7 @@
         <w:rPr>
           <w:noProof/>
         </w:rPr>
-        <w:t>[54]</w:t>
+        <w:t>[55]</w:t>
       </w:r>
       <w:r>
         <w:fldChar w:fldCharType="end"/>
@@ -31875,7 +33074,7 @@
       <w:r>
         <w:t xml:space="preserve">vol. 14, no. 6, p. 1259, 2023. [Online]. Available: </w:t>
       </w:r>
-      <w:hyperlink r:id="rId18" w:history="1">
+      <w:hyperlink r:id="rId20" w:history="1">
         <w:r>
           <w:rPr>
             <w:rStyle w:val="Hyperlink"/>
@@ -31908,7 +33107,7 @@
       <w:r>
         <w:t xml:space="preserve">, 9–13 Nov. 2025 2025, pp. 1–2, doi: 10.1109/IPC65510.2025.11281888. [Online]. Available: </w:t>
       </w:r>
-      <w:hyperlink r:id="rId19" w:history="1">
+      <w:hyperlink r:id="rId21" w:history="1">
         <w:r>
           <w:rPr>
             <w:rStyle w:val="Hyperlink"/>
@@ -31972,7 +33171,7 @@
       <w:r>
         <w:t xml:space="preserve">vol. 15, no. 6, p. 2100001, 2021, doi: </w:t>
       </w:r>
-      <w:hyperlink r:id="rId20" w:history="1">
+      <w:hyperlink r:id="rId22" w:history="1">
         <w:r>
           <w:rPr>
             <w:rStyle w:val="Hyperlink"/>
@@ -32036,7 +33235,7 @@
       <w:r>
         <w:t xml:space="preserve">, 12–17 Sept. 2022 2022, pp. 148–150, doi: 10.1109/Metamaterials54993.2022.9920767. [Online]. Available: </w:t>
       </w:r>
-      <w:hyperlink r:id="rId21" w:history="1">
+      <w:hyperlink r:id="rId23" w:history="1">
         <w:r>
           <w:rPr>
             <w:rStyle w:val="Hyperlink"/>
@@ -32091,7 +33290,7 @@
         <w:tab/>
         <w:t xml:space="preserve">A. Donval, Y. Ofir, D. Nevo, and M. Oron, "Reflective Optical Limiter," US Patent US 2014/0233085 A1 Patent Appl. US 201214343922 A, 2014/08/21, 2014. [Online]. Available: </w:t>
       </w:r>
-      <w:hyperlink r:id="rId22" w:history="1">
+      <w:hyperlink r:id="rId24" w:history="1">
         <w:r>
           <w:rPr>
             <w:rStyle w:val="Hyperlink"/>
@@ -32112,7 +33311,7 @@
         <w:tab/>
         <w:t xml:space="preserve">A. N. H. Lam Tai, "OPTICAL LIMITERS FOR FACILITATING APERTURE PROTECTION," US Patent US 2019/0094430 A1 Patent Appl. US 201715716364 A, 2019/03/28, 2019. [Online]. Available: </w:t>
       </w:r>
-      <w:hyperlink r:id="rId23" w:history="1">
+      <w:hyperlink r:id="rId25" w:history="1">
         <w:r>
           <w:rPr>
             <w:rStyle w:val="Hyperlink"/>
@@ -32149,6 +33348,7 @@
         <w:ind w:left="720" w:hanging="720"/>
       </w:pPr>
       <w:r>
+        <w:lastRenderedPageBreak/>
         <w:t>[12]</w:t>
       </w:r>
       <w:r>
@@ -32268,7 +33468,6 @@
         <w:ind w:left="720" w:hanging="720"/>
       </w:pPr>
       <w:r>
-        <w:lastRenderedPageBreak/>
         <w:t>[17]</w:t>
       </w:r>
       <w:r>
@@ -32293,7 +33492,7 @@
       <w:r>
         <w:t xml:space="preserve">vol. 18, p. 100364, 2023/06/01/ 2023, doi: </w:t>
       </w:r>
-      <w:hyperlink r:id="rId24" w:history="1">
+      <w:hyperlink r:id="rId26" w:history="1">
         <w:r>
           <w:rPr>
             <w:rStyle w:val="Hyperlink"/>
@@ -32512,7 +33711,7 @@
       <w:r>
         <w:t xml:space="preserve">vol. 150, p. 106907, 2022/11/01/ 2022, doi: </w:t>
       </w:r>
-      <w:hyperlink r:id="rId25" w:history="1">
+      <w:hyperlink r:id="rId27" w:history="1">
         <w:r>
           <w:rPr>
             <w:rStyle w:val="Hyperlink"/>
@@ -32545,7 +33744,7 @@
       <w:r>
         <w:t xml:space="preserve">vol. 707, p. 138117, 2020/08/01/ 2020, doi: </w:t>
       </w:r>
-      <w:hyperlink r:id="rId26" w:history="1">
+      <w:hyperlink r:id="rId28" w:history="1">
         <w:r>
           <w:rPr>
             <w:rStyle w:val="Hyperlink"/>
@@ -32609,7 +33808,7 @@
       <w:r>
         <w:t xml:space="preserve">vol. 2, no. 9, pp. 1707–1746, 2018/09/19/ 2018, doi: </w:t>
       </w:r>
-      <w:hyperlink r:id="rId27" w:history="1">
+      <w:hyperlink r:id="rId29" w:history="1">
         <w:r>
           <w:rPr>
             <w:rStyle w:val="Hyperlink"/>
@@ -32673,7 +33872,7 @@
       <w:r>
         <w:t xml:space="preserve">vol. 14, no. 19, p. 4250, 2022. [Online]. Available: </w:t>
       </w:r>
-      <w:hyperlink r:id="rId28" w:history="1">
+      <w:hyperlink r:id="rId30" w:history="1">
         <w:r>
           <w:rPr>
             <w:rStyle w:val="Hyperlink"/>
@@ -32790,7 +33989,7 @@
       <w:r>
         <w:t xml:space="preserve">vol. 34, no. 14, p. 2310306, 2024, doi: </w:t>
       </w:r>
-      <w:hyperlink r:id="rId29" w:history="1">
+      <w:hyperlink r:id="rId31" w:history="1">
         <w:r>
           <w:rPr>
             <w:rStyle w:val="Hyperlink"/>
@@ -32938,7 +34137,7 @@
         <w:tab/>
         <w:t xml:space="preserve">L. Shah, S. Cannon Roger, and A. Drummer Mark, "LIDAR RECEIVER OPTICAL LIMITER," US Patent US 2025/0172672 A1 Patent Appl. US 202418960941 A, 2025/05/29, 2025. [Online]. Available: </w:t>
       </w:r>
-      <w:hyperlink r:id="rId30" w:history="1">
+      <w:hyperlink r:id="rId32" w:history="1">
         <w:r>
           <w:rPr>
             <w:rStyle w:val="Hyperlink"/>
@@ -33034,7 +34233,7 @@
       <w:r>
         <w:t xml:space="preserve">vol. 421, pp. 424–429, 2017/11/01/ 2017, doi: </w:t>
       </w:r>
-      <w:hyperlink r:id="rId31" w:history="1">
+      <w:hyperlink r:id="rId33" w:history="1">
         <w:r>
           <w:rPr>
             <w:rStyle w:val="Hyperlink"/>
@@ -33052,6 +34251,7 @@
         <w:ind w:left="720" w:hanging="720"/>
       </w:pPr>
       <w:r>
+        <w:lastRenderedPageBreak/>
         <w:t>[43]</w:t>
       </w:r>
       <w:r>
@@ -33129,7 +34329,7 @@
       <w:r>
         <w:t xml:space="preserve">vol. 763, p. 139568, 2022/12/01/ 2022, doi: </w:t>
       </w:r>
-      <w:hyperlink r:id="rId32" w:history="1">
+      <w:hyperlink r:id="rId34" w:history="1">
         <w:r>
           <w:rPr>
             <w:rStyle w:val="Hyperlink"/>
@@ -33169,7 +34369,6 @@
         <w:ind w:left="720" w:hanging="720"/>
       </w:pPr>
       <w:r>
-        <w:lastRenderedPageBreak/>
         <w:t>[47]</w:t>
       </w:r>
       <w:r>
@@ -33185,7 +34384,7 @@
       <w:r>
         <w:t xml:space="preserve">vol. 19, no. 24, p. e01014, 2025, doi: </w:t>
       </w:r>
-      <w:hyperlink r:id="rId33" w:history="1">
+      <w:hyperlink r:id="rId35" w:history="1">
         <w:r>
           <w:rPr>
             <w:rStyle w:val="Hyperlink"/>
@@ -33335,16 +34534,16 @@
       </w:r>
       <w:r>
         <w:tab/>
-        <w:t xml:space="preserve">S. Larouche and L. Martinu, "OpenFilters: open-source software for the design, optimization, and synthesis of optical filters," </w:t>
-      </w:r>
-      <w:r>
-        <w:rPr>
-          <w:i/>
-        </w:rPr>
-        <w:t xml:space="preserve">Appl. Opt., </w:t>
-      </w:r>
-      <w:r>
-        <w:t>vol. 47, no. 13, pp. C219–C230, 2008/05/01 2008, doi: 10.1364/AO.47.00C219.</w:t>
+        <w:t xml:space="preserve">R. Synowicki, "Suppression of backside reflections from transparent substrates," </w:t>
+      </w:r>
+      <w:r>
+        <w:rPr>
+          <w:i/>
+        </w:rPr>
+        <w:t xml:space="preserve">physica status solidi (c), </w:t>
+      </w:r>
+      <w:r>
+        <w:t>vol. 5, pp. 1085–1088, 05/01 2008, doi: 10.1002/pssc.200777873.</w:t>
       </w:r>
     </w:p>
     <w:p>
@@ -33354,6 +34553,28 @@
       </w:pPr>
       <w:r>
         <w:t>[54]</w:t>
+      </w:r>
+      <w:r>
+        <w:tab/>
+        <w:t xml:space="preserve">S. Larouche and L. Martinu, "OpenFilters: open-source software for the design, optimization, and synthesis of optical filters," </w:t>
+      </w:r>
+      <w:r>
+        <w:rPr>
+          <w:i/>
+        </w:rPr>
+        <w:t xml:space="preserve">Appl. Opt., </w:t>
+      </w:r>
+      <w:r>
+        <w:t>vol. 47, no. 13, pp. C219–C230, 2008/05/01 2008, doi: 10.1364/AO.47.00C219.</w:t>
+      </w:r>
+    </w:p>
+    <w:p>
+      <w:pPr>
+        <w:pStyle w:val="EndNoteBibliography"/>
+        <w:ind w:left="720" w:hanging="720"/>
+      </w:pPr>
+      <w:r>
+        <w:t>[55]</w:t>
       </w:r>
       <w:r>
         <w:tab/>
@@ -33420,6 +34641,35 @@
     </w:p>
   </w:footnote>
 </w:footnotes>
+</file>
+
+<file path=word/numbering.xml><?xml version="1.0" encoding="utf-8"?>
+<w:numbering xmlns:wpc="http://schemas.microsoft.com/office/word/2010/wordprocessingCanvas" xmlns:cx="http://schemas.microsoft.com/office/drawing/2014/chartex" xmlns:cx1="http://schemas.microsoft.com/office/drawing/2015/9/8/chartex" xmlns:cx2="http://schemas.microsoft.com/office/drawing/2015/10/21/chartex" xmlns:cx3="http://schemas.microsoft.com/office/drawing/2016/5/9/chartex" xmlns:cx4="http://schemas.microsoft.com/office/drawing/2016/5/10/chartex" xmlns:cx5="http://schemas.microsoft.com/office/drawing/2016/5/11/chartex" xmlns:cx6="http://schemas.microsoft.com/office/drawing/2016/5/12/chartex" xmlns:cx7="http://schemas.microsoft.com/office/drawing/2016/5/13/chartex" xmlns:cx8="http://schemas.microsoft.com/office/drawing/2016/5/14/chartex" xmlns:mc="http://schemas.openxmlformats.org/markup-compatibility/2006" xmlns:aink="http://schemas.microsoft.com/office/drawing/2016/ink" xmlns:am3d="http://schemas.microsoft.com/office/drawing/2017/model3d" xmlns:o="urn:schemas-microsoft-com:office:office" xmlns:oel="http://schemas.microsoft.com/office/2019/extlst" xmlns:r="http://schemas.openxmlformats.org/officeDocument/2006/relationships" xmlns:m="http://schemas.openxmlformats.org/officeDocument/2006/math" xmlns:v="urn:schemas-microsoft-com:vml" xmlns:wp14="http://schemas.microsoft.com/office/word/2010/wordprocessingDrawing" xmlns:wp="http://schemas.openxmlformats.org/drawingml/2006/wordprocessingDrawing" xmlns:w10="urn:schemas-microsoft-com:office:word" xmlns:w="http://schemas.openxmlformats.org/wordprocessingml/2006/main" xmlns:w14="http://schemas.microsoft.com/office/word/2010/wordml" xmlns:w15="http://schemas.microsoft.com/office/word/2012/wordml" xmlns:w16cex="http://schemas.microsoft.com/office/word/2018/wordml/cex" xmlns:w16cid="http://schemas.microsoft.com/office/word/2016/wordml/cid" xmlns:w16="http://schemas.microsoft.com/office/word/2018/wordml" xmlns:w16du="http://schemas.microsoft.com/office/word/2023/wordml/word16du" xmlns:w16sdtdh="http://schemas.microsoft.com/office/word/2020/wordml/sdtdatahash" xmlns:w16sdtfl="http://schemas.microsoft.com/office/word/2024/wordml/sdtformatlock" xmlns:w16se="http://schemas.microsoft.com/office/word/2015/wordml/symex" xmlns:wpg="http://schemas.microsoft.com/office/word/2010/wordprocessingGroup" xmlns:wpi="http://schemas.microsoft.com/office/word/2010/wordprocessingInk" xmlns:wne="http://schemas.microsoft.com/office/word/2006/wordml" xmlns:wps="http://schemas.microsoft.com/office/word/2010/wordprocessingShape" mc:Ignorable="w14 w15 w16se w16cid w16 w16cex w16sdtdh w16sdtfl w16du wp14">
+  <w:abstractNum w:abstractNumId="0" w15:restartNumberingAfterBreak="0">
+    <w:nsid w:val="FFFFFF89"/>
+    <w:multiLevelType w:val="singleLevel"/>
+    <w:tmpl w:val="8BBE70EE"/>
+    <w:lvl w:ilvl="0">
+      <w:start w:val="1"/>
+      <w:numFmt w:val="bullet"/>
+      <w:pStyle w:val="ListBullet"/>
+      <w:lvlText w:val=""/>
+      <w:lvlJc w:val="left"/>
+      <w:pPr>
+        <w:tabs>
+          <w:tab w:val="num" w:pos="360"/>
+        </w:tabs>
+        <w:ind w:left="360" w:hanging="360"/>
+      </w:pPr>
+      <w:rPr>
+        <w:rFonts w:ascii="Symbol" w:hAnsi="Symbol" w:hint="default"/>
+      </w:rPr>
+    </w:lvl>
+  </w:abstractNum>
+  <w:num w:numId="1" w16cid:durableId="979111948">
+    <w:abstractNumId w:val="0"/>
+  </w:num>
+</w:numbering>
 </file>
 
 <file path=word/styles.xml><?xml version="1.0" encoding="utf-8"?>
@@ -33820,7 +35070,7 @@
   <w:style w:type="paragraph" w:default="1" w:styleId="Normal">
     <w:name w:val="Normal"/>
     <w:qFormat/>
-    <w:rsid w:val="00020E74"/>
+    <w:rsid w:val="00B44FC8"/>
     <w:pPr>
       <w:spacing w:after="0" w:line="240" w:lineRule="auto"/>
       <w:jc w:val="both"/>
@@ -34672,6 +35922,19 @@
       </w:tblBorders>
     </w:tblPr>
   </w:style>
+  <w:style w:type="paragraph" w:styleId="ListBullet">
+    <w:name w:val="List Bullet"/>
+    <w:basedOn w:val="Normal"/>
+    <w:uiPriority w:val="99"/>
+    <w:unhideWhenUsed/>
+    <w:rsid w:val="00985A65"/>
+    <w:pPr>
+      <w:numPr>
+        <w:numId w:val="1"/>
+      </w:numPr>
+      <w:contextualSpacing/>
+    </w:pPr>
+  </w:style>
 </w:styles>
 </file>
 

--- a/paper/[OptCommun] Design and Simulation of Sb2Se3-Based .docx
+++ b/paper/[OptCommun] Design and Simulation of Sb2Se3-Based .docx
@@ -20200,16 +20200,7 @@
         <w:t xml:space="preserve">nm. But its </w:t>
       </w:r>
       <w:r>
-        <w:t>extinction coefficients (</w:t>
-      </w:r>
-      <w:r>
-        <w:rPr>
-          <w:i/>
-        </w:rPr>
-        <w:t>k</w:t>
-      </w:r>
-      <w:r>
-        <w:t>)</w:t>
+        <w:t>extinction coefficients</w:t>
       </w:r>
       <w:r>
         <w:t xml:space="preserve"> at 532 nm </w:t>
@@ -25082,15 +25073,6 @@
         <w:fldChar w:fldCharType="end"/>
       </w:r>
       <w:r>
-        <w:t xml:space="preserve">. A more detailed derivation these endurance models are shown in </w:t>
-      </w:r>
-      <w:r>
-        <w:rPr>
-          <w:highlight w:val="yellow"/>
-        </w:rPr>
-        <w:t>Supplementary Material</w:t>
-      </w:r>
-      <w:r>
         <w:t>.</w:t>
       </w:r>
     </w:p>
@@ -26043,13 +26025,91 @@
         </w:rPr>
       </w:pPr>
       <w:r>
-        <w:t xml:space="preserve">Antimony triselenide shows little to no absorption in the infrared spectra, so an ideal design could have 100% </w:t>
-      </w:r>
-      <w:r>
+        <w:rPr>
+          <w:highlight w:val="yellow"/>
+        </w:rPr>
+        <w:t xml:space="preserve">Antimony triselenide shows </w:t>
+      </w:r>
+      <w:r>
+        <w:rPr>
+          <w:highlight w:val="yellow"/>
+        </w:rPr>
+        <w:t>zero extinction coefficient</w:t>
+      </w:r>
+      <w:r>
+        <w:rPr>
+          <w:highlight w:val="yellow"/>
+        </w:rPr>
+        <w:t xml:space="preserve"> in the infrared spectra</w:t>
+      </w:r>
+      <w:r>
+        <w:rPr>
+          <w:highlight w:val="yellow"/>
+        </w:rPr>
+        <w:t xml:space="preserve"> of amorphous phase</w:t>
+      </w:r>
+      <w:r>
+        <w:rPr>
+          <w:highlight w:val="yellow"/>
+        </w:rPr>
+        <w:t xml:space="preserve">, so an ideal </w:t>
+      </w:r>
+      <w:r>
+        <w:rPr>
+          <w:highlight w:val="yellow"/>
+        </w:rPr>
+        <w:t xml:space="preserve">limiter </w:t>
+      </w:r>
+      <w:r>
+        <w:rPr>
+          <w:highlight w:val="yellow"/>
+        </w:rPr>
+        <w:t>could have</w:t>
+      </w:r>
+      <w:r>
+        <w:rPr>
+          <w:highlight w:val="yellow"/>
+        </w:rPr>
+        <w:t xml:space="preserve"> a</w:t>
+      </w:r>
+      <w:r>
+        <w:rPr>
+          <w:highlight w:val="yellow"/>
+        </w:rPr>
+        <w:t xml:space="preserve"> </w:t>
+      </w:r>
+      <w:r>
+        <w:rPr>
+          <w:highlight w:val="yellow"/>
+        </w:rPr>
+        <w:t>perfect 100%</w:t>
+      </w:r>
+      <w:r>
+        <w:rPr>
+          <w:highlight w:val="yellow"/>
+        </w:rPr>
+        <w:t xml:space="preserve"> </w:t>
+      </w:r>
+      <w:r>
+        <w:rPr>
+          <w:highlight w:val="yellow"/>
+        </w:rPr>
         <w:t>transmittance</w:t>
       </w:r>
       <w:r>
-        <w:t xml:space="preserve"> in the ON mode and 0% in the OFF mode. The </w:t>
+        <w:rPr>
+          <w:highlight w:val="yellow"/>
+        </w:rPr>
+        <w:t xml:space="preserve"> in</w:t>
+      </w:r>
+      <w:r>
+        <w:rPr>
+          <w:highlight w:val="yellow"/>
+        </w:rPr>
+        <w:t xml:space="preserve"> ON mode</w:t>
+      </w:r>
+      <w:r>
+        <w:t xml:space="preserve">. The </w:t>
       </w:r>
       <w:r>
         <w:t xml:space="preserve">number of layers, </w:t>
@@ -26073,49 +26133,58 @@
         <w:t>3</w:t>
       </w:r>
       <w:r>
-        <w:t xml:space="preserve"> thickness, </w:t>
+        <w:t xml:space="preserve"> needed for every layer</w:t>
+      </w:r>
+      <w:r>
+        <w:t xml:space="preserve">, </w:t>
       </w:r>
       <w:r>
         <w:t>overall</w:t>
       </w:r>
       <w:r>
-        <w:t xml:space="preserve"> device </w:t>
+        <w:t xml:space="preserve"> device thickness, transmittance</w:t>
+      </w:r>
+      <w:r>
+        <w:t xml:space="preserve"> </w:t>
+      </w:r>
+      <w:r>
+        <w:t>in</w:t>
+      </w:r>
+      <w:r>
+        <w:t xml:space="preserve"> each mode</w:t>
+      </w:r>
+      <w:r>
+        <w:t>,</w:t>
+      </w:r>
+      <w:r>
+        <w:t xml:space="preserve"> </w:t>
+      </w:r>
+      <w:r>
+        <w:t xml:space="preserve">and transmittance </w:t>
+      </w:r>
+      <w:r>
+        <w:t>contrast</w:t>
+      </w:r>
+      <w:r>
+        <w:t xml:space="preserve"> of each design </w:t>
+      </w:r>
+      <w:r>
+        <w:t>are show</w:t>
+      </w:r>
+      <w:r>
+        <w:t>n</w:t>
+      </w:r>
+      <w:r>
+        <w:t xml:space="preserve"> </w:t>
       </w:r>
       <w:r>
         <w:lastRenderedPageBreak/>
-        <w:t>thickness, transmittance</w:t>
-      </w:r>
-      <w:r>
-        <w:t xml:space="preserve"> of each mode</w:t>
-      </w:r>
-      <w:r>
-        <w:t>,</w:t>
+        <w:t>in Table 1.</w:t>
       </w:r>
       <w:r>
         <w:t xml:space="preserve"> </w:t>
       </w:r>
       <w:r>
-        <w:t xml:space="preserve">and transmittance </w:t>
-      </w:r>
-      <w:r>
-        <w:t>contrast</w:t>
-      </w:r>
-      <w:r>
-        <w:t xml:space="preserve"> of each design </w:t>
-      </w:r>
-      <w:r>
-        <w:t>are show</w:t>
-      </w:r>
-      <w:r>
-        <w:t>n</w:t>
-      </w:r>
-      <w:r>
-        <w:t xml:space="preserve"> in Table 1.</w:t>
-      </w:r>
-      <w:r>
-        <w:t xml:space="preserve"> </w:t>
-      </w:r>
-      <w:r>
         <w:t xml:space="preserve">Aside from the single-layer design, only </w:t>
       </w:r>
       <w:r>
@@ -26125,6 +26194,12 @@
         <w:t>edge-filter</w:t>
       </w:r>
       <w:r>
+        <w:rPr>
+          <w:lang w:val="en"/>
+        </w:rPr>
+        <w:t>s and Fabry-Perot</w:t>
+      </w:r>
+      <w:r>
         <w:t xml:space="preserve"> designs show transmission contrast (</w:t>
       </w:r>
       <w:r>
@@ -26134,10 +26209,10 @@
         <w:t xml:space="preserve">) higher than 50% with </w:t>
       </w:r>
       <w:r>
-        <w:t>5</w:t>
-      </w:r>
-      <w:r>
-        <w:t xml:space="preserve"> unit-cell design having the largest </w:t>
+        <w:t xml:space="preserve">11-layers edge-filter </w:t>
+      </w:r>
+      <w:r>
+        <w:t xml:space="preserve">design having the largest </w:t>
       </w:r>
       <w:r>
         <w:t>ΔT</w:t>
@@ -26147,6 +26222,66 @@
       </w:r>
       <w:r>
         <w:t>.</w:t>
+      </w:r>
+      <w:r>
+        <w:t xml:space="preserve"> Although the 3-unit-cells Fabry-Perot designs use thinner Sb</w:t>
+      </w:r>
+      <w:r>
+        <w:rPr>
+          <w:vertAlign w:val="subscript"/>
+        </w:rPr>
+        <w:t>2</w:t>
+      </w:r>
+      <w:r>
+        <w:t>Se</w:t>
+      </w:r>
+      <w:r>
+        <w:rPr>
+          <w:vertAlign w:val="subscript"/>
+        </w:rPr>
+        <w:t>3</w:t>
+      </w:r>
+      <w:r>
+        <w:t xml:space="preserve"> layer and has 84.8% </w:t>
+      </w:r>
+      <w:r>
+        <w:t>ΔT</w:t>
+      </w:r>
+      <w:r>
+        <w:t xml:space="preserve">, its overall device size is </w:t>
+      </w:r>
+      <w:r>
+        <w:t>unreasonably</w:t>
+      </w:r>
+      <w:r>
+        <w:t xml:space="preserve"> thick at more than 2 </w:t>
+      </w:r>
+      <w:r>
+        <w:t>µ</w:t>
+      </w:r>
+      <w:r>
+        <w:t>m.</w:t>
+      </w:r>
+      <w:r>
+        <w:t xml:space="preserve"> The low transmittance contrast in two, and three-layer designs can be explained by the shift of Sb</w:t>
+      </w:r>
+      <w:r>
+        <w:rPr>
+          <w:vertAlign w:val="subscript"/>
+        </w:rPr>
+        <w:t>2</w:t>
+      </w:r>
+      <w:r>
+        <w:t>Se</w:t>
+      </w:r>
+      <w:r>
+        <w:rPr>
+          <w:vertAlign w:val="subscript"/>
+        </w:rPr>
+        <w:t>3</w:t>
+      </w:r>
+      <w:r>
+        <w:t xml:space="preserve"> refractive index when transitioned to crystalline phase is not high enough to red-shifted the resonance peak far enough.</w:t>
       </w:r>
     </w:p>
     <w:p>
@@ -26251,11 +26386,12 @@
       <w:tblPr>
         <w:tblStyle w:val="PlainTable2"/>
         <w:tblW w:w="0" w:type="auto"/>
+        <w:tblLayout w:type="fixed"/>
         <w:tblLook w:val="06A0" w:firstRow="1" w:lastRow="0" w:firstColumn="1" w:lastColumn="0" w:noHBand="1" w:noVBand="1"/>
       </w:tblPr>
       <w:tblGrid>
         <w:gridCol w:w="1191"/>
-        <w:gridCol w:w="1701"/>
+        <w:gridCol w:w="1833"/>
         <w:gridCol w:w="850"/>
         <w:gridCol w:w="1077"/>
         <w:gridCol w:w="1077"/>
@@ -26303,7 +26439,7 @@
         </w:tc>
         <w:tc>
           <w:tcPr>
-            <w:tcW w:w="1701" w:type="dxa"/>
+            <w:tcW w:w="1833" w:type="dxa"/>
             <w:tcBorders>
               <w:top w:val="single" w:sz="8" w:space="0" w:color="000000" w:themeColor="text1"/>
               <w:bottom w:val="single" w:sz="8" w:space="0" w:color="000000" w:themeColor="text1"/>
@@ -26400,7 +26536,7 @@
             </w:r>
             <w:r>
               <w:rPr>
-                <w:rFonts w:cs="Cordia New" w:hint="cs"/>
+                <w:rFonts w:cstheme="majorBidi"/>
                 <w:b w:val="0"/>
                 <w:bCs w:val="0"/>
                 <w:sz w:val="18"/>
@@ -26412,7 +26548,7 @@
             </w:r>
             <w:r>
               <w:rPr>
-                <w:rFonts w:cs="Cordia New"/>
+                <w:rFonts w:cstheme="majorBidi"/>
                 <w:b w:val="0"/>
                 <w:bCs w:val="0"/>
                 <w:sz w:val="18"/>
@@ -26694,10 +26830,11 @@
         </w:tc>
         <w:tc>
           <w:tcPr>
-            <w:tcW w:w="1701" w:type="dxa"/>
+            <w:tcW w:w="1833" w:type="dxa"/>
             <w:tcBorders>
               <w:top w:val="single" w:sz="8" w:space="0" w:color="000000" w:themeColor="text1"/>
             </w:tcBorders>
+            <w:vAlign w:val="center"/>
           </w:tcPr>
           <w:p>
             <w:pPr>
@@ -26757,6 +26894,7 @@
             <w:tcBorders>
               <w:top w:val="single" w:sz="8" w:space="0" w:color="000000" w:themeColor="text1"/>
             </w:tcBorders>
+            <w:vAlign w:val="center"/>
           </w:tcPr>
           <w:p>
             <w:pPr>
@@ -26786,6 +26924,7 @@
             <w:tcBorders>
               <w:top w:val="single" w:sz="8" w:space="0" w:color="000000" w:themeColor="text1"/>
             </w:tcBorders>
+            <w:vAlign w:val="center"/>
           </w:tcPr>
           <w:p>
             <w:pPr>
@@ -26815,6 +26954,7 @@
             <w:tcBorders>
               <w:top w:val="single" w:sz="8" w:space="0" w:color="000000" w:themeColor="text1"/>
             </w:tcBorders>
+            <w:vAlign w:val="center"/>
           </w:tcPr>
           <w:p>
             <w:pPr>
@@ -26844,6 +26984,7 @@
             <w:tcBorders>
               <w:top w:val="single" w:sz="8" w:space="0" w:color="000000" w:themeColor="text1"/>
             </w:tcBorders>
+            <w:vAlign w:val="center"/>
           </w:tcPr>
           <w:p>
             <w:pPr>
@@ -26873,6 +27014,7 @@
             <w:tcBorders>
               <w:top w:val="single" w:sz="8" w:space="0" w:color="000000" w:themeColor="text1"/>
             </w:tcBorders>
+            <w:vAlign w:val="center"/>
           </w:tcPr>
           <w:p>
             <w:pPr>
@@ -26932,7 +27074,8 @@
         </w:tc>
         <w:tc>
           <w:tcPr>
-            <w:tcW w:w="1701" w:type="dxa"/>
+            <w:tcW w:w="1833" w:type="dxa"/>
+            <w:vAlign w:val="center"/>
           </w:tcPr>
           <w:p>
             <w:pPr>
@@ -26982,6 +27125,7 @@
         <w:tc>
           <w:tcPr>
             <w:tcW w:w="1077" w:type="dxa"/>
+            <w:vAlign w:val="center"/>
           </w:tcPr>
           <w:p>
             <w:pPr>
@@ -27006,6 +27150,7 @@
         <w:tc>
           <w:tcPr>
             <w:tcW w:w="1077" w:type="dxa"/>
+            <w:vAlign w:val="center"/>
           </w:tcPr>
           <w:p>
             <w:pPr>
@@ -27030,6 +27175,7 @@
         <w:tc>
           <w:tcPr>
             <w:tcW w:w="964" w:type="dxa"/>
+            <w:vAlign w:val="center"/>
           </w:tcPr>
           <w:p>
             <w:pPr>
@@ -27054,6 +27200,7 @@
         <w:tc>
           <w:tcPr>
             <w:tcW w:w="964" w:type="dxa"/>
+            <w:vAlign w:val="center"/>
           </w:tcPr>
           <w:p>
             <w:pPr>
@@ -27078,6 +27225,7 @@
         <w:tc>
           <w:tcPr>
             <w:tcW w:w="964" w:type="dxa"/>
+            <w:vAlign w:val="center"/>
           </w:tcPr>
           <w:p>
             <w:pPr>
@@ -27136,7 +27284,8 @@
         </w:tc>
         <w:tc>
           <w:tcPr>
-            <w:tcW w:w="1701" w:type="dxa"/>
+            <w:tcW w:w="1833" w:type="dxa"/>
+            <w:vAlign w:val="center"/>
           </w:tcPr>
           <w:p>
             <w:pPr>
@@ -27186,6 +27335,7 @@
         <w:tc>
           <w:tcPr>
             <w:tcW w:w="1077" w:type="dxa"/>
+            <w:vAlign w:val="center"/>
           </w:tcPr>
           <w:p>
             <w:pPr>
@@ -27210,6 +27360,7 @@
         <w:tc>
           <w:tcPr>
             <w:tcW w:w="1077" w:type="dxa"/>
+            <w:vAlign w:val="center"/>
           </w:tcPr>
           <w:p>
             <w:pPr>
@@ -27234,6 +27385,7 @@
         <w:tc>
           <w:tcPr>
             <w:tcW w:w="964" w:type="dxa"/>
+            <w:vAlign w:val="center"/>
           </w:tcPr>
           <w:p>
             <w:pPr>
@@ -27258,6 +27410,7 @@
         <w:tc>
           <w:tcPr>
             <w:tcW w:w="964" w:type="dxa"/>
+            <w:vAlign w:val="center"/>
           </w:tcPr>
           <w:p>
             <w:pPr>
@@ -27282,6 +27435,7 @@
         <w:tc>
           <w:tcPr>
             <w:tcW w:w="964" w:type="dxa"/>
+            <w:vAlign w:val="center"/>
           </w:tcPr>
           <w:p>
             <w:pPr>
@@ -27339,7 +27493,8 @@
         </w:tc>
         <w:tc>
           <w:tcPr>
-            <w:tcW w:w="1701" w:type="dxa"/>
+            <w:tcW w:w="1833" w:type="dxa"/>
+            <w:vAlign w:val="center"/>
           </w:tcPr>
           <w:p>
             <w:pPr>
@@ -27389,6 +27544,7 @@
         <w:tc>
           <w:tcPr>
             <w:tcW w:w="1077" w:type="dxa"/>
+            <w:vAlign w:val="center"/>
           </w:tcPr>
           <w:p>
             <w:pPr>
@@ -27413,6 +27569,7 @@
         <w:tc>
           <w:tcPr>
             <w:tcW w:w="1077" w:type="dxa"/>
+            <w:vAlign w:val="center"/>
           </w:tcPr>
           <w:p>
             <w:pPr>
@@ -27437,6 +27594,7 @@
         <w:tc>
           <w:tcPr>
             <w:tcW w:w="964" w:type="dxa"/>
+            <w:vAlign w:val="center"/>
           </w:tcPr>
           <w:p>
             <w:pPr>
@@ -27461,6 +27619,7 @@
         <w:tc>
           <w:tcPr>
             <w:tcW w:w="964" w:type="dxa"/>
+            <w:vAlign w:val="center"/>
           </w:tcPr>
           <w:p>
             <w:pPr>
@@ -27485,6 +27644,7 @@
         <w:tc>
           <w:tcPr>
             <w:tcW w:w="964" w:type="dxa"/>
+            <w:vAlign w:val="center"/>
           </w:tcPr>
           <w:p>
             <w:pPr>
@@ -27542,7 +27702,8 @@
         </w:tc>
         <w:tc>
           <w:tcPr>
-            <w:tcW w:w="1701" w:type="dxa"/>
+            <w:tcW w:w="1833" w:type="dxa"/>
+            <w:vAlign w:val="center"/>
           </w:tcPr>
           <w:p>
             <w:pPr>
@@ -27550,8 +27711,8 @@
               <w:cnfStyle w:val="000000000000" w:firstRow="0" w:lastRow="0" w:firstColumn="0" w:lastColumn="0" w:oddVBand="0" w:evenVBand="0" w:oddHBand="0" w:evenHBand="0" w:firstRowFirstColumn="0" w:firstRowLastColumn="0" w:lastRowFirstColumn="0" w:lastRowLastColumn="0"/>
               <w:rPr>
                 <w:rFonts w:cstheme="majorBidi"/>
-                <w:sz w:val="15"/>
-                <w:szCs w:val="15"/>
+                <w:sz w:val="18"/>
+                <w:szCs w:val="18"/>
               </w:rPr>
             </w:pPr>
             <m:oMathPara>
@@ -27562,8 +27723,8 @@
                       <w:rPr>
                         <w:rFonts w:ascii="Cambria Math" w:hAnsi="Cambria Math" w:cstheme="majorBidi"/>
                         <w:iCs/>
-                        <w:sz w:val="15"/>
-                        <w:szCs w:val="15"/>
+                        <w:sz w:val="18"/>
+                        <w:szCs w:val="18"/>
                       </w:rPr>
                     </m:ctrlPr>
                   </m:sSupPr>
@@ -27574,8 +27735,8 @@
                       </m:rPr>
                       <w:rPr>
                         <w:rFonts w:ascii="Cambria Math" w:hAnsi="Cambria Math" w:cstheme="majorBidi"/>
-                        <w:sz w:val="15"/>
-                        <w:szCs w:val="15"/>
+                        <w:sz w:val="18"/>
+                        <w:szCs w:val="18"/>
                       </w:rPr>
                       <m:t>(</m:t>
                     </m:r>
@@ -27585,8 +27746,8 @@
                           <w:rPr>
                             <w:rFonts w:ascii="Cambria Math" w:hAnsi="Cambria Math" w:cstheme="majorBidi"/>
                             <w:iCs/>
-                            <w:sz w:val="15"/>
-                            <w:szCs w:val="15"/>
+                            <w:sz w:val="18"/>
+                            <w:szCs w:val="18"/>
                           </w:rPr>
                         </m:ctrlPr>
                       </m:fPr>
@@ -27597,8 +27758,8 @@
                           </m:rPr>
                           <w:rPr>
                             <w:rFonts w:ascii="Cambria Math" w:hAnsi="Cambria Math" w:cstheme="majorBidi"/>
-                            <w:sz w:val="15"/>
-                            <w:szCs w:val="15"/>
+                            <w:sz w:val="18"/>
+                            <w:szCs w:val="18"/>
                           </w:rPr>
                           <m:t>SbSe</m:t>
                         </m:r>
@@ -27610,8 +27771,8 @@
                           </m:rPr>
                           <w:rPr>
                             <w:rFonts w:ascii="Cambria Math" w:hAnsi="Cambria Math" w:cstheme="majorBidi"/>
-                            <w:sz w:val="15"/>
-                            <w:szCs w:val="15"/>
+                            <w:sz w:val="18"/>
+                            <w:szCs w:val="18"/>
                           </w:rPr>
                           <m:t>2</m:t>
                         </m:r>
@@ -27623,8 +27784,8 @@
                       </m:rPr>
                       <w:rPr>
                         <w:rFonts w:ascii="Cambria Math" w:hAnsi="Cambria Math" w:cstheme="majorBidi"/>
-                        <w:sz w:val="15"/>
-                        <w:szCs w:val="15"/>
+                        <w:sz w:val="18"/>
+                        <w:szCs w:val="18"/>
                       </w:rPr>
                       <m:t>/MgF/</m:t>
                     </m:r>
@@ -27634,8 +27795,8 @@
                           <w:rPr>
                             <w:rFonts w:ascii="Cambria Math" w:hAnsi="Cambria Math" w:cstheme="majorBidi"/>
                             <w:iCs/>
-                            <w:sz w:val="15"/>
-                            <w:szCs w:val="15"/>
+                            <w:sz w:val="18"/>
+                            <w:szCs w:val="18"/>
                           </w:rPr>
                         </m:ctrlPr>
                       </m:fPr>
@@ -27646,8 +27807,8 @@
                           </m:rPr>
                           <w:rPr>
                             <w:rFonts w:ascii="Cambria Math" w:hAnsi="Cambria Math" w:cstheme="majorBidi"/>
-                            <w:sz w:val="15"/>
-                            <w:szCs w:val="15"/>
+                            <w:sz w:val="18"/>
+                            <w:szCs w:val="18"/>
                           </w:rPr>
                           <m:t>SbSe</m:t>
                         </m:r>
@@ -27659,8 +27820,8 @@
                           </m:rPr>
                           <w:rPr>
                             <w:rFonts w:ascii="Cambria Math" w:hAnsi="Cambria Math" w:cstheme="majorBidi"/>
-                            <w:sz w:val="15"/>
-                            <w:szCs w:val="15"/>
+                            <w:sz w:val="18"/>
+                            <w:szCs w:val="18"/>
                           </w:rPr>
                           <m:t>2</m:t>
                         </m:r>
@@ -27672,8 +27833,8 @@
                       </m:rPr>
                       <w:rPr>
                         <w:rFonts w:ascii="Cambria Math" w:hAnsi="Cambria Math" w:cstheme="majorBidi"/>
-                        <w:sz w:val="15"/>
-                        <w:szCs w:val="15"/>
+                        <w:sz w:val="18"/>
+                        <w:szCs w:val="18"/>
                       </w:rPr>
                       <m:t>)</m:t>
                     </m:r>
@@ -27685,8 +27846,8 @@
                       </m:rPr>
                       <w:rPr>
                         <w:rFonts w:ascii="Cambria Math" w:hAnsi="Cambria Math" w:cstheme="majorBidi"/>
-                        <w:sz w:val="15"/>
-                        <w:szCs w:val="15"/>
+                        <w:sz w:val="18"/>
+                        <w:szCs w:val="18"/>
                       </w:rPr>
                       <m:t>1</m:t>
                     </m:r>
@@ -27724,6 +27885,7 @@
         <w:tc>
           <w:tcPr>
             <w:tcW w:w="1077" w:type="dxa"/>
+            <w:vAlign w:val="center"/>
           </w:tcPr>
           <w:p>
             <w:pPr>
@@ -27748,6 +27910,7 @@
         <w:tc>
           <w:tcPr>
             <w:tcW w:w="1077" w:type="dxa"/>
+            <w:vAlign w:val="center"/>
           </w:tcPr>
           <w:p>
             <w:pPr>
@@ -27772,6 +27935,7 @@
         <w:tc>
           <w:tcPr>
             <w:tcW w:w="964" w:type="dxa"/>
+            <w:vAlign w:val="center"/>
           </w:tcPr>
           <w:p>
             <w:pPr>
@@ -27796,6 +27960,7 @@
         <w:tc>
           <w:tcPr>
             <w:tcW w:w="964" w:type="dxa"/>
+            <w:vAlign w:val="center"/>
           </w:tcPr>
           <w:p>
             <w:pPr>
@@ -27820,6 +27985,7 @@
         <w:tc>
           <w:tcPr>
             <w:tcW w:w="964" w:type="dxa"/>
+            <w:vAlign w:val="center"/>
           </w:tcPr>
           <w:p>
             <w:pPr>
@@ -27877,7 +28043,8 @@
         </w:tc>
         <w:tc>
           <w:tcPr>
-            <w:tcW w:w="1701" w:type="dxa"/>
+            <w:tcW w:w="1833" w:type="dxa"/>
+            <w:vAlign w:val="center"/>
           </w:tcPr>
           <w:p>
             <w:pPr>
@@ -27886,8 +28053,8 @@
               <w:rPr>
                 <w:rFonts w:cstheme="majorBidi"/>
                 <w:iCs/>
-                <w:sz w:val="15"/>
-                <w:szCs w:val="15"/>
+                <w:sz w:val="18"/>
+                <w:szCs w:val="18"/>
               </w:rPr>
             </w:pPr>
             <m:oMathPara>
@@ -27898,8 +28065,8 @@
                       <w:rPr>
                         <w:rFonts w:ascii="Cambria Math" w:hAnsi="Cambria Math" w:cstheme="majorBidi"/>
                         <w:iCs/>
-                        <w:sz w:val="15"/>
-                        <w:szCs w:val="15"/>
+                        <w:sz w:val="18"/>
+                        <w:szCs w:val="18"/>
                       </w:rPr>
                     </m:ctrlPr>
                   </m:sSupPr>
@@ -27910,8 +28077,8 @@
                       </m:rPr>
                       <w:rPr>
                         <w:rFonts w:ascii="Cambria Math" w:hAnsi="Cambria Math" w:cstheme="majorBidi"/>
-                        <w:sz w:val="15"/>
-                        <w:szCs w:val="15"/>
+                        <w:sz w:val="18"/>
+                        <w:szCs w:val="18"/>
                       </w:rPr>
                       <m:t>(</m:t>
                     </m:r>
@@ -27921,8 +28088,8 @@
                           <w:rPr>
                             <w:rFonts w:ascii="Cambria Math" w:hAnsi="Cambria Math" w:cstheme="majorBidi"/>
                             <w:iCs/>
-                            <w:sz w:val="15"/>
-                            <w:szCs w:val="15"/>
+                            <w:sz w:val="18"/>
+                            <w:szCs w:val="18"/>
                           </w:rPr>
                         </m:ctrlPr>
                       </m:fPr>
@@ -27933,8 +28100,8 @@
                           </m:rPr>
                           <w:rPr>
                             <w:rFonts w:ascii="Cambria Math" w:hAnsi="Cambria Math" w:cstheme="majorBidi"/>
-                            <w:sz w:val="15"/>
-                            <w:szCs w:val="15"/>
+                            <w:sz w:val="18"/>
+                            <w:szCs w:val="18"/>
                           </w:rPr>
                           <m:t>SbSe</m:t>
                         </m:r>
@@ -27946,8 +28113,8 @@
                           </m:rPr>
                           <w:rPr>
                             <w:rFonts w:ascii="Cambria Math" w:hAnsi="Cambria Math" w:cstheme="majorBidi"/>
-                            <w:sz w:val="15"/>
-                            <w:szCs w:val="15"/>
+                            <w:sz w:val="18"/>
+                            <w:szCs w:val="18"/>
                           </w:rPr>
                           <m:t>2</m:t>
                         </m:r>
@@ -27959,8 +28126,8 @@
                       </m:rPr>
                       <w:rPr>
                         <w:rFonts w:ascii="Cambria Math" w:hAnsi="Cambria Math" w:cstheme="majorBidi"/>
-                        <w:sz w:val="15"/>
-                        <w:szCs w:val="15"/>
+                        <w:sz w:val="18"/>
+                        <w:szCs w:val="18"/>
                       </w:rPr>
                       <m:t>/MgF/</m:t>
                     </m:r>
@@ -27970,8 +28137,8 @@
                           <w:rPr>
                             <w:rFonts w:ascii="Cambria Math" w:hAnsi="Cambria Math" w:cstheme="majorBidi"/>
                             <w:iCs/>
-                            <w:sz w:val="15"/>
-                            <w:szCs w:val="15"/>
+                            <w:sz w:val="18"/>
+                            <w:szCs w:val="18"/>
                           </w:rPr>
                         </m:ctrlPr>
                       </m:fPr>
@@ -27982,8 +28149,8 @@
                           </m:rPr>
                           <w:rPr>
                             <w:rFonts w:ascii="Cambria Math" w:hAnsi="Cambria Math" w:cstheme="majorBidi"/>
-                            <w:sz w:val="15"/>
-                            <w:szCs w:val="15"/>
+                            <w:sz w:val="18"/>
+                            <w:szCs w:val="18"/>
                           </w:rPr>
                           <m:t>SbSe</m:t>
                         </m:r>
@@ -27995,8 +28162,8 @@
                           </m:rPr>
                           <w:rPr>
                             <w:rFonts w:ascii="Cambria Math" w:hAnsi="Cambria Math" w:cstheme="majorBidi"/>
-                            <w:sz w:val="15"/>
-                            <w:szCs w:val="15"/>
+                            <w:sz w:val="18"/>
+                            <w:szCs w:val="18"/>
                           </w:rPr>
                           <m:t>2</m:t>
                         </m:r>
@@ -28008,8 +28175,8 @@
                       </m:rPr>
                       <w:rPr>
                         <w:rFonts w:ascii="Cambria Math" w:hAnsi="Cambria Math" w:cstheme="majorBidi"/>
-                        <w:sz w:val="15"/>
-                        <w:szCs w:val="15"/>
+                        <w:sz w:val="18"/>
+                        <w:szCs w:val="18"/>
                       </w:rPr>
                       <m:t>)</m:t>
                     </m:r>
@@ -28021,8 +28188,8 @@
                       </m:rPr>
                       <w:rPr>
                         <w:rFonts w:ascii="Cambria Math" w:hAnsi="Cambria Math" w:cstheme="majorBidi"/>
-                        <w:sz w:val="15"/>
-                        <w:szCs w:val="15"/>
+                        <w:sz w:val="18"/>
+                        <w:szCs w:val="18"/>
                       </w:rPr>
                       <m:t>2</m:t>
                     </m:r>
@@ -28060,6 +28227,7 @@
         <w:tc>
           <w:tcPr>
             <w:tcW w:w="1077" w:type="dxa"/>
+            <w:vAlign w:val="center"/>
           </w:tcPr>
           <w:p>
             <w:pPr>
@@ -28084,6 +28252,7 @@
         <w:tc>
           <w:tcPr>
             <w:tcW w:w="1077" w:type="dxa"/>
+            <w:vAlign w:val="center"/>
           </w:tcPr>
           <w:p>
             <w:pPr>
@@ -28108,6 +28277,7 @@
         <w:tc>
           <w:tcPr>
             <w:tcW w:w="964" w:type="dxa"/>
+            <w:vAlign w:val="center"/>
           </w:tcPr>
           <w:p>
             <w:pPr>
@@ -28132,6 +28302,7 @@
         <w:tc>
           <w:tcPr>
             <w:tcW w:w="964" w:type="dxa"/>
+            <w:vAlign w:val="center"/>
           </w:tcPr>
           <w:p>
             <w:pPr>
@@ -28156,6 +28327,7 @@
         <w:tc>
           <w:tcPr>
             <w:tcW w:w="964" w:type="dxa"/>
+            <w:vAlign w:val="center"/>
           </w:tcPr>
           <w:p>
             <w:pPr>
@@ -28213,17 +28385,18 @@
         </w:tc>
         <w:tc>
           <w:tcPr>
-            <w:tcW w:w="1701" w:type="dxa"/>
+            <w:tcW w:w="1833" w:type="dxa"/>
+            <w:vAlign w:val="center"/>
           </w:tcPr>
           <w:p>
             <w:pPr>
               <w:jc w:val="center"/>
               <w:cnfStyle w:val="000000000000" w:firstRow="0" w:lastRow="0" w:firstColumn="0" w:lastColumn="0" w:oddVBand="0" w:evenVBand="0" w:oddHBand="0" w:evenHBand="0" w:firstRowFirstColumn="0" w:firstRowLastColumn="0" w:lastRowFirstColumn="0" w:lastRowLastColumn="0"/>
               <w:rPr>
-                <w:rFonts w:ascii="Times New Roman" w:eastAsia="Yu Gothic" w:hAnsi="Times New Roman" w:cs="Times New Roman"/>
+                <w:rFonts w:eastAsia="Yu Gothic" w:cstheme="majorBidi"/>
                 <w:iCs/>
-                <w:sz w:val="15"/>
-                <w:szCs w:val="15"/>
+                <w:sz w:val="18"/>
+                <w:szCs w:val="18"/>
                 <w:highlight w:val="magenta"/>
               </w:rPr>
             </w:pPr>
@@ -28235,8 +28408,8 @@
                       <w:rPr>
                         <w:rFonts w:ascii="Cambria Math" w:hAnsi="Cambria Math" w:cstheme="majorBidi"/>
                         <w:iCs/>
-                        <w:sz w:val="15"/>
-                        <w:szCs w:val="15"/>
+                        <w:sz w:val="18"/>
+                        <w:szCs w:val="18"/>
                         <w:highlight w:val="magenta"/>
                       </w:rPr>
                     </m:ctrlPr>
@@ -28248,8 +28421,8 @@
                       </m:rPr>
                       <w:rPr>
                         <w:rFonts w:ascii="Cambria Math" w:hAnsi="Cambria Math" w:cstheme="majorBidi"/>
-                        <w:sz w:val="15"/>
-                        <w:szCs w:val="15"/>
+                        <w:sz w:val="18"/>
+                        <w:szCs w:val="18"/>
                         <w:highlight w:val="magenta"/>
                       </w:rPr>
                       <m:t>(</m:t>
@@ -28260,8 +28433,8 @@
                           <w:rPr>
                             <w:rFonts w:ascii="Cambria Math" w:hAnsi="Cambria Math" w:cstheme="majorBidi"/>
                             <w:iCs/>
-                            <w:sz w:val="15"/>
-                            <w:szCs w:val="15"/>
+                            <w:sz w:val="18"/>
+                            <w:szCs w:val="18"/>
                             <w:highlight w:val="magenta"/>
                           </w:rPr>
                         </m:ctrlPr>
@@ -28273,8 +28446,8 @@
                           </m:rPr>
                           <w:rPr>
                             <w:rFonts w:ascii="Cambria Math" w:hAnsi="Cambria Math" w:cstheme="majorBidi"/>
-                            <w:sz w:val="15"/>
-                            <w:szCs w:val="15"/>
+                            <w:sz w:val="18"/>
+                            <w:szCs w:val="18"/>
                             <w:highlight w:val="magenta"/>
                           </w:rPr>
                           <m:t>SbSe</m:t>
@@ -28287,8 +28460,8 @@
                           </m:rPr>
                           <w:rPr>
                             <w:rFonts w:ascii="Cambria Math" w:hAnsi="Cambria Math" w:cstheme="majorBidi"/>
-                            <w:sz w:val="15"/>
-                            <w:szCs w:val="15"/>
+                            <w:sz w:val="18"/>
+                            <w:szCs w:val="18"/>
                             <w:highlight w:val="magenta"/>
                           </w:rPr>
                           <m:t>2</m:t>
@@ -28301,8 +28474,8 @@
                       </m:rPr>
                       <w:rPr>
                         <w:rFonts w:ascii="Cambria Math" w:hAnsi="Cambria Math" w:cstheme="majorBidi"/>
-                        <w:sz w:val="15"/>
-                        <w:szCs w:val="15"/>
+                        <w:sz w:val="18"/>
+                        <w:szCs w:val="18"/>
                         <w:highlight w:val="magenta"/>
                       </w:rPr>
                       <m:t>/MgF/</m:t>
@@ -28313,8 +28486,8 @@
                           <w:rPr>
                             <w:rFonts w:ascii="Cambria Math" w:hAnsi="Cambria Math" w:cstheme="majorBidi"/>
                             <w:iCs/>
-                            <w:sz w:val="15"/>
-                            <w:szCs w:val="15"/>
+                            <w:sz w:val="18"/>
+                            <w:szCs w:val="18"/>
                             <w:highlight w:val="magenta"/>
                           </w:rPr>
                         </m:ctrlPr>
@@ -28326,8 +28499,8 @@
                           </m:rPr>
                           <w:rPr>
                             <w:rFonts w:ascii="Cambria Math" w:hAnsi="Cambria Math" w:cstheme="majorBidi"/>
-                            <w:sz w:val="15"/>
-                            <w:szCs w:val="15"/>
+                            <w:sz w:val="18"/>
+                            <w:szCs w:val="18"/>
                             <w:highlight w:val="magenta"/>
                           </w:rPr>
                           <m:t>SbSe</m:t>
@@ -28340,8 +28513,8 @@
                           </m:rPr>
                           <w:rPr>
                             <w:rFonts w:ascii="Cambria Math" w:hAnsi="Cambria Math" w:cstheme="majorBidi"/>
-                            <w:sz w:val="15"/>
-                            <w:szCs w:val="15"/>
+                            <w:sz w:val="18"/>
+                            <w:szCs w:val="18"/>
                             <w:highlight w:val="magenta"/>
                           </w:rPr>
                           <m:t>2</m:t>
@@ -28354,8 +28527,8 @@
                       </m:rPr>
                       <w:rPr>
                         <w:rFonts w:ascii="Cambria Math" w:hAnsi="Cambria Math" w:cstheme="majorBidi"/>
-                        <w:sz w:val="15"/>
-                        <w:szCs w:val="15"/>
+                        <w:sz w:val="18"/>
+                        <w:szCs w:val="18"/>
                         <w:highlight w:val="magenta"/>
                       </w:rPr>
                       <m:t>)</m:t>
@@ -28365,8 +28538,8 @@
                     <m:r>
                       <w:rPr>
                         <w:rFonts w:ascii="Cambria Math" w:hAnsi="Cambria Math" w:cstheme="majorBidi"/>
-                        <w:sz w:val="15"/>
-                        <w:szCs w:val="15"/>
+                        <w:sz w:val="18"/>
+                        <w:szCs w:val="18"/>
                         <w:highlight w:val="magenta"/>
                       </w:rPr>
                       <m:t>3</m:t>
@@ -28407,6 +28580,7 @@
         <w:tc>
           <w:tcPr>
             <w:tcW w:w="1077" w:type="dxa"/>
+            <w:vAlign w:val="center"/>
           </w:tcPr>
           <w:p>
             <w:pPr>
@@ -28433,6 +28607,7 @@
         <w:tc>
           <w:tcPr>
             <w:tcW w:w="1077" w:type="dxa"/>
+            <w:vAlign w:val="center"/>
           </w:tcPr>
           <w:p>
             <w:pPr>
@@ -28459,6 +28634,7 @@
         <w:tc>
           <w:tcPr>
             <w:tcW w:w="964" w:type="dxa"/>
+            <w:vAlign w:val="center"/>
           </w:tcPr>
           <w:p>
             <w:pPr>
@@ -28485,6 +28661,7 @@
         <w:tc>
           <w:tcPr>
             <w:tcW w:w="964" w:type="dxa"/>
+            <w:vAlign w:val="center"/>
           </w:tcPr>
           <w:p>
             <w:pPr>
@@ -28511,6 +28688,7 @@
         <w:tc>
           <w:tcPr>
             <w:tcW w:w="964" w:type="dxa"/>
+            <w:vAlign w:val="center"/>
           </w:tcPr>
           <w:p>
             <w:pPr>
@@ -28570,7 +28748,8 @@
         </w:tc>
         <w:tc>
           <w:tcPr>
-            <w:tcW w:w="1701" w:type="dxa"/>
+            <w:tcW w:w="1833" w:type="dxa"/>
+            <w:vAlign w:val="center"/>
           </w:tcPr>
           <w:p>
             <w:pPr>
@@ -28579,8 +28758,8 @@
               <w:rPr>
                 <w:rFonts w:eastAsia="Yu Gothic" w:cstheme="majorBidi"/>
                 <w:iCs/>
-                <w:sz w:val="15"/>
-                <w:szCs w:val="15"/>
+                <w:sz w:val="18"/>
+                <w:szCs w:val="18"/>
               </w:rPr>
             </w:pPr>
             <m:oMathPara>
@@ -28591,8 +28770,8 @@
                       <w:rPr>
                         <w:rFonts w:ascii="Cambria Math" w:hAnsi="Cambria Math" w:cstheme="majorBidi"/>
                         <w:iCs/>
-                        <w:sz w:val="15"/>
-                        <w:szCs w:val="15"/>
+                        <w:sz w:val="18"/>
+                        <w:szCs w:val="18"/>
                       </w:rPr>
                     </m:ctrlPr>
                   </m:sSupPr>
@@ -28603,8 +28782,8 @@
                       </m:rPr>
                       <w:rPr>
                         <w:rFonts w:ascii="Cambria Math" w:hAnsi="Cambria Math" w:cstheme="majorBidi"/>
-                        <w:sz w:val="15"/>
-                        <w:szCs w:val="15"/>
+                        <w:sz w:val="18"/>
+                        <w:szCs w:val="18"/>
                       </w:rPr>
                       <m:t>(</m:t>
                     </m:r>
@@ -28614,8 +28793,8 @@
                           <w:rPr>
                             <w:rFonts w:ascii="Cambria Math" w:hAnsi="Cambria Math" w:cstheme="majorBidi"/>
                             <w:iCs/>
-                            <w:sz w:val="15"/>
-                            <w:szCs w:val="15"/>
+                            <w:sz w:val="18"/>
+                            <w:szCs w:val="18"/>
                           </w:rPr>
                         </m:ctrlPr>
                       </m:fPr>
@@ -28626,8 +28805,8 @@
                           </m:rPr>
                           <w:rPr>
                             <w:rFonts w:ascii="Cambria Math" w:hAnsi="Cambria Math" w:cstheme="majorBidi"/>
-                            <w:sz w:val="15"/>
-                            <w:szCs w:val="15"/>
+                            <w:sz w:val="18"/>
+                            <w:szCs w:val="18"/>
                           </w:rPr>
                           <m:t>SbSe</m:t>
                         </m:r>
@@ -28639,8 +28818,8 @@
                           </m:rPr>
                           <w:rPr>
                             <w:rFonts w:ascii="Cambria Math" w:hAnsi="Cambria Math" w:cstheme="majorBidi"/>
-                            <w:sz w:val="15"/>
-                            <w:szCs w:val="15"/>
+                            <w:sz w:val="18"/>
+                            <w:szCs w:val="18"/>
                           </w:rPr>
                           <m:t>2</m:t>
                         </m:r>
@@ -28652,8 +28831,8 @@
                       </m:rPr>
                       <w:rPr>
                         <w:rFonts w:ascii="Cambria Math" w:hAnsi="Cambria Math" w:cstheme="majorBidi"/>
-                        <w:sz w:val="15"/>
-                        <w:szCs w:val="15"/>
+                        <w:sz w:val="18"/>
+                        <w:szCs w:val="18"/>
                       </w:rPr>
                       <m:t>/MgF/</m:t>
                     </m:r>
@@ -28663,8 +28842,8 @@
                           <w:rPr>
                             <w:rFonts w:ascii="Cambria Math" w:hAnsi="Cambria Math" w:cstheme="majorBidi"/>
                             <w:iCs/>
-                            <w:sz w:val="15"/>
-                            <w:szCs w:val="15"/>
+                            <w:sz w:val="18"/>
+                            <w:szCs w:val="18"/>
                           </w:rPr>
                         </m:ctrlPr>
                       </m:fPr>
@@ -28675,8 +28854,8 @@
                           </m:rPr>
                           <w:rPr>
                             <w:rFonts w:ascii="Cambria Math" w:hAnsi="Cambria Math" w:cstheme="majorBidi"/>
-                            <w:sz w:val="15"/>
-                            <w:szCs w:val="15"/>
+                            <w:sz w:val="18"/>
+                            <w:szCs w:val="18"/>
                           </w:rPr>
                           <m:t>SbSe</m:t>
                         </m:r>
@@ -28688,8 +28867,8 @@
                           </m:rPr>
                           <w:rPr>
                             <w:rFonts w:ascii="Cambria Math" w:hAnsi="Cambria Math" w:cstheme="majorBidi"/>
-                            <w:sz w:val="15"/>
-                            <w:szCs w:val="15"/>
+                            <w:sz w:val="18"/>
+                            <w:szCs w:val="18"/>
                           </w:rPr>
                           <m:t>2</m:t>
                         </m:r>
@@ -28701,8 +28880,8 @@
                       </m:rPr>
                       <w:rPr>
                         <w:rFonts w:ascii="Cambria Math" w:hAnsi="Cambria Math" w:cstheme="majorBidi"/>
-                        <w:sz w:val="15"/>
-                        <w:szCs w:val="15"/>
+                        <w:sz w:val="18"/>
+                        <w:szCs w:val="18"/>
                       </w:rPr>
                       <m:t>)</m:t>
                     </m:r>
@@ -28714,8 +28893,8 @@
                       </m:rPr>
                       <w:rPr>
                         <w:rFonts w:ascii="Cambria Math" w:hAnsi="Cambria Math" w:cstheme="majorBidi"/>
-                        <w:sz w:val="15"/>
-                        <w:szCs w:val="15"/>
+                        <w:sz w:val="18"/>
+                        <w:szCs w:val="18"/>
                       </w:rPr>
                       <m:t>4</m:t>
                     </m:r>
@@ -28753,6 +28932,7 @@
         <w:tc>
           <w:tcPr>
             <w:tcW w:w="1077" w:type="dxa"/>
+            <w:vAlign w:val="center"/>
           </w:tcPr>
           <w:p>
             <w:pPr>
@@ -28777,6 +28957,7 @@
         <w:tc>
           <w:tcPr>
             <w:tcW w:w="1077" w:type="dxa"/>
+            <w:vAlign w:val="center"/>
           </w:tcPr>
           <w:p>
             <w:pPr>
@@ -28801,6 +28982,7 @@
         <w:tc>
           <w:tcPr>
             <w:tcW w:w="964" w:type="dxa"/>
+            <w:vAlign w:val="center"/>
           </w:tcPr>
           <w:p>
             <w:pPr>
@@ -28825,6 +29007,7 @@
         <w:tc>
           <w:tcPr>
             <w:tcW w:w="964" w:type="dxa"/>
+            <w:vAlign w:val="center"/>
           </w:tcPr>
           <w:p>
             <w:pPr>
@@ -28849,6 +29032,7 @@
         <w:tc>
           <w:tcPr>
             <w:tcW w:w="964" w:type="dxa"/>
+            <w:vAlign w:val="center"/>
           </w:tcPr>
           <w:p>
             <w:pPr>
@@ -28908,17 +29092,18 @@
         </w:tc>
         <w:tc>
           <w:tcPr>
-            <w:tcW w:w="1701" w:type="dxa"/>
+            <w:tcW w:w="1833" w:type="dxa"/>
+            <w:vAlign w:val="center"/>
           </w:tcPr>
           <w:p>
             <w:pPr>
               <w:jc w:val="center"/>
               <w:cnfStyle w:val="000000000000" w:firstRow="0" w:lastRow="0" w:firstColumn="0" w:lastColumn="0" w:oddVBand="0" w:evenVBand="0" w:oddHBand="0" w:evenHBand="0" w:firstRowFirstColumn="0" w:firstRowLastColumn="0" w:lastRowFirstColumn="0" w:lastRowLastColumn="0"/>
               <w:rPr>
-                <w:rFonts w:ascii="Times New Roman" w:eastAsia="Yu Gothic" w:hAnsi="Times New Roman" w:cs="Times New Roman"/>
+                <w:rFonts w:eastAsia="Yu Gothic" w:cstheme="majorBidi"/>
                 <w:iCs/>
-                <w:sz w:val="15"/>
-                <w:szCs w:val="15"/>
+                <w:sz w:val="18"/>
+                <w:szCs w:val="18"/>
                 <w:highlight w:val="magenta"/>
               </w:rPr>
             </w:pPr>
@@ -28930,8 +29115,8 @@
                       <w:rPr>
                         <w:rFonts w:ascii="Cambria Math" w:hAnsi="Cambria Math" w:cstheme="majorBidi"/>
                         <w:iCs/>
-                        <w:sz w:val="15"/>
-                        <w:szCs w:val="15"/>
+                        <w:sz w:val="18"/>
+                        <w:szCs w:val="18"/>
                         <w:highlight w:val="magenta"/>
                       </w:rPr>
                     </m:ctrlPr>
@@ -28943,8 +29128,8 @@
                       </m:rPr>
                       <w:rPr>
                         <w:rFonts w:ascii="Cambria Math" w:hAnsi="Cambria Math" w:cstheme="majorBidi"/>
-                        <w:sz w:val="15"/>
-                        <w:szCs w:val="15"/>
+                        <w:sz w:val="18"/>
+                        <w:szCs w:val="18"/>
                         <w:highlight w:val="magenta"/>
                       </w:rPr>
                       <m:t>(</m:t>
@@ -28955,8 +29140,8 @@
                           <w:rPr>
                             <w:rFonts w:ascii="Cambria Math" w:hAnsi="Cambria Math" w:cstheme="majorBidi"/>
                             <w:iCs/>
-                            <w:sz w:val="15"/>
-                            <w:szCs w:val="15"/>
+                            <w:sz w:val="18"/>
+                            <w:szCs w:val="18"/>
                             <w:highlight w:val="magenta"/>
                           </w:rPr>
                         </m:ctrlPr>
@@ -28968,8 +29153,8 @@
                           </m:rPr>
                           <w:rPr>
                             <w:rFonts w:ascii="Cambria Math" w:hAnsi="Cambria Math" w:cstheme="majorBidi"/>
-                            <w:sz w:val="15"/>
-                            <w:szCs w:val="15"/>
+                            <w:sz w:val="18"/>
+                            <w:szCs w:val="18"/>
                             <w:highlight w:val="magenta"/>
                           </w:rPr>
                           <m:t>SbSe</m:t>
@@ -28982,8 +29167,8 @@
                           </m:rPr>
                           <w:rPr>
                             <w:rFonts w:ascii="Cambria Math" w:hAnsi="Cambria Math" w:cstheme="majorBidi"/>
-                            <w:sz w:val="15"/>
-                            <w:szCs w:val="15"/>
+                            <w:sz w:val="18"/>
+                            <w:szCs w:val="18"/>
                             <w:highlight w:val="magenta"/>
                           </w:rPr>
                           <m:t>2</m:t>
@@ -28996,8 +29181,8 @@
                       </m:rPr>
                       <w:rPr>
                         <w:rFonts w:ascii="Cambria Math" w:hAnsi="Cambria Math" w:cstheme="majorBidi"/>
-                        <w:sz w:val="15"/>
-                        <w:szCs w:val="15"/>
+                        <w:sz w:val="18"/>
+                        <w:szCs w:val="18"/>
                         <w:highlight w:val="magenta"/>
                       </w:rPr>
                       <m:t>/MgF/</m:t>
@@ -29008,8 +29193,8 @@
                           <w:rPr>
                             <w:rFonts w:ascii="Cambria Math" w:hAnsi="Cambria Math" w:cstheme="majorBidi"/>
                             <w:iCs/>
-                            <w:sz w:val="15"/>
-                            <w:szCs w:val="15"/>
+                            <w:sz w:val="18"/>
+                            <w:szCs w:val="18"/>
                             <w:highlight w:val="magenta"/>
                           </w:rPr>
                         </m:ctrlPr>
@@ -29021,8 +29206,8 @@
                           </m:rPr>
                           <w:rPr>
                             <w:rFonts w:ascii="Cambria Math" w:hAnsi="Cambria Math" w:cstheme="majorBidi"/>
-                            <w:sz w:val="15"/>
-                            <w:szCs w:val="15"/>
+                            <w:sz w:val="18"/>
+                            <w:szCs w:val="18"/>
                             <w:highlight w:val="magenta"/>
                           </w:rPr>
                           <m:t>SbSe</m:t>
@@ -29035,8 +29220,8 @@
                           </m:rPr>
                           <w:rPr>
                             <w:rFonts w:ascii="Cambria Math" w:hAnsi="Cambria Math" w:cstheme="majorBidi"/>
-                            <w:sz w:val="15"/>
-                            <w:szCs w:val="15"/>
+                            <w:sz w:val="18"/>
+                            <w:szCs w:val="18"/>
                             <w:highlight w:val="magenta"/>
                           </w:rPr>
                           <m:t>2</m:t>
@@ -29049,8 +29234,8 @@
                       </m:rPr>
                       <w:rPr>
                         <w:rFonts w:ascii="Cambria Math" w:hAnsi="Cambria Math" w:cstheme="majorBidi"/>
-                        <w:sz w:val="15"/>
-                        <w:szCs w:val="15"/>
+                        <w:sz w:val="18"/>
+                        <w:szCs w:val="18"/>
                         <w:highlight w:val="magenta"/>
                       </w:rPr>
                       <m:t>)</m:t>
@@ -29063,8 +29248,8 @@
                       </m:rPr>
                       <w:rPr>
                         <w:rFonts w:ascii="Cambria Math" w:hAnsi="Cambria Math" w:cstheme="majorBidi"/>
-                        <w:sz w:val="15"/>
-                        <w:szCs w:val="15"/>
+                        <w:sz w:val="18"/>
+                        <w:szCs w:val="18"/>
                         <w:highlight w:val="magenta"/>
                       </w:rPr>
                       <m:t>5</m:t>
@@ -29117,6 +29302,7 @@
         <w:tc>
           <w:tcPr>
             <w:tcW w:w="1077" w:type="dxa"/>
+            <w:vAlign w:val="center"/>
           </w:tcPr>
           <w:p>
             <w:pPr>
@@ -29143,6 +29329,7 @@
         <w:tc>
           <w:tcPr>
             <w:tcW w:w="1077" w:type="dxa"/>
+            <w:vAlign w:val="center"/>
           </w:tcPr>
           <w:p>
             <w:pPr>
@@ -29169,6 +29356,7 @@
         <w:tc>
           <w:tcPr>
             <w:tcW w:w="964" w:type="dxa"/>
+            <w:vAlign w:val="center"/>
           </w:tcPr>
           <w:p>
             <w:pPr>
@@ -29195,6 +29383,7 @@
         <w:tc>
           <w:tcPr>
             <w:tcW w:w="964" w:type="dxa"/>
+            <w:vAlign w:val="center"/>
           </w:tcPr>
           <w:p>
             <w:pPr>
@@ -29221,6 +29410,7 @@
         <w:tc>
           <w:tcPr>
             <w:tcW w:w="964" w:type="dxa"/>
+            <w:vAlign w:val="center"/>
           </w:tcPr>
           <w:p>
             <w:pPr>
@@ -29280,7 +29470,8 @@
         </w:tc>
         <w:tc>
           <w:tcPr>
-            <w:tcW w:w="1701" w:type="dxa"/>
+            <w:tcW w:w="1833" w:type="dxa"/>
+            <w:vAlign w:val="center"/>
           </w:tcPr>
           <w:p>
             <w:pPr>
@@ -29289,8 +29480,8 @@
               <w:rPr>
                 <w:rFonts w:eastAsia="Yu Gothic" w:cstheme="majorBidi"/>
                 <w:iCs/>
-                <w:sz w:val="15"/>
-                <w:szCs w:val="15"/>
+                <w:sz w:val="18"/>
+                <w:szCs w:val="18"/>
               </w:rPr>
             </w:pPr>
             <m:oMathPara>
@@ -29301,8 +29492,8 @@
                       <w:rPr>
                         <w:rFonts w:ascii="Cambria Math" w:hAnsi="Cambria Math" w:cstheme="majorBidi"/>
                         <w:iCs/>
-                        <w:sz w:val="15"/>
-                        <w:szCs w:val="15"/>
+                        <w:sz w:val="18"/>
+                        <w:szCs w:val="18"/>
                       </w:rPr>
                     </m:ctrlPr>
                   </m:sSupPr>
@@ -29313,8 +29504,8 @@
                       </m:rPr>
                       <w:rPr>
                         <w:rFonts w:ascii="Cambria Math" w:hAnsi="Cambria Math" w:cstheme="majorBidi"/>
-                        <w:sz w:val="15"/>
-                        <w:szCs w:val="15"/>
+                        <w:sz w:val="18"/>
+                        <w:szCs w:val="18"/>
                       </w:rPr>
                       <m:t>(</m:t>
                     </m:r>
@@ -29324,8 +29515,8 @@
                           <w:rPr>
                             <w:rFonts w:ascii="Cambria Math" w:hAnsi="Cambria Math" w:cstheme="majorBidi"/>
                             <w:iCs/>
-                            <w:sz w:val="15"/>
-                            <w:szCs w:val="15"/>
+                            <w:sz w:val="18"/>
+                            <w:szCs w:val="18"/>
                           </w:rPr>
                         </m:ctrlPr>
                       </m:fPr>
@@ -29336,8 +29527,8 @@
                           </m:rPr>
                           <w:rPr>
                             <w:rFonts w:ascii="Cambria Math" w:hAnsi="Cambria Math" w:cstheme="majorBidi"/>
-                            <w:sz w:val="15"/>
-                            <w:szCs w:val="15"/>
+                            <w:sz w:val="18"/>
+                            <w:szCs w:val="18"/>
                           </w:rPr>
                           <m:t>SbSe</m:t>
                         </m:r>
@@ -29349,8 +29540,8 @@
                           </m:rPr>
                           <w:rPr>
                             <w:rFonts w:ascii="Cambria Math" w:hAnsi="Cambria Math" w:cstheme="majorBidi"/>
-                            <w:sz w:val="15"/>
-                            <w:szCs w:val="15"/>
+                            <w:sz w:val="18"/>
+                            <w:szCs w:val="18"/>
                           </w:rPr>
                           <m:t>2</m:t>
                         </m:r>
@@ -29362,8 +29553,8 @@
                       </m:rPr>
                       <w:rPr>
                         <w:rFonts w:ascii="Cambria Math" w:hAnsi="Cambria Math" w:cstheme="majorBidi"/>
-                        <w:sz w:val="15"/>
-                        <w:szCs w:val="15"/>
+                        <w:sz w:val="18"/>
+                        <w:szCs w:val="18"/>
                       </w:rPr>
                       <m:t>/MgF/</m:t>
                     </m:r>
@@ -29373,8 +29564,8 @@
                           <w:rPr>
                             <w:rFonts w:ascii="Cambria Math" w:hAnsi="Cambria Math" w:cstheme="majorBidi"/>
                             <w:iCs/>
-                            <w:sz w:val="15"/>
-                            <w:szCs w:val="15"/>
+                            <w:sz w:val="18"/>
+                            <w:szCs w:val="18"/>
                           </w:rPr>
                         </m:ctrlPr>
                       </m:fPr>
@@ -29385,8 +29576,8 @@
                           </m:rPr>
                           <w:rPr>
                             <w:rFonts w:ascii="Cambria Math" w:hAnsi="Cambria Math" w:cstheme="majorBidi"/>
-                            <w:sz w:val="15"/>
-                            <w:szCs w:val="15"/>
+                            <w:sz w:val="18"/>
+                            <w:szCs w:val="18"/>
                           </w:rPr>
                           <m:t>SbSe</m:t>
                         </m:r>
@@ -29398,8 +29589,8 @@
                           </m:rPr>
                           <w:rPr>
                             <w:rFonts w:ascii="Cambria Math" w:hAnsi="Cambria Math" w:cstheme="majorBidi"/>
-                            <w:sz w:val="15"/>
-                            <w:szCs w:val="15"/>
+                            <w:sz w:val="18"/>
+                            <w:szCs w:val="18"/>
                           </w:rPr>
                           <m:t>2</m:t>
                         </m:r>
@@ -29411,8 +29602,8 @@
                       </m:rPr>
                       <w:rPr>
                         <w:rFonts w:ascii="Cambria Math" w:hAnsi="Cambria Math" w:cstheme="majorBidi"/>
-                        <w:sz w:val="15"/>
-                        <w:szCs w:val="15"/>
+                        <w:sz w:val="18"/>
+                        <w:szCs w:val="18"/>
                       </w:rPr>
                       <m:t>)</m:t>
                     </m:r>
@@ -29424,8 +29615,8 @@
                       </m:rPr>
                       <w:rPr>
                         <w:rFonts w:ascii="Cambria Math" w:hAnsi="Cambria Math" w:cstheme="majorBidi"/>
-                        <w:sz w:val="15"/>
-                        <w:szCs w:val="15"/>
+                        <w:sz w:val="18"/>
+                        <w:szCs w:val="18"/>
                       </w:rPr>
                       <m:t>6</m:t>
                     </m:r>
@@ -29465,6 +29656,7 @@
         <w:tc>
           <w:tcPr>
             <w:tcW w:w="1077" w:type="dxa"/>
+            <w:vAlign w:val="center"/>
           </w:tcPr>
           <w:p>
             <w:pPr>
@@ -29489,6 +29681,7 @@
         <w:tc>
           <w:tcPr>
             <w:tcW w:w="1077" w:type="dxa"/>
+            <w:vAlign w:val="center"/>
           </w:tcPr>
           <w:p>
             <w:pPr>
@@ -29513,6 +29706,7 @@
         <w:tc>
           <w:tcPr>
             <w:tcW w:w="964" w:type="dxa"/>
+            <w:vAlign w:val="center"/>
           </w:tcPr>
           <w:p>
             <w:pPr>
@@ -29537,6 +29731,7 @@
         <w:tc>
           <w:tcPr>
             <w:tcW w:w="964" w:type="dxa"/>
+            <w:vAlign w:val="center"/>
           </w:tcPr>
           <w:p>
             <w:pPr>
@@ -29563,6 +29758,7 @@
         <w:tc>
           <w:tcPr>
             <w:tcW w:w="964" w:type="dxa"/>
+            <w:vAlign w:val="center"/>
           </w:tcPr>
           <w:p>
             <w:pPr>
@@ -29613,14 +29809,16 @@
                 <w:bCs w:val="0"/>
                 <w:sz w:val="18"/>
                 <w:szCs w:val="18"/>
-              </w:rPr>
-              <w:t>Edge filter</w:t>
+                <w:lang w:val="en-US" w:bidi="th-TH"/>
+              </w:rPr>
+              <w:t>Fabry-Perot</w:t>
             </w:r>
           </w:p>
         </w:tc>
         <w:tc>
           <w:tcPr>
-            <w:tcW w:w="1701" w:type="dxa"/>
+            <w:tcW w:w="1833" w:type="dxa"/>
+            <w:vAlign w:val="center"/>
           </w:tcPr>
           <w:p>
             <w:pPr>
@@ -29629,150 +29827,48 @@
               <w:rPr>
                 <w:rFonts w:eastAsia="Yu Gothic" w:cstheme="majorBidi"/>
                 <w:iCs/>
-                <w:sz w:val="15"/>
-                <w:szCs w:val="15"/>
+                <w:sz w:val="18"/>
+                <w:szCs w:val="18"/>
               </w:rPr>
             </w:pPr>
-            <m:oMathPara>
-              <m:oMath>
-                <m:sSup>
-                  <m:sSupPr>
-                    <m:ctrlPr>
-                      <w:rPr>
-                        <w:rFonts w:ascii="Cambria Math" w:hAnsi="Cambria Math" w:cstheme="majorBidi"/>
-                        <w:iCs/>
-                        <w:sz w:val="15"/>
-                        <w:szCs w:val="15"/>
-                      </w:rPr>
-                    </m:ctrlPr>
-                  </m:sSupPr>
-                  <m:e>
-                    <m:r>
-                      <m:rPr>
-                        <m:sty m:val="p"/>
-                      </m:rPr>
-                      <w:rPr>
-                        <w:rFonts w:ascii="Cambria Math" w:hAnsi="Cambria Math" w:cstheme="majorBidi"/>
-                        <w:sz w:val="15"/>
-                        <w:szCs w:val="15"/>
-                      </w:rPr>
-                      <m:t>(</m:t>
-                    </m:r>
-                    <m:f>
-                      <m:fPr>
-                        <m:ctrlPr>
-                          <w:rPr>
-                            <w:rFonts w:ascii="Cambria Math" w:hAnsi="Cambria Math" w:cstheme="majorBidi"/>
-                            <w:iCs/>
-                            <w:sz w:val="15"/>
-                            <w:szCs w:val="15"/>
-                          </w:rPr>
-                        </m:ctrlPr>
-                      </m:fPr>
-                      <m:num>
-                        <m:r>
-                          <m:rPr>
-                            <m:sty m:val="p"/>
-                          </m:rPr>
-                          <w:rPr>
-                            <w:rFonts w:ascii="Cambria Math" w:hAnsi="Cambria Math" w:cstheme="majorBidi"/>
-                            <w:sz w:val="15"/>
-                            <w:szCs w:val="15"/>
-                          </w:rPr>
-                          <m:t>SbSe</m:t>
-                        </m:r>
-                      </m:num>
-                      <m:den>
-                        <m:r>
-                          <m:rPr>
-                            <m:sty m:val="p"/>
-                          </m:rPr>
-                          <w:rPr>
-                            <w:rFonts w:ascii="Cambria Math" w:hAnsi="Cambria Math" w:cstheme="majorBidi"/>
-                            <w:sz w:val="15"/>
-                            <w:szCs w:val="15"/>
-                          </w:rPr>
-                          <m:t>2</m:t>
-                        </m:r>
-                      </m:den>
-                    </m:f>
-                    <m:r>
-                      <m:rPr>
-                        <m:sty m:val="p"/>
-                      </m:rPr>
-                      <w:rPr>
-                        <w:rFonts w:ascii="Cambria Math" w:hAnsi="Cambria Math" w:cstheme="majorBidi"/>
-                        <w:sz w:val="15"/>
-                        <w:szCs w:val="15"/>
-                      </w:rPr>
-                      <m:t>/MgF/</m:t>
-                    </m:r>
-                    <m:f>
-                      <m:fPr>
-                        <m:ctrlPr>
-                          <w:rPr>
-                            <w:rFonts w:ascii="Cambria Math" w:hAnsi="Cambria Math" w:cstheme="majorBidi"/>
-                            <w:iCs/>
-                            <w:sz w:val="15"/>
-                            <w:szCs w:val="15"/>
-                          </w:rPr>
-                        </m:ctrlPr>
-                      </m:fPr>
-                      <m:num>
-                        <m:r>
-                          <m:rPr>
-                            <m:sty m:val="p"/>
-                          </m:rPr>
-                          <w:rPr>
-                            <w:rFonts w:ascii="Cambria Math" w:hAnsi="Cambria Math" w:cstheme="majorBidi"/>
-                            <w:sz w:val="15"/>
-                            <w:szCs w:val="15"/>
-                          </w:rPr>
-                          <m:t>SbSe</m:t>
-                        </m:r>
-                      </m:num>
-                      <m:den>
-                        <m:r>
-                          <m:rPr>
-                            <m:sty m:val="p"/>
-                          </m:rPr>
-                          <w:rPr>
-                            <w:rFonts w:ascii="Cambria Math" w:hAnsi="Cambria Math" w:cstheme="majorBidi"/>
-                            <w:sz w:val="15"/>
-                            <w:szCs w:val="15"/>
-                          </w:rPr>
-                          <m:t>2</m:t>
-                        </m:r>
-                      </m:den>
-                    </m:f>
-                    <m:r>
-                      <m:rPr>
-                        <m:sty m:val="p"/>
-                      </m:rPr>
-                      <w:rPr>
-                        <w:rFonts w:ascii="Cambria Math" w:hAnsi="Cambria Math" w:cstheme="majorBidi"/>
-                        <w:sz w:val="15"/>
-                        <w:szCs w:val="15"/>
-                      </w:rPr>
-                      <m:t>)</m:t>
-                    </m:r>
-                  </m:e>
-                  <m:sup>
-                    <m:r>
-                      <m:rPr>
-                        <m:sty m:val="p"/>
-                      </m:rPr>
-                      <w:rPr>
-                        <w:rFonts w:ascii="Cambria Math" w:hAnsi="Cambria Math" w:cstheme="majorBidi"/>
-                        <w:sz w:val="15"/>
-                        <w:szCs w:val="15"/>
-                      </w:rPr>
-                      <m:t>8</m:t>
-                    </m:r>
-                  </m:sup>
-                </m:sSup>
-              </m:oMath>
-            </m:oMathPara>
+            <w:r>
+              <w:rPr>
+                <w:rFonts w:eastAsia="Yu Gothic" w:cstheme="majorBidi"/>
+                <w:iCs/>
+                <w:sz w:val="18"/>
+                <w:szCs w:val="18"/>
+              </w:rPr>
+              <w:t>U</w:t>
+            </w:r>
+            <w:r>
+              <w:rPr>
+                <w:rFonts w:eastAsia="Yu Gothic" w:cstheme="majorBidi"/>
+                <w:iCs/>
+                <w:sz w:val="18"/>
+                <w:szCs w:val="18"/>
+                <w:vertAlign w:val="superscript"/>
+              </w:rPr>
+              <w:t>1</w:t>
+            </w:r>
+            <w:r>
+              <w:rPr>
+                <w:rFonts w:eastAsia="Yu Gothic" w:cstheme="majorBidi"/>
+                <w:iCs/>
+                <w:sz w:val="18"/>
+                <w:szCs w:val="18"/>
+              </w:rPr>
+              <w:t xml:space="preserve"> SbSe/TiO U</w:t>
+            </w:r>
+            <w:r>
+              <w:rPr>
+                <w:rFonts w:eastAsia="Yu Gothic" w:cstheme="majorBidi"/>
+                <w:iCs/>
+                <w:sz w:val="18"/>
+                <w:szCs w:val="18"/>
+                <w:vertAlign w:val="superscript"/>
+              </w:rPr>
+              <w:t>1</w:t>
+            </w:r>
           </w:p>
         </w:tc>
         <w:tc>
@@ -29797,16 +29893,16 @@
                 <w:rFonts w:cstheme="majorBidi"/>
                 <w:sz w:val="18"/>
                 <w:szCs w:val="18"/>
-                <w:cs/>
                 <w:lang w:bidi="th-TH"/>
               </w:rPr>
-              <w:t>17</w:t>
+              <w:t>7</w:t>
             </w:r>
           </w:p>
         </w:tc>
         <w:tc>
           <w:tcPr>
             <w:tcW w:w="1077" w:type="dxa"/>
+            <w:vAlign w:val="center"/>
           </w:tcPr>
           <w:p>
             <w:pPr>
@@ -29826,13 +29922,14 @@
                 <w:szCs w:val="18"/>
                 <w:lang w:bidi="th-TH"/>
               </w:rPr>
-              <w:t>395.9</w:t>
+              <w:t>31.6</w:t>
             </w:r>
           </w:p>
         </w:tc>
         <w:tc>
           <w:tcPr>
             <w:tcW w:w="1077" w:type="dxa"/>
+            <w:vAlign w:val="center"/>
           </w:tcPr>
           <w:p>
             <w:pPr>
@@ -29852,13 +29949,14 @@
                 <w:szCs w:val="18"/>
                 <w:lang w:bidi="th-TH"/>
               </w:rPr>
-              <w:t>1,482.7</w:t>
+              <w:t>815.3</w:t>
             </w:r>
           </w:p>
         </w:tc>
         <w:tc>
           <w:tcPr>
             <w:tcW w:w="964" w:type="dxa"/>
+            <w:vAlign w:val="center"/>
           </w:tcPr>
           <w:p>
             <w:pPr>
@@ -29878,13 +29976,14 @@
                 <w:szCs w:val="18"/>
                 <w:lang w:bidi="th-TH"/>
               </w:rPr>
-              <w:t>93.0</w:t>
+              <w:t>96.6</w:t>
             </w:r>
           </w:p>
         </w:tc>
         <w:tc>
           <w:tcPr>
             <w:tcW w:w="964" w:type="dxa"/>
+            <w:vAlign w:val="center"/>
           </w:tcPr>
           <w:p>
             <w:pPr>
@@ -29904,13 +30003,14 @@
                 <w:szCs w:val="18"/>
                 <w:lang w:bidi="th-TH"/>
               </w:rPr>
-              <w:t>0.0</w:t>
+              <w:t>83.7</w:t>
             </w:r>
           </w:p>
         </w:tc>
         <w:tc>
           <w:tcPr>
             <w:tcW w:w="964" w:type="dxa"/>
+            <w:vAlign w:val="center"/>
           </w:tcPr>
           <w:p>
             <w:pPr>
@@ -29930,7 +30030,264 @@
                 <w:szCs w:val="18"/>
                 <w:lang w:bidi="th-TH"/>
               </w:rPr>
-              <w:t>93.0</w:t>
+              <w:t>12.9</w:t>
+            </w:r>
+          </w:p>
+        </w:tc>
+      </w:tr>
+      <w:tr>
+        <w:trPr>
+          <w:trHeight w:val="340"/>
+        </w:trPr>
+        <w:tc>
+          <w:tcPr>
+            <w:cnfStyle w:val="001000000000" w:firstRow="0" w:lastRow="0" w:firstColumn="1" w:lastColumn="0" w:oddVBand="0" w:evenVBand="0" w:oddHBand="0" w:evenHBand="0" w:firstRowFirstColumn="0" w:firstRowLastColumn="0" w:lastRowFirstColumn="0" w:lastRowLastColumn="0"/>
+            <w:tcW w:w="1191" w:type="dxa"/>
+            <w:vAlign w:val="center"/>
+          </w:tcPr>
+          <w:p>
+            <w:pPr>
+              <w:jc w:val="center"/>
+              <w:rPr>
+                <w:rFonts w:cstheme="majorBidi"/>
+                <w:b w:val="0"/>
+                <w:bCs w:val="0"/>
+                <w:sz w:val="18"/>
+                <w:szCs w:val="18"/>
+                <w:lang w:val="en-US" w:bidi="th-TH"/>
+              </w:rPr>
+            </w:pPr>
+            <w:r>
+              <w:rPr>
+                <w:rFonts w:cstheme="majorBidi"/>
+                <w:b w:val="0"/>
+                <w:bCs w:val="0"/>
+                <w:sz w:val="18"/>
+                <w:szCs w:val="18"/>
+                <w:lang w:val="en-US" w:bidi="th-TH"/>
+              </w:rPr>
+              <w:t>Fabry-Perot</w:t>
+            </w:r>
+          </w:p>
+        </w:tc>
+        <w:tc>
+          <w:tcPr>
+            <w:tcW w:w="1833" w:type="dxa"/>
+            <w:vAlign w:val="center"/>
+          </w:tcPr>
+          <w:p>
+            <w:pPr>
+              <w:jc w:val="center"/>
+              <w:cnfStyle w:val="000000000000" w:firstRow="0" w:lastRow="0" w:firstColumn="0" w:lastColumn="0" w:oddVBand="0" w:evenVBand="0" w:oddHBand="0" w:evenHBand="0" w:firstRowFirstColumn="0" w:firstRowLastColumn="0" w:lastRowFirstColumn="0" w:lastRowLastColumn="0"/>
+              <w:rPr>
+                <w:rFonts w:eastAsia="Yu Gothic" w:cstheme="majorBidi"/>
+                <w:iCs/>
+                <w:sz w:val="18"/>
+                <w:szCs w:val="18"/>
+                <w:lang w:bidi="th-TH"/>
+              </w:rPr>
+            </w:pPr>
+            <w:r>
+              <w:rPr>
+                <w:rFonts w:eastAsia="Yu Gothic" w:cstheme="majorBidi"/>
+                <w:iCs/>
+                <w:sz w:val="18"/>
+                <w:szCs w:val="18"/>
+              </w:rPr>
+              <w:t>U</w:t>
+            </w:r>
+            <w:r>
+              <w:rPr>
+                <w:rFonts w:eastAsia="Yu Gothic" w:cstheme="majorBidi"/>
+                <w:iCs/>
+                <w:sz w:val="18"/>
+                <w:szCs w:val="18"/>
+                <w:vertAlign w:val="superscript"/>
+              </w:rPr>
+              <w:t>3</w:t>
+            </w:r>
+            <w:r>
+              <w:rPr>
+                <w:rFonts w:eastAsia="Yu Gothic" w:cstheme="majorBidi"/>
+                <w:iCs/>
+                <w:sz w:val="18"/>
+                <w:szCs w:val="18"/>
+              </w:rPr>
+              <w:t xml:space="preserve"> SbSe/TiO U</w:t>
+            </w:r>
+            <w:r>
+              <w:rPr>
+                <w:rFonts w:eastAsia="Yu Gothic" w:cstheme="majorBidi"/>
+                <w:iCs/>
+                <w:sz w:val="18"/>
+                <w:szCs w:val="18"/>
+                <w:vertAlign w:val="superscript"/>
+              </w:rPr>
+              <w:t>3</w:t>
+            </w:r>
+          </w:p>
+        </w:tc>
+        <w:tc>
+          <w:tcPr>
+            <w:tcW w:w="850" w:type="dxa"/>
+            <w:vAlign w:val="center"/>
+          </w:tcPr>
+          <w:p>
+            <w:pPr>
+              <w:jc w:val="right"/>
+              <w:cnfStyle w:val="000000000000" w:firstRow="0" w:lastRow="0" w:firstColumn="0" w:lastColumn="0" w:oddVBand="0" w:evenVBand="0" w:oddHBand="0" w:evenHBand="0" w:firstRowFirstColumn="0" w:firstRowLastColumn="0" w:lastRowFirstColumn="0" w:lastRowLastColumn="0"/>
+              <w:rPr>
+                <w:rFonts w:cstheme="majorBidi"/>
+                <w:sz w:val="18"/>
+                <w:szCs w:val="18"/>
+                <w:cs/>
+                <w:lang w:bidi="th-TH"/>
+              </w:rPr>
+            </w:pPr>
+            <w:r>
+              <w:rPr>
+                <w:rFonts w:cstheme="majorBidi"/>
+                <w:sz w:val="18"/>
+                <w:szCs w:val="18"/>
+                <w:cs/>
+                <w:lang w:bidi="th-TH"/>
+              </w:rPr>
+              <w:t>15</w:t>
+            </w:r>
+          </w:p>
+        </w:tc>
+        <w:tc>
+          <w:tcPr>
+            <w:tcW w:w="1077" w:type="dxa"/>
+            <w:vAlign w:val="center"/>
+          </w:tcPr>
+          <w:p>
+            <w:pPr>
+              <w:jc w:val="right"/>
+              <w:cnfStyle w:val="000000000000" w:firstRow="0" w:lastRow="0" w:firstColumn="0" w:lastColumn="0" w:oddVBand="0" w:evenVBand="0" w:oddHBand="0" w:evenHBand="0" w:firstRowFirstColumn="0" w:firstRowLastColumn="0" w:lastRowFirstColumn="0" w:lastRowLastColumn="0"/>
+              <w:rPr>
+                <w:rFonts w:cstheme="majorBidi"/>
+                <w:sz w:val="18"/>
+                <w:szCs w:val="18"/>
+                <w:lang w:bidi="th-TH"/>
+              </w:rPr>
+            </w:pPr>
+            <w:r>
+              <w:rPr>
+                <w:rFonts w:cstheme="majorBidi"/>
+                <w:sz w:val="18"/>
+                <w:szCs w:val="18"/>
+                <w:lang w:bidi="th-TH"/>
+              </w:rPr>
+              <w:t>32.0</w:t>
+            </w:r>
+          </w:p>
+        </w:tc>
+        <w:tc>
+          <w:tcPr>
+            <w:tcW w:w="1077" w:type="dxa"/>
+            <w:vAlign w:val="center"/>
+          </w:tcPr>
+          <w:p>
+            <w:pPr>
+              <w:jc w:val="right"/>
+              <w:cnfStyle w:val="000000000000" w:firstRow="0" w:lastRow="0" w:firstColumn="0" w:lastColumn="0" w:oddVBand="0" w:evenVBand="0" w:oddHBand="0" w:evenHBand="0" w:firstRowFirstColumn="0" w:firstRowLastColumn="0" w:lastRowFirstColumn="0" w:lastRowLastColumn="0"/>
+              <w:rPr>
+                <w:rFonts w:cstheme="majorBidi"/>
+                <w:sz w:val="18"/>
+                <w:szCs w:val="18"/>
+                <w:lang w:bidi="th-TH"/>
+              </w:rPr>
+            </w:pPr>
+            <w:r>
+              <w:rPr>
+                <w:rFonts w:cstheme="majorBidi"/>
+                <w:sz w:val="18"/>
+                <w:szCs w:val="18"/>
+                <w:lang w:bidi="th-TH"/>
+              </w:rPr>
+              <w:t>2071.3</w:t>
+            </w:r>
+          </w:p>
+        </w:tc>
+        <w:tc>
+          <w:tcPr>
+            <w:tcW w:w="964" w:type="dxa"/>
+            <w:vAlign w:val="center"/>
+          </w:tcPr>
+          <w:p>
+            <w:pPr>
+              <w:jc w:val="right"/>
+              <w:cnfStyle w:val="000000000000" w:firstRow="0" w:lastRow="0" w:firstColumn="0" w:lastColumn="0" w:oddVBand="0" w:evenVBand="0" w:oddHBand="0" w:evenHBand="0" w:firstRowFirstColumn="0" w:firstRowLastColumn="0" w:lastRowFirstColumn="0" w:lastRowLastColumn="0"/>
+              <w:rPr>
+                <w:rFonts w:cstheme="majorBidi"/>
+                <w:sz w:val="18"/>
+                <w:szCs w:val="18"/>
+                <w:lang w:bidi="th-TH"/>
+              </w:rPr>
+            </w:pPr>
+            <w:r>
+              <w:rPr>
+                <w:rFonts w:cstheme="majorBidi"/>
+                <w:sz w:val="18"/>
+                <w:szCs w:val="18"/>
+                <w:lang w:bidi="th-TH"/>
+              </w:rPr>
+              <w:t>96.5</w:t>
+            </w:r>
+          </w:p>
+        </w:tc>
+        <w:tc>
+          <w:tcPr>
+            <w:tcW w:w="964" w:type="dxa"/>
+            <w:vAlign w:val="center"/>
+          </w:tcPr>
+          <w:p>
+            <w:pPr>
+              <w:jc w:val="right"/>
+              <w:cnfStyle w:val="000000000000" w:firstRow="0" w:lastRow="0" w:firstColumn="0" w:lastColumn="0" w:oddVBand="0" w:evenVBand="0" w:oddHBand="0" w:evenHBand="0" w:firstRowFirstColumn="0" w:firstRowLastColumn="0" w:lastRowFirstColumn="0" w:lastRowLastColumn="0"/>
+              <w:rPr>
+                <w:rFonts w:cstheme="majorBidi"/>
+                <w:sz w:val="18"/>
+                <w:szCs w:val="18"/>
+                <w:lang w:bidi="th-TH"/>
+              </w:rPr>
+            </w:pPr>
+            <w:r>
+              <w:rPr>
+                <w:rFonts w:cstheme="majorBidi"/>
+                <w:sz w:val="18"/>
+                <w:szCs w:val="18"/>
+                <w:lang w:bidi="th-TH"/>
+              </w:rPr>
+              <w:t>11.7</w:t>
+            </w:r>
+          </w:p>
+        </w:tc>
+        <w:tc>
+          <w:tcPr>
+            <w:tcW w:w="964" w:type="dxa"/>
+            <w:vAlign w:val="center"/>
+          </w:tcPr>
+          <w:p>
+            <w:pPr>
+              <w:jc w:val="right"/>
+              <w:cnfStyle w:val="000000000000" w:firstRow="0" w:lastRow="0" w:firstColumn="0" w:lastColumn="0" w:oddVBand="0" w:evenVBand="0" w:oddHBand="0" w:evenHBand="0" w:firstRowFirstColumn="0" w:firstRowLastColumn="0" w:lastRowFirstColumn="0" w:lastRowLastColumn="0"/>
+              <w:rPr>
+                <w:rFonts w:cstheme="majorBidi"/>
+                <w:sz w:val="18"/>
+                <w:szCs w:val="18"/>
+                <w:lang w:bidi="th-TH"/>
+              </w:rPr>
+            </w:pPr>
+            <w:r>
+              <w:rPr>
+                <w:rFonts w:cstheme="majorBidi"/>
+                <w:sz w:val="18"/>
+                <w:szCs w:val="18"/>
+                <w:lang w:bidi="th-TH"/>
+              </w:rPr>
+              <w:t>84.8</w:t>
             </w:r>
           </w:p>
         </w:tc>
@@ -30048,7 +30405,13 @@
         <w:t>ΔT</w:t>
       </w:r>
       <w:r>
-        <w:t xml:space="preserve"> at the same wavelength. So, designs such as 5 unit-cells or 6 unit-cells can have </w:t>
+        <w:t xml:space="preserve"> at the same wavelength. So, designs such as 5 or 6 unit-cells can </w:t>
+      </w:r>
+      <w:r>
+        <w:t>be optimized by lowering</w:t>
+      </w:r>
+      <w:r>
+        <w:t xml:space="preserve"> </w:t>
       </w:r>
       <w:r>
         <w:rPr>
@@ -30066,7 +30429,7 @@
         <w:t>0</w:t>
       </w:r>
       <w:r>
-        <w:t xml:space="preserve"> lower to increase the contrast.</w:t>
+        <w:t xml:space="preserve"> to increase the contrast.</w:t>
       </w:r>
       <w:r>
         <w:rPr>
@@ -30111,9 +30474,7 @@
         </w:rPr>
         <w:t xml:space="preserve"> only marginal improvements when increasing the number of unit cell above 3, a trade-off between optical performance and fabrication complication should also be considered.</w:t>
       </w:r>
-    </w:p>
-    <w:p>
-      <w:pPr>
+      <w:r>
         <w:rPr>
           <w:rStyle w:val="Emphasis"/>
           <w:rFonts w:cstheme="majorBidi"/>
@@ -30121,6 +30482,71 @@
           <w:iCs w:val="0"/>
           <w:sz w:val="20"/>
         </w:rPr>
+        <w:t xml:space="preserve"> Larger unit cell number also means more Sb</w:t>
+      </w:r>
+      <w:r>
+        <w:rPr>
+          <w:rStyle w:val="Emphasis"/>
+          <w:rFonts w:cstheme="majorBidi"/>
+          <w:i w:val="0"/>
+          <w:iCs w:val="0"/>
+          <w:sz w:val="20"/>
+          <w:vertAlign w:val="subscript"/>
+        </w:rPr>
+        <w:t>2</w:t>
+      </w:r>
+      <w:r>
+        <w:rPr>
+          <w:rStyle w:val="Emphasis"/>
+          <w:rFonts w:cstheme="majorBidi"/>
+          <w:i w:val="0"/>
+          <w:iCs w:val="0"/>
+          <w:sz w:val="20"/>
+        </w:rPr>
+        <w:t>Se</w:t>
+      </w:r>
+      <w:r>
+        <w:rPr>
+          <w:rStyle w:val="Emphasis"/>
+          <w:rFonts w:cstheme="majorBidi"/>
+          <w:i w:val="0"/>
+          <w:iCs w:val="0"/>
+          <w:sz w:val="20"/>
+          <w:vertAlign w:val="subscript"/>
+        </w:rPr>
+        <w:t>3</w:t>
+      </w:r>
+      <w:r>
+        <w:rPr>
+          <w:rStyle w:val="Emphasis"/>
+          <w:rFonts w:cstheme="majorBidi"/>
+          <w:i w:val="0"/>
+          <w:iCs w:val="0"/>
+          <w:sz w:val="20"/>
+        </w:rPr>
+        <w:t xml:space="preserve"> needed, which will </w:t>
+      </w:r>
+      <w:r>
+        <w:rPr>
+          <w:rStyle w:val="Emphasis"/>
+          <w:rFonts w:cstheme="majorBidi"/>
+          <w:i w:val="0"/>
+          <w:iCs w:val="0"/>
+          <w:sz w:val="20"/>
+        </w:rPr>
+        <w:t>complicate phase transition.</w:t>
+      </w:r>
+    </w:p>
+    <w:p>
+      <w:pPr>
+        <w:jc w:val="center"/>
+        <w:rPr>
+          <w:rStyle w:val="Emphasis"/>
+          <w:rFonts w:cstheme="majorBidi"/>
+          <w:i w:val="0"/>
+          <w:iCs w:val="0"/>
+          <w:sz w:val="20"/>
+        </w:rPr>
       </w:pPr>
       <w:r>
         <w:rPr>
@@ -30128,7 +30554,7 @@
           <w:noProof/>
         </w:rPr>
         <w:drawing>
-          <wp:inline distT="0" distB="0" distL="0" distR="0" wp14:anchorId="71FAEE2F" wp14:editId="13B4C4DD">
+          <wp:inline distT="0" distB="0" distL="0" distR="0" wp14:anchorId="71FAEE2F" wp14:editId="000EDCB3">
             <wp:extent cx="5267960" cy="3350525"/>
             <wp:effectExtent l="0" t="0" r="8890" b="2540"/>
             <wp:docPr id="1776286140" name="Picture 2"/>
@@ -30185,6 +30611,7 @@
           <w:b/>
           <w:bCs/>
         </w:rPr>
+        <w:lastRenderedPageBreak/>
         <w:t>Fig.</w:t>
       </w:r>
       <w:r>
@@ -30302,6 +30729,7 @@
           <w:i w:val="0"/>
           <w:iCs w:val="0"/>
           <w:sz w:val="20"/>
+          <w:highlight w:val="yellow"/>
         </w:rPr>
         <w:t xml:space="preserve">The endurance and optical stability of a single-layer, and edge filter with </w:t>
       </w:r>
@@ -30312,6 +30740,7 @@
           <w:i w:val="0"/>
           <w:iCs w:val="0"/>
           <w:sz w:val="20"/>
+          <w:highlight w:val="yellow"/>
         </w:rPr>
         <w:t xml:space="preserve">number of unit cells </w:t>
       </w:r>
@@ -30322,6 +30751,7 @@
           <w:i w:val="0"/>
           <w:iCs w:val="0"/>
           <w:sz w:val="20"/>
+          <w:highlight w:val="yellow"/>
         </w:rPr>
         <w:t xml:space="preserve">N = </w:t>
       </w:r>
@@ -30332,6 +30762,7 @@
           <w:i w:val="0"/>
           <w:iCs w:val="0"/>
           <w:sz w:val="20"/>
+          <w:highlight w:val="yellow"/>
         </w:rPr>
         <w:t>4</w:t>
       </w:r>
@@ -30342,8 +30773,306 @@
           <w:i w:val="0"/>
           <w:iCs w:val="0"/>
           <w:sz w:val="20"/>
+          <w:highlight w:val="yellow"/>
         </w:rPr>
         <w:t xml:space="preserve"> are shown in Fig. 9. Thickness of Sb</w:t>
+      </w:r>
+      <w:r>
+        <w:rPr>
+          <w:rStyle w:val="Emphasis"/>
+          <w:rFonts w:cstheme="majorBidi"/>
+          <w:i w:val="0"/>
+          <w:iCs w:val="0"/>
+          <w:sz w:val="20"/>
+          <w:highlight w:val="yellow"/>
+          <w:vertAlign w:val="subscript"/>
+        </w:rPr>
+        <w:t>2</w:t>
+      </w:r>
+      <w:r>
+        <w:rPr>
+          <w:rStyle w:val="Emphasis"/>
+          <w:rFonts w:cstheme="majorBidi"/>
+          <w:i w:val="0"/>
+          <w:iCs w:val="0"/>
+          <w:sz w:val="20"/>
+          <w:highlight w:val="yellow"/>
+        </w:rPr>
+        <w:t>Se</w:t>
+      </w:r>
+      <w:r>
+        <w:rPr>
+          <w:rStyle w:val="Emphasis"/>
+          <w:rFonts w:cstheme="majorBidi"/>
+          <w:i w:val="0"/>
+          <w:iCs w:val="0"/>
+          <w:sz w:val="20"/>
+          <w:highlight w:val="yellow"/>
+          <w:vertAlign w:val="subscript"/>
+        </w:rPr>
+        <w:t>3</w:t>
+      </w:r>
+      <w:r>
+        <w:rPr>
+          <w:rStyle w:val="Emphasis"/>
+          <w:rFonts w:cstheme="majorBidi"/>
+          <w:i w:val="0"/>
+          <w:iCs w:val="0"/>
+          <w:sz w:val="20"/>
+          <w:highlight w:val="yellow"/>
+        </w:rPr>
+        <w:t xml:space="preserve"> used in single-layer design is 157 nm (HWOT) which is thicker than 79 nm (QWOT) </w:t>
+      </w:r>
+      <w:r>
+        <w:rPr>
+          <w:rStyle w:val="Emphasis"/>
+          <w:rFonts w:cstheme="majorBidi"/>
+          <w:i w:val="0"/>
+          <w:iCs w:val="0"/>
+          <w:sz w:val="20"/>
+          <w:highlight w:val="yellow"/>
+        </w:rPr>
+        <w:t>Sb</w:t>
+      </w:r>
+      <w:r>
+        <w:rPr>
+          <w:rStyle w:val="Emphasis"/>
+          <w:rFonts w:cstheme="majorBidi"/>
+          <w:i w:val="0"/>
+          <w:iCs w:val="0"/>
+          <w:sz w:val="20"/>
+          <w:highlight w:val="yellow"/>
+          <w:vertAlign w:val="subscript"/>
+        </w:rPr>
+        <w:t>2</w:t>
+      </w:r>
+      <w:r>
+        <w:rPr>
+          <w:rStyle w:val="Emphasis"/>
+          <w:rFonts w:cstheme="majorBidi"/>
+          <w:i w:val="0"/>
+          <w:iCs w:val="0"/>
+          <w:sz w:val="20"/>
+          <w:highlight w:val="yellow"/>
+        </w:rPr>
+        <w:t>Se</w:t>
+      </w:r>
+      <w:r>
+        <w:rPr>
+          <w:rStyle w:val="Emphasis"/>
+          <w:rFonts w:cstheme="majorBidi"/>
+          <w:i w:val="0"/>
+          <w:iCs w:val="0"/>
+          <w:sz w:val="20"/>
+          <w:highlight w:val="yellow"/>
+          <w:vertAlign w:val="subscript"/>
+        </w:rPr>
+        <w:t>3</w:t>
+      </w:r>
+      <w:r>
+        <w:rPr>
+          <w:rStyle w:val="Emphasis"/>
+          <w:rFonts w:cstheme="majorBidi"/>
+          <w:i w:val="0"/>
+          <w:iCs w:val="0"/>
+          <w:sz w:val="20"/>
+          <w:highlight w:val="yellow"/>
+        </w:rPr>
+        <w:t xml:space="preserve"> layer </w:t>
+      </w:r>
+      <w:r>
+        <w:rPr>
+          <w:rStyle w:val="Emphasis"/>
+          <w:rFonts w:cstheme="majorBidi"/>
+          <w:i w:val="0"/>
+          <w:iCs w:val="0"/>
+          <w:sz w:val="20"/>
+          <w:highlight w:val="yellow"/>
+        </w:rPr>
+        <w:t>used in a two-layer SbSe/TiO design. This shows comparable optical stability. When Sb</w:t>
+      </w:r>
+      <w:r>
+        <w:rPr>
+          <w:rStyle w:val="Emphasis"/>
+          <w:rFonts w:cstheme="majorBidi"/>
+          <w:i w:val="0"/>
+          <w:iCs w:val="0"/>
+          <w:sz w:val="20"/>
+          <w:highlight w:val="yellow"/>
+          <w:vertAlign w:val="subscript"/>
+        </w:rPr>
+        <w:t>2</w:t>
+      </w:r>
+      <w:r>
+        <w:rPr>
+          <w:rStyle w:val="Emphasis"/>
+          <w:rFonts w:cstheme="majorBidi"/>
+          <w:i w:val="0"/>
+          <w:iCs w:val="0"/>
+          <w:sz w:val="20"/>
+          <w:highlight w:val="yellow"/>
+        </w:rPr>
+        <w:t>Se</w:t>
+      </w:r>
+      <w:r>
+        <w:rPr>
+          <w:rStyle w:val="Emphasis"/>
+          <w:rFonts w:cstheme="majorBidi"/>
+          <w:i w:val="0"/>
+          <w:iCs w:val="0"/>
+          <w:sz w:val="20"/>
+          <w:highlight w:val="yellow"/>
+          <w:vertAlign w:val="subscript"/>
+        </w:rPr>
+        <w:t>3</w:t>
+      </w:r>
+      <w:r>
+        <w:rPr>
+          <w:rStyle w:val="Emphasis"/>
+          <w:rFonts w:cstheme="majorBidi"/>
+          <w:i w:val="0"/>
+          <w:iCs w:val="0"/>
+          <w:sz w:val="20"/>
+          <w:highlight w:val="yellow"/>
+        </w:rPr>
+        <w:t xml:space="preserve"> is segmented into a thinner layer in an edge-filter design, its optical stability is still comparable, even though the overall Sb</w:t>
+      </w:r>
+      <w:r>
+        <w:rPr>
+          <w:rStyle w:val="Emphasis"/>
+          <w:rFonts w:cstheme="majorBidi"/>
+          <w:i w:val="0"/>
+          <w:iCs w:val="0"/>
+          <w:sz w:val="20"/>
+          <w:highlight w:val="yellow"/>
+          <w:vertAlign w:val="subscript"/>
+        </w:rPr>
+        <w:t>2</w:t>
+      </w:r>
+      <w:r>
+        <w:rPr>
+          <w:rStyle w:val="Emphasis"/>
+          <w:rFonts w:cstheme="majorBidi"/>
+          <w:i w:val="0"/>
+          <w:iCs w:val="0"/>
+          <w:sz w:val="20"/>
+          <w:highlight w:val="yellow"/>
+        </w:rPr>
+        <w:t>Se</w:t>
+      </w:r>
+      <w:r>
+        <w:rPr>
+          <w:rStyle w:val="Emphasis"/>
+          <w:rFonts w:cstheme="majorBidi"/>
+          <w:i w:val="0"/>
+          <w:iCs w:val="0"/>
+          <w:sz w:val="20"/>
+          <w:highlight w:val="yellow"/>
+          <w:vertAlign w:val="subscript"/>
+        </w:rPr>
+        <w:t>3</w:t>
+      </w:r>
+      <w:r>
+        <w:rPr>
+          <w:rStyle w:val="Emphasis"/>
+          <w:rFonts w:cstheme="majorBidi"/>
+          <w:i w:val="0"/>
+          <w:iCs w:val="0"/>
+          <w:sz w:val="20"/>
+          <w:highlight w:val="yellow"/>
+        </w:rPr>
+        <w:t xml:space="preserve"> used is greater.</w:t>
+      </w:r>
+    </w:p>
+    <w:p>
+      <w:pPr>
+        <w:rPr>
+          <w:rStyle w:val="Emphasis"/>
+          <w:rFonts w:cstheme="majorBidi"/>
+          <w:i w:val="0"/>
+          <w:iCs w:val="0"/>
+          <w:sz w:val="20"/>
+        </w:rPr>
+      </w:pPr>
+      <w:r>
+        <w:rPr>
+          <w:rStyle w:val="Emphasis"/>
+          <w:rFonts w:cstheme="majorBidi"/>
+          <w:i w:val="0"/>
+          <w:iCs w:val="0"/>
+          <w:sz w:val="20"/>
+        </w:rPr>
+        <w:tab/>
+      </w:r>
+      <w:r>
+        <w:rPr>
+          <w:rStyle w:val="Emphasis"/>
+          <w:rFonts w:cstheme="majorBidi"/>
+          <w:i w:val="0"/>
+          <w:iCs w:val="0"/>
+          <w:sz w:val="20"/>
+        </w:rPr>
+        <w:t xml:space="preserve">The endurance testing of 1064-nm </w:t>
+      </w:r>
+      <w:r>
+        <w:rPr>
+          <w:rStyle w:val="Emphasis"/>
+          <w:rFonts w:cstheme="majorBidi"/>
+          <w:i w:val="0"/>
+          <w:iCs w:val="0"/>
+          <w:sz w:val="20"/>
+        </w:rPr>
+        <w:t>limiters</w:t>
+      </w:r>
+      <w:r>
+        <w:rPr>
+          <w:rStyle w:val="Emphasis"/>
+          <w:rFonts w:cstheme="majorBidi"/>
+          <w:i w:val="0"/>
+          <w:iCs w:val="0"/>
+          <w:sz w:val="20"/>
+        </w:rPr>
+        <w:t xml:space="preserve">, as shown in </w:t>
+      </w:r>
+      <w:r>
+        <w:rPr>
+          <w:rStyle w:val="Emphasis"/>
+          <w:rFonts w:cstheme="majorBidi"/>
+          <w:i w:val="0"/>
+          <w:iCs w:val="0"/>
+          <w:sz w:val="20"/>
+        </w:rPr>
+        <w:t>figures</w:t>
+      </w:r>
+      <w:r>
+        <w:rPr>
+          <w:rStyle w:val="Emphasis"/>
+          <w:rFonts w:cstheme="majorBidi"/>
+          <w:i w:val="0"/>
+          <w:iCs w:val="0"/>
+          <w:sz w:val="20"/>
+        </w:rPr>
+        <w:t xml:space="preserve"> 9</w:t>
+      </w:r>
+      <w:r>
+        <w:rPr>
+          <w:rStyle w:val="Emphasis"/>
+          <w:rFonts w:cstheme="majorBidi"/>
+          <w:i w:val="0"/>
+          <w:iCs w:val="0"/>
+          <w:sz w:val="20"/>
+        </w:rPr>
+        <w:t>-11</w:t>
+      </w:r>
+      <w:r>
+        <w:rPr>
+          <w:rStyle w:val="Emphasis"/>
+          <w:rFonts w:cstheme="majorBidi"/>
+          <w:i w:val="0"/>
+          <w:iCs w:val="0"/>
+          <w:sz w:val="20"/>
+        </w:rPr>
+        <w:t>, confirms that all three designs, single Sb</w:t>
       </w:r>
       <w:r>
         <w:rPr>
@@ -30385,28 +31114,7 @@
           <w:iCs w:val="0"/>
           <w:sz w:val="20"/>
         </w:rPr>
-        <w:t xml:space="preserve"> used in single-layer design is 157 nm (HWOT) which is thicker than 79 nm (QWOT) used in a two-layer SbSe/TiO design. </w:t>
-      </w:r>
-      <w:r>
-        <w:rPr>
-          <w:rStyle w:val="Emphasis"/>
-          <w:rFonts w:cstheme="majorBidi"/>
-          <w:i w:val="0"/>
-          <w:iCs w:val="0"/>
-          <w:sz w:val="20"/>
-          <w:highlight w:val="yellow"/>
-        </w:rPr>
-        <w:t>This shows comparable optical stability</w:t>
-      </w:r>
-      <w:r>
-        <w:rPr>
-          <w:rStyle w:val="Emphasis"/>
-          <w:rFonts w:cstheme="majorBidi"/>
-          <w:i w:val="0"/>
-          <w:iCs w:val="0"/>
-          <w:sz w:val="20"/>
-        </w:rPr>
-        <w:t>. When Sb</w:t>
+        <w:t xml:space="preserve"> layer, Sb</w:t>
       </w:r>
       <w:r>
         <w:rPr>
@@ -30448,7 +31156,7 @@
           <w:iCs w:val="0"/>
           <w:sz w:val="20"/>
         </w:rPr>
-        <w:t xml:space="preserve"> is </w:t>
+        <w:t xml:space="preserve"> bilayer, and 11-layers-edge-filter cavity remain functional up to </w:t>
       </w:r>
       <w:r>
         <w:rPr>
@@ -30458,8 +31166,59 @@
           <w:iCs w:val="0"/>
           <w:sz w:val="20"/>
         </w:rPr>
-        <w:lastRenderedPageBreak/>
-        <w:t>segmented into a thinner layer in an edge-filter design, its optical stability is still comparable, even though the overall Sb</w:t>
+        <w:t>1.5×10⁶</w:t>
+      </w:r>
+      <w:r>
+        <w:rPr>
+          <w:rStyle w:val="Emphasis"/>
+          <w:rFonts w:cstheme="majorBidi"/>
+          <w:i w:val="0"/>
+          <w:iCs w:val="0"/>
+          <w:sz w:val="20"/>
+        </w:rPr>
+        <w:t xml:space="preserve"> thermos-optical cycles, with gradual but design-dependent degradation of their key figures of merit.</w:t>
+      </w:r>
+    </w:p>
+    <w:p>
+      <w:pPr>
+        <w:rPr>
+          <w:rStyle w:val="Emphasis"/>
+          <w:rFonts w:cstheme="majorBidi"/>
+          <w:i w:val="0"/>
+          <w:iCs w:val="0"/>
+          <w:sz w:val="20"/>
+        </w:rPr>
+      </w:pPr>
+      <w:r>
+        <w:rPr>
+          <w:rStyle w:val="Emphasis"/>
+          <w:rFonts w:cstheme="majorBidi"/>
+          <w:i w:val="0"/>
+          <w:iCs w:val="0"/>
+          <w:sz w:val="20"/>
+        </w:rPr>
+        <w:tab/>
+        <w:t>For the single-layer HWOT optical limiter</w:t>
+      </w:r>
+      <w:r>
+        <w:rPr>
+          <w:rStyle w:val="Emphasis"/>
+          <w:rFonts w:cstheme="majorBidi"/>
+          <w:i w:val="0"/>
+          <w:iCs w:val="0"/>
+          <w:sz w:val="20"/>
+        </w:rPr>
+        <w:t xml:space="preserve"> (Fig. 9)</w:t>
+      </w:r>
+      <w:r>
+        <w:rPr>
+          <w:rStyle w:val="Emphasis"/>
+          <w:rFonts w:cstheme="majorBidi"/>
+          <w:i w:val="0"/>
+          <w:iCs w:val="0"/>
+          <w:sz w:val="20"/>
+        </w:rPr>
+        <w:t>, the amorphous-phase transmittance (ON mode) stays high and nearly constant over most of the cycling window, whereas the crystalline-phase transmittance (OFF mode) slowly increases with cycle number, indicating a reduction of effective phase contrast in the film. The addition of TiO</w:t>
       </w:r>
       <w:r>
         <w:rPr>
@@ -30480,7 +31239,89 @@
           <w:iCs w:val="0"/>
           <w:sz w:val="20"/>
         </w:rPr>
-        <w:t>Se</w:t>
+        <w:t xml:space="preserve"> layer in two-layer limiter </w:t>
+      </w:r>
+      <w:r>
+        <w:rPr>
+          <w:rStyle w:val="Emphasis"/>
+          <w:rFonts w:cstheme="majorBidi"/>
+          <w:i w:val="0"/>
+          <w:iCs w:val="0"/>
+          <w:sz w:val="20"/>
+        </w:rPr>
+        <w:t xml:space="preserve">(Fig. 10) </w:t>
+      </w:r>
+      <w:r>
+        <w:rPr>
+          <w:rStyle w:val="Emphasis"/>
+          <w:rFonts w:cstheme="majorBidi"/>
+          <w:i w:val="0"/>
+          <w:iCs w:val="0"/>
+          <w:sz w:val="20"/>
+        </w:rPr>
+        <w:t>slightly modifies the absolute transmittance levels but preserves the same qualitative trend of stable high-transmission amorphous phase and slowly brightening crystalline phase. In the 11-layer-edge-filter cavity optical limiter</w:t>
+      </w:r>
+      <w:r>
+        <w:rPr>
+          <w:rStyle w:val="Emphasis"/>
+          <w:rFonts w:cstheme="majorBidi"/>
+          <w:i w:val="0"/>
+          <w:iCs w:val="0"/>
+          <w:sz w:val="20"/>
+        </w:rPr>
+        <w:t xml:space="preserve"> (Fig. 11)</w:t>
+      </w:r>
+      <w:r>
+        <w:rPr>
+          <w:rStyle w:val="Emphasis"/>
+          <w:rFonts w:cstheme="majorBidi"/>
+          <w:i w:val="0"/>
+          <w:iCs w:val="0"/>
+          <w:sz w:val="20"/>
+        </w:rPr>
+        <w:t xml:space="preserve">, both phases show more pronounced evolution because the resonance is more sensitive to small index drifts, yet the device still maintains a clear separation between amorphous and crystalline transmission after </w:t>
+      </w:r>
+      <w:r>
+        <w:rPr>
+          <w:rStyle w:val="Emphasis"/>
+          <w:rFonts w:cstheme="majorBidi"/>
+          <w:i w:val="0"/>
+          <w:iCs w:val="0"/>
+          <w:sz w:val="20"/>
+        </w:rPr>
+        <w:t>1.5×10⁶</w:t>
+      </w:r>
+      <w:r>
+        <w:rPr>
+          <w:rStyle w:val="Emphasis"/>
+          <w:rFonts w:cstheme="majorBidi"/>
+          <w:i w:val="0"/>
+          <w:iCs w:val="0"/>
+          <w:sz w:val="20"/>
+        </w:rPr>
+        <w:t xml:space="preserve"> cycles.</w:t>
+      </w:r>
+    </w:p>
+    <w:p>
+      <w:pPr>
+        <w:rPr>
+          <w:rStyle w:val="Emphasis"/>
+          <w:rFonts w:cstheme="majorBidi"/>
+          <w:i w:val="0"/>
+          <w:iCs w:val="0"/>
+          <w:sz w:val="20"/>
+        </w:rPr>
+      </w:pPr>
+      <w:r>
+        <w:rPr>
+          <w:rStyle w:val="Emphasis"/>
+          <w:rFonts w:cstheme="majorBidi"/>
+          <w:i w:val="0"/>
+          <w:iCs w:val="0"/>
+          <w:sz w:val="20"/>
+        </w:rPr>
+        <w:tab/>
+        <w:t>The normalized contrast decreases monotonically with cycle number for all structures. The single-layer design exhibits the slowest contrast decay, consistent with its simpler interference condition and weaker field enhancement. In contrast, the multilayer cavity shows a faster reduction of normalized contrast, reflecting the stronger dependence of the resonant line shape on endurance-induced changes in the Sb</w:t>
       </w:r>
       <w:r>
         <w:rPr>
@@ -30491,7 +31332,7 @@
           <w:sz w:val="20"/>
           <w:vertAlign w:val="subscript"/>
         </w:rPr>
-        <w:t>3</w:t>
+        <w:t>2</w:t>
       </w:r>
       <w:r>
         <w:rPr>
@@ -30501,8 +31342,151 @@
           <w:iCs w:val="0"/>
           <w:sz w:val="20"/>
         </w:rPr>
-        <w:t xml:space="preserve"> used is greater.</w:t>
-      </w:r>
+        <w:t>Se</w:t>
+      </w:r>
+      <w:r>
+        <w:rPr>
+          <w:rStyle w:val="Emphasis"/>
+          <w:rFonts w:cstheme="majorBidi"/>
+          <w:i w:val="0"/>
+          <w:iCs w:val="0"/>
+          <w:sz w:val="20"/>
+          <w:vertAlign w:val="subscript"/>
+        </w:rPr>
+        <w:t>3</w:t>
+      </w:r>
+      <w:r>
+        <w:rPr>
+          <w:rStyle w:val="Emphasis"/>
+          <w:rFonts w:cstheme="majorBidi"/>
+          <w:i w:val="0"/>
+          <w:iCs w:val="0"/>
+          <w:sz w:val="20"/>
+        </w:rPr>
+        <w:t xml:space="preserve"> refractive index and loss.</w:t>
+      </w:r>
+    </w:p>
+    <w:p>
+      <w:pPr>
+        <w:rPr>
+          <w:rStyle w:val="Emphasis"/>
+          <w:rFonts w:cstheme="majorBidi"/>
+          <w:i w:val="0"/>
+          <w:iCs w:val="0"/>
+          <w:sz w:val="20"/>
+        </w:rPr>
+      </w:pPr>
+      <w:r>
+        <w:rPr>
+          <w:rStyle w:val="Emphasis"/>
+          <w:rFonts w:cstheme="majorBidi"/>
+          <w:i w:val="0"/>
+          <w:iCs w:val="0"/>
+          <w:sz w:val="20"/>
+        </w:rPr>
+        <w:tab/>
+        <w:t>When the contrast change</w:t>
+      </w:r>
+      <w:r>
+        <w:rPr>
+          <w:rStyle w:val="Emphasis"/>
+          <w:rFonts w:cstheme="majorBidi"/>
+          <w:i w:val="0"/>
+          <w:iCs w:val="0"/>
+          <w:sz w:val="20"/>
+        </w:rPr>
+        <w:t xml:space="preserve"> is expressed as percentage degradation relative to the first cycle (</w:t>
+      </w:r>
+      <w:r>
+        <w:rPr>
+          <w:rStyle w:val="Emphasis"/>
+          <w:rFonts w:cstheme="majorBidi"/>
+          <w:sz w:val="20"/>
+        </w:rPr>
+        <w:t>N</w:t>
+      </w:r>
+      <w:r>
+        <w:rPr>
+          <w:rStyle w:val="Emphasis"/>
+          <w:rFonts w:cstheme="majorBidi"/>
+          <w:sz w:val="20"/>
+        </w:rPr>
+        <w:t xml:space="preserve"> </w:t>
+      </w:r>
+      <w:r>
+        <w:rPr>
+          <w:rStyle w:val="Emphasis"/>
+          <w:rFonts w:cstheme="majorBidi"/>
+          <w:i w:val="0"/>
+          <w:iCs w:val="0"/>
+          <w:sz w:val="20"/>
+        </w:rPr>
+        <w:t xml:space="preserve">= 0), all devices show only modest loss at low cycle counts and a more rapid decline as the test approaches </w:t>
+      </w:r>
+      <w:r>
+        <w:rPr>
+          <w:rStyle w:val="Emphasis"/>
+          <w:rFonts w:cstheme="majorBidi"/>
+          <w:i w:val="0"/>
+          <w:iCs w:val="0"/>
+          <w:sz w:val="20"/>
+        </w:rPr>
+        <w:t>1.5×10⁶</w:t>
+      </w:r>
+      <w:r>
+        <w:rPr>
+          <w:rStyle w:val="Emphasis"/>
+          <w:rFonts w:cstheme="majorBidi"/>
+          <w:i w:val="0"/>
+          <w:iCs w:val="0"/>
+          <w:sz w:val="20"/>
+        </w:rPr>
+        <w:t xml:space="preserve"> cycles. The two-layer and edge-filter cavity structures display larger percentage degradation than the single-layer limiter, which indicates that while resonant enhancement improves low-cycle performance, it also amplifies the impact of long-term refractive index drift in phase change material.</w:t>
+      </w:r>
+    </w:p>
+    <w:p>
+      <w:pPr>
+        <w:rPr>
+          <w:rStyle w:val="Emphasis"/>
+          <w:rFonts w:cstheme="majorBidi"/>
+          <w:i w:val="0"/>
+          <w:iCs w:val="0"/>
+          <w:sz w:val="20"/>
+        </w:rPr>
+      </w:pPr>
+      <w:r>
+        <w:rPr>
+          <w:rStyle w:val="Emphasis"/>
+          <w:rFonts w:cstheme="majorBidi"/>
+          <w:i w:val="0"/>
+          <w:iCs w:val="0"/>
+          <w:sz w:val="20"/>
+        </w:rPr>
+        <w:tab/>
+        <w:t>Finally, the insertion loss in the high-transmission amorphous phase increases gradually with cycling number for every structures, reflecting the small but cumulative rise in absorption and scattering limits for 1064-nm operation, especially for the single and two-layer designs. This imply that endurance-induced losses do not fully compromise the limiter performance over a targeted lifetime.</w:t>
+      </w:r>
+    </w:p>
+    <w:p>
+      <w:pPr>
+        <w:rPr>
+          <w:rStyle w:val="Emphasis"/>
+          <w:rFonts w:cstheme="majorBidi"/>
+          <w:i w:val="0"/>
+          <w:iCs w:val="0"/>
+          <w:sz w:val="20"/>
+        </w:rPr>
+      </w:pPr>
+    </w:p>
+    <w:p>
+      <w:pPr>
+        <w:rPr>
+          <w:rStyle w:val="Emphasis"/>
+          <w:rFonts w:cstheme="majorBidi"/>
+          <w:i w:val="0"/>
+          <w:iCs w:val="0"/>
+          <w:sz w:val="20"/>
+        </w:rPr>
+      </w:pPr>
     </w:p>
     <w:p>
       <w:pPr>
@@ -31317,7 +32301,14 @@
         <w:rPr>
           <w:highlight w:val="yellow"/>
         </w:rPr>
-        <w:t xml:space="preserve">. But if the threshold is high, then the absorptivity in the ON mode </w:t>
+        <w:t xml:space="preserve">. But if the threshold is high, </w:t>
+      </w:r>
+      <w:r>
+        <w:rPr>
+          <w:highlight w:val="yellow"/>
+        </w:rPr>
+        <w:lastRenderedPageBreak/>
+        <w:t xml:space="preserve">then the absorptivity in the ON mode </w:t>
       </w:r>
       <w:r>
         <w:rPr>
@@ -31465,7 +32456,6 @@
     <w:p>
       <w:pPr>
         <w:rPr>
-          <w:rFonts w:hint="cs"/>
           <w:cs/>
           <w:lang w:val="en-US" w:bidi="th-TH"/>
         </w:rPr>
@@ -31500,20 +32490,43 @@
         <w:rPr>
           <w:lang w:val="en-US"/>
         </w:rPr>
-        <w:t xml:space="preserve"> can be used as optical limiter for both 1064 and 532 nm wavelengths. The design requirement in each wavelength are </w:t>
-      </w:r>
-      <w:r>
-        <w:rPr>
-          <w:highlight w:val="yellow"/>
-          <w:lang w:val="en-US"/>
-        </w:rPr>
-        <w:t>vastly</w:t>
-      </w:r>
-      <w:r>
-        <w:rPr>
-          <w:lang w:val="en-US"/>
-        </w:rPr>
-        <w:t xml:space="preserve"> different; at 1064 nm, </w:t>
+        <w:t xml:space="preserve"> can be used as optical limiter for both 1064 and 532 nm wavelengths. The design requirement </w:t>
+      </w:r>
+      <w:r>
+        <w:rPr>
+          <w:lang w:val="en-US"/>
+        </w:rPr>
+        <w:t>of</w:t>
+      </w:r>
+      <w:r>
+        <w:rPr>
+          <w:lang w:val="en-US"/>
+        </w:rPr>
+        <w:t xml:space="preserve"> each</w:t>
+      </w:r>
+      <w:r>
+        <w:rPr>
+          <w:lang w:val="en-US"/>
+        </w:rPr>
+        <w:t xml:space="preserve"> operating</w:t>
+      </w:r>
+      <w:r>
+        <w:rPr>
+          <w:lang w:val="en-US"/>
+        </w:rPr>
+        <w:t xml:space="preserve"> wavelength are </w:t>
+      </w:r>
+      <w:r>
+        <w:rPr>
+          <w:lang w:val="en-US"/>
+        </w:rPr>
+        <w:t xml:space="preserve">greatly </w:t>
+      </w:r>
+      <w:r>
+        <w:rPr>
+          <w:lang w:val="en-US"/>
+        </w:rPr>
+        <w:t xml:space="preserve">different; at 1064 nm, </w:t>
       </w:r>
       <w:r>
         <w:t xml:space="preserve">only long-pass edge-filter designs with unit-cell numbers </w:t>
@@ -31552,7 +32565,25 @@
         <w:t xml:space="preserve"> </w:t>
       </w:r>
       <w:r>
-        <w:t>The thickness and fabrication complication of these design are higher than simpler single or multi-layer designs.</w:t>
+        <w:t>It cons are the overall thicker Sb</w:t>
+      </w:r>
+      <w:r>
+        <w:rPr>
+          <w:vertAlign w:val="subscript"/>
+        </w:rPr>
+        <w:t>2</w:t>
+      </w:r>
+      <w:r>
+        <w:t>Se</w:t>
+      </w:r>
+      <w:r>
+        <w:rPr>
+          <w:vertAlign w:val="subscript"/>
+        </w:rPr>
+        <w:t>3</w:t>
+      </w:r>
+      <w:r>
+        <w:t xml:space="preserve"> needed for the design, and higher number of layers result in more complicated fabrication. Inducing phase transition is also more complicated in a multi-layer designs.</w:t>
       </w:r>
     </w:p>
     <w:p>
@@ -31878,24 +32909,8 @@
           <w:cs/>
           <w:lang w:val="en-US" w:bidi="th-TH"/>
         </w:rPr>
-        <w:t>มิถุนายน ช่วง</w:t>
-      </w:r>
-      <w:proofErr w:type="spellStart"/>
-      <w:r>
-        <w:rPr>
-          <w:rStyle w:val="Emphasis"/>
-          <w:rFonts w:ascii="TH SarabunPSK" w:hAnsi="TH SarabunPSK" w:hint="cs"/>
-          <w:i w:val="0"/>
-          <w:iCs w:val="0"/>
-          <w:sz w:val="20"/>
-          <w:szCs w:val="20"/>
-          <w:highlight w:val="yellow"/>
-          <w:cs/>
-          <w:lang w:val="en-US" w:bidi="th-TH"/>
-        </w:rPr>
-        <w:t>เช้</w:t>
-      </w:r>
-      <w:proofErr w:type="spellEnd"/>
+        <w:t>มิถุนายน ช่วงเช้</w:t>
+      </w:r>
     </w:p>
     <w:p/>
     <w:p>
@@ -32142,6 +33157,51 @@
     <w:p>
       <w:r>
         <w:tab/>
+        <w:t>Vo</w:t>
+      </w:r>
+      <w:r>
+        <w:rPr>
+          <w:vertAlign w:val="subscript"/>
+        </w:rPr>
+        <w:t>2</w:t>
+      </w:r>
+      <w:r>
+        <w:t>:</w:t>
+      </w:r>
+      <w:r>
+        <w:tab/>
+        <w:t>2.8593+0.2811</w:t>
+      </w:r>
+      <w:r>
+        <w:tab/>
+        <w:t>(1.6077+2.7221)</w:t>
+      </w:r>
+      <w:r>
+        <w:tab/>
+        <w:t xml:space="preserve"> </w:t>
+      </w:r>
+      <w:r>
+        <w:fldChar w:fldCharType="begin"/>
+      </w:r>
+      <w:r>
+        <w:instrText xml:space="preserve"> ADDIN EN.CITE &lt;EndNote&gt;&lt;Cite&gt;&lt;Author&gt;Oguntoye&lt;/Author&gt;&lt;Year&gt;2023&lt;/Year&gt;&lt;RecNum&gt;105&lt;/RecNum&gt;&lt;DisplayText&gt;[55]&lt;/DisplayText&gt;&lt;record&gt;&lt;rec-number&gt;105&lt;/rec-number&gt;&lt;foreign-keys&gt;&lt;key app="EN" db-id="v920pft06rp9dbex2ap500x99x5rrtswxzss" timestamp="1779706026"&gt;105&lt;/key&gt;&lt;/foreign-keys&gt;&lt;ref-type name="Journal Article"&gt;17&lt;/ref-type&gt;&lt;contributors&gt;&lt;authors&gt;&lt;author&gt;Oguntoye, Isaac O.&lt;/author&gt;&lt;author&gt;Padmanabha, Siddharth&lt;/author&gt;&lt;author&gt;Hinkle, Max&lt;/author&gt;&lt;author&gt;Koutsougeras, Thalia&lt;/author&gt;&lt;author&gt;Ollanik, Adam J.&lt;/author&gt;&lt;author&gt;Escarra, Matthew D.&lt;/author&gt;&lt;/authors&gt;&lt;/contributors&gt;&lt;titles&gt;&lt;title&gt;Continuously Tunable Optical Modulation Using Vanadium Dioxide Huygens Metasurfaces&lt;/title&gt;&lt;secondary-title&gt;ACS Applied Materials &amp;amp; Interfaces&lt;/secondary-title&gt;&lt;/titles&gt;&lt;periodical&gt;&lt;full-title&gt;ACS Applied Materials &amp;amp; Interfaces&lt;/full-title&gt;&lt;/periodical&gt;&lt;pages&gt;41141-41150&lt;/pages&gt;&lt;volume&gt;15&lt;/volume&gt;&lt;number&gt;34&lt;/number&gt;&lt;dates&gt;&lt;year&gt;2023&lt;/year&gt;&lt;pub-dates&gt;&lt;date&gt;2023/08/30&lt;/date&gt;&lt;/pub-dates&gt;&lt;/dates&gt;&lt;publisher&gt;American Chemical Society&lt;/publisher&gt;&lt;isbn&gt;1944-8244&lt;/isbn&gt;&lt;urls&gt;&lt;related-urls&gt;&lt;url&gt;https://doi.org/10.1021/acsami.3c08493&lt;/url&gt;&lt;/related-urls&gt;&lt;/urls&gt;&lt;electronic-resource-num&gt;10.1021/acsami.3c08493&lt;/electronic-resource-num&gt;&lt;/record&gt;&lt;/Cite&gt;&lt;/EndNote&gt;</w:instrText>
+      </w:r>
+      <w:r>
+        <w:fldChar w:fldCharType="separate"/>
+      </w:r>
+      <w:r>
+        <w:rPr>
+          <w:noProof/>
+        </w:rPr>
+        <w:t>[55]</w:t>
+      </w:r>
+      <w:r>
+        <w:fldChar w:fldCharType="end"/>
+      </w:r>
+    </w:p>
+    <w:p>
+      <w:r>
+        <w:tab/>
       </w:r>
       <w:r>
         <w:rPr>
@@ -32220,7 +33280,7 @@
         <w:fldChar w:fldCharType="begin"/>
       </w:r>
       <w:r>
-        <w:instrText xml:space="preserve"> ADDIN EN.CITE &lt;EndNote&gt;&lt;Cite&gt;&lt;Author&gt;Franta&lt;/Author&gt;&lt;Year&gt;2018&lt;/Year&gt;&lt;RecNum&gt;95&lt;/RecNum&gt;&lt;DisplayText&gt;[55]&lt;/DisplayText&gt;&lt;record&gt;&lt;rec-number&gt;95&lt;/rec-number&gt;&lt;foreign-keys&gt;&lt;key app="EN" db-id="v920pft06rp9dbex2ap500x99x5rrtswxzss" timestamp="1776659453"&gt;95&lt;/key&gt;&lt;/foreign-keys&gt;&lt;ref-type name="Journal Article"&gt;17&lt;/ref-type&gt;&lt;contributors&gt;&lt;authors&gt;&lt;author&gt;Franta, Daniel&lt;/author&gt;&lt;author&gt;Franta, Pavel&lt;/author&gt;&lt;author&gt;Vohánka, Jiří&lt;/author&gt;&lt;author&gt;Čermák, Martin&lt;/author&gt;&lt;author&gt;Ohlídal, Ivan&lt;/author&gt;&lt;/authors&gt;&lt;/contributors&gt;&lt;titles&gt;&lt;title&gt;Determination of thicknesses and temperatures of crystalline silicon wafers from optical measurements in the far infrared region&lt;/title&gt;&lt;secondary-title&gt;Journal of Applied Physics&lt;/secondary-title&gt;&lt;/titles&gt;&lt;periodical&gt;&lt;full-title&gt;Journal of Applied Physics&lt;/full-title&gt;&lt;/periodical&gt;&lt;volume&gt;123&lt;/volume&gt;&lt;number&gt;18&lt;/number&gt;&lt;dates&gt;&lt;year&gt;2018&lt;/year&gt;&lt;/dates&gt;&lt;isbn&gt;0021-8979&lt;/isbn&gt;&lt;urls&gt;&lt;related-urls&gt;&lt;url&gt;https://doi.org/10.1063/1.5026195&lt;/url&gt;&lt;/related-urls&gt;&lt;/urls&gt;&lt;custom1&gt;185707&lt;/custom1&gt;&lt;electronic-resource-num&gt;10.1063/1.5026195&lt;/electronic-resource-num&gt;&lt;access-date&gt;4/20/2026&lt;/access-date&gt;&lt;/record&gt;&lt;/Cite&gt;&lt;/EndNote&gt;</w:instrText>
+        <w:instrText xml:space="preserve"> ADDIN EN.CITE &lt;EndNote&gt;&lt;Cite&gt;&lt;Author&gt;Franta&lt;/Author&gt;&lt;Year&gt;2018&lt;/Year&gt;&lt;RecNum&gt;95&lt;/RecNum&gt;&lt;DisplayText&gt;[56]&lt;/DisplayText&gt;&lt;record&gt;&lt;rec-number&gt;95&lt;/rec-number&gt;&lt;foreign-keys&gt;&lt;key app="EN" db-id="v920pft06rp9dbex2ap500x99x5rrtswxzss" timestamp="1776659453"&gt;95&lt;/key&gt;&lt;/foreign-keys&gt;&lt;ref-type name="Journal Article"&gt;17&lt;/ref-type&gt;&lt;contributors&gt;&lt;authors&gt;&lt;author&gt;Franta, Daniel&lt;/author&gt;&lt;author&gt;Franta, Pavel&lt;/author&gt;&lt;author&gt;Vohánka, Jiří&lt;/author&gt;&lt;author&gt;Čermák, Martin&lt;/author&gt;&lt;author&gt;Ohlídal, Ivan&lt;/author&gt;&lt;/authors&gt;&lt;/contributors&gt;&lt;titles&gt;&lt;title&gt;Determination of thicknesses and temperatures of crystalline silicon wafers from optical measurements in the far infrared region&lt;/title&gt;&lt;secondary-title&gt;Journal of Applied Physics&lt;/secondary-title&gt;&lt;/titles&gt;&lt;periodical&gt;&lt;full-title&gt;Journal of Applied Physics&lt;/full-title&gt;&lt;/periodical&gt;&lt;volume&gt;123&lt;/volume&gt;&lt;number&gt;18&lt;/number&gt;&lt;dates&gt;&lt;year&gt;2018&lt;/year&gt;&lt;/dates&gt;&lt;isbn&gt;0021-8979&lt;/isbn&gt;&lt;urls&gt;&lt;related-urls&gt;&lt;url&gt;https://doi.org/10.1063/1.5026195&lt;/url&gt;&lt;/related-urls&gt;&lt;/urls&gt;&lt;custom1&gt;185707&lt;/custom1&gt;&lt;electronic-resource-num&gt;10.1063/1.5026195&lt;/electronic-resource-num&gt;&lt;access-date&gt;4/20/2026&lt;/access-date&gt;&lt;/record&gt;&lt;/Cite&gt;&lt;/EndNote&gt;</w:instrText>
       </w:r>
       <w:r>
         <w:fldChar w:fldCharType="separate"/>
@@ -32229,7 +33289,7 @@
         <w:rPr>
           <w:noProof/>
         </w:rPr>
-        <w:t>[55]</w:t>
+        <w:t>[56]</w:t>
       </w:r>
       <w:r>
         <w:fldChar w:fldCharType="end"/>
@@ -32510,6 +33570,74 @@
         <w:tab/>
       </w:r>
       <w:r>
+        <w:t>Vo</w:t>
+      </w:r>
+      <w:r>
+        <w:rPr>
+          <w:vertAlign w:val="subscript"/>
+        </w:rPr>
+        <w:t>2</w:t>
+      </w:r>
+      <w:r>
+        <w:t>:</w:t>
+      </w:r>
+      <w:r>
+        <w:tab/>
+        <w:t>2.</w:t>
+      </w:r>
+      <w:r>
+        <w:t>7486</w:t>
+      </w:r>
+      <w:r>
+        <w:t>+0.</w:t>
+      </w:r>
+      <w:r>
+        <w:t>4784</w:t>
+      </w:r>
+      <w:r>
+        <w:tab/>
+        <w:t>(1.</w:t>
+      </w:r>
+      <w:r>
+        <w:t>3346</w:t>
+      </w:r>
+      <w:r>
+        <w:t>+</w:t>
+      </w:r>
+      <w:r>
+        <w:t>1.4580</w:t>
+      </w:r>
+      <w:r>
+        <w:t>)</w:t>
+      </w:r>
+      <w:r>
+        <w:tab/>
+        <w:t xml:space="preserve"> </w:t>
+      </w:r>
+      <w:r>
+        <w:fldChar w:fldCharType="begin"/>
+      </w:r>
+      <w:r>
+        <w:instrText xml:space="preserve"> ADDIN EN.CITE &lt;EndNote&gt;&lt;Cite&gt;&lt;Author&gt;Oguntoye&lt;/Author&gt;&lt;Year&gt;2023&lt;/Year&gt;&lt;RecNum&gt;105&lt;/RecNum&gt;&lt;DisplayText&gt;[55]&lt;/DisplayText&gt;&lt;record&gt;&lt;rec-number&gt;105&lt;/rec-number&gt;&lt;foreign-keys&gt;&lt;key app="EN" db-id="v920pft06rp9dbex2ap500x99x5rrtswxzss" timestamp="1779706026"&gt;105&lt;/key&gt;&lt;/foreign-keys&gt;&lt;ref-type name="Journal Article"&gt;17&lt;/ref-type&gt;&lt;contributors&gt;&lt;authors&gt;&lt;author&gt;Oguntoye, Isaac O.&lt;/author&gt;&lt;author&gt;Padmanabha, Siddharth&lt;/author&gt;&lt;author&gt;Hinkle, Max&lt;/author&gt;&lt;author&gt;Koutsougeras, Thalia&lt;/author&gt;&lt;author&gt;Ollanik, Adam J.&lt;/author&gt;&lt;author&gt;Escarra, Matthew D.&lt;/author&gt;&lt;/authors&gt;&lt;/contributors&gt;&lt;titles&gt;&lt;title&gt;Continuously Tunable Optical Modulation Using Vanadium Dioxide Huygens Metasurfaces&lt;/title&gt;&lt;secondary-title&gt;ACS Applied Materials &amp;amp; Interfaces&lt;/secondary-title&gt;&lt;/titles&gt;&lt;periodical&gt;&lt;full-title&gt;ACS Applied Materials &amp;amp; Interfaces&lt;/full-title&gt;&lt;/periodical&gt;&lt;pages&gt;41141-41150&lt;/pages&gt;&lt;volume&gt;15&lt;/volume&gt;&lt;number&gt;34&lt;/number&gt;&lt;dates&gt;&lt;year&gt;2023&lt;/year&gt;&lt;pub-dates&gt;&lt;date&gt;2023/08/30&lt;/date&gt;&lt;/pub-dates&gt;&lt;/dates&gt;&lt;publisher&gt;American Chemical Society&lt;/publisher&gt;&lt;isbn&gt;1944-8244&lt;/isbn&gt;&lt;urls&gt;&lt;related-urls&gt;&lt;url&gt;https://doi.org/10.1021/acsami.3c08493&lt;/url&gt;&lt;/related-urls&gt;&lt;/urls&gt;&lt;electronic-resource-num&gt;10.1021/acsami.3c08493&lt;/electronic-resource-num&gt;&lt;/record&gt;&lt;/Cite&gt;&lt;/EndNote&gt;</w:instrText>
+      </w:r>
+      <w:r>
+        <w:fldChar w:fldCharType="separate"/>
+      </w:r>
+      <w:r>
+        <w:rPr>
+          <w:noProof/>
+        </w:rPr>
+        <w:t>[55]</w:t>
+      </w:r>
+      <w:r>
+        <w:fldChar w:fldCharType="end"/>
+      </w:r>
+    </w:p>
+    <w:p>
+      <w:r>
+        <w:tab/>
+      </w:r>
+      <w:r>
         <w:rPr>
           <w:highlight w:val="yellow"/>
         </w:rPr>
@@ -32587,7 +33715,7 @@
         <w:fldChar w:fldCharType="begin"/>
       </w:r>
       <w:r>
-        <w:instrText xml:space="preserve"> ADDIN EN.CITE &lt;EndNote&gt;&lt;Cite&gt;&lt;Author&gt;Franta&lt;/Author&gt;&lt;Year&gt;2018&lt;/Year&gt;&lt;RecNum&gt;95&lt;/RecNum&gt;&lt;DisplayText&gt;[55]&lt;/DisplayText&gt;&lt;record&gt;&lt;rec-number&gt;95&lt;/rec-number&gt;&lt;foreign-keys&gt;&lt;key app="EN" db-id="v920pft06rp9dbex2ap500x99x5rrtswxzss" timestamp="1776659453"&gt;95&lt;/key&gt;&lt;/foreign-keys&gt;&lt;ref-type name="Journal Article"&gt;17&lt;/ref-type&gt;&lt;contributors&gt;&lt;authors&gt;&lt;author&gt;Franta, Daniel&lt;/author&gt;&lt;author&gt;Franta, Pavel&lt;/author&gt;&lt;author&gt;Vohánka, Jiří&lt;/author&gt;&lt;author&gt;Čermák, Martin&lt;/author&gt;&lt;author&gt;Ohlídal, Ivan&lt;/author&gt;&lt;/authors&gt;&lt;/contributors&gt;&lt;titles&gt;&lt;title&gt;Determination of thicknesses and temperatures of crystalline silicon wafers from optical measurements in the far infrared region&lt;/title&gt;&lt;secondary-title&gt;Journal of Applied Physics&lt;/secondary-title&gt;&lt;/titles&gt;&lt;periodical&gt;&lt;full-title&gt;Journal of Applied Physics&lt;/full-title&gt;&lt;/periodical&gt;&lt;volume&gt;123&lt;/volume&gt;&lt;number&gt;18&lt;/number&gt;&lt;dates&gt;&lt;year&gt;2018&lt;/year&gt;&lt;/dates&gt;&lt;isbn&gt;0021-8979&lt;/isbn&gt;&lt;urls&gt;&lt;related-urls&gt;&lt;url&gt;https://doi.org/10.1063/1.5026195&lt;/url&gt;&lt;/related-urls&gt;&lt;/urls&gt;&lt;custom1&gt;185707&lt;/custom1&gt;&lt;electronic-resource-num&gt;10.1063/1.5026195&lt;/electronic-resource-num&gt;&lt;access-date&gt;4/20/2026&lt;/access-date&gt;&lt;/record&gt;&lt;/Cite&gt;&lt;/EndNote&gt;</w:instrText>
+        <w:instrText xml:space="preserve"> ADDIN EN.CITE &lt;EndNote&gt;&lt;Cite&gt;&lt;Author&gt;Franta&lt;/Author&gt;&lt;Year&gt;2018&lt;/Year&gt;&lt;RecNum&gt;95&lt;/RecNum&gt;&lt;DisplayText&gt;[56]&lt;/DisplayText&gt;&lt;record&gt;&lt;rec-number&gt;95&lt;/rec-number&gt;&lt;foreign-keys&gt;&lt;key app="EN" db-id="v920pft06rp9dbex2ap500x99x5rrtswxzss" timestamp="1776659453"&gt;95&lt;/key&gt;&lt;/foreign-keys&gt;&lt;ref-type name="Journal Article"&gt;17&lt;/ref-type&gt;&lt;contributors&gt;&lt;authors&gt;&lt;author&gt;Franta, Daniel&lt;/author&gt;&lt;author&gt;Franta, Pavel&lt;/author&gt;&lt;author&gt;Vohánka, Jiří&lt;/author&gt;&lt;author&gt;Čermák, Martin&lt;/author&gt;&lt;author&gt;Ohlídal, Ivan&lt;/author&gt;&lt;/authors&gt;&lt;/contributors&gt;&lt;titles&gt;&lt;title&gt;Determination of thicknesses and temperatures of crystalline silicon wafers from optical measurements in the far infrared region&lt;/title&gt;&lt;secondary-title&gt;Journal of Applied Physics&lt;/secondary-title&gt;&lt;/titles&gt;&lt;periodical&gt;&lt;full-title&gt;Journal of Applied Physics&lt;/full-title&gt;&lt;/periodical&gt;&lt;volume&gt;123&lt;/volume&gt;&lt;number&gt;18&lt;/number&gt;&lt;dates&gt;&lt;year&gt;2018&lt;/year&gt;&lt;/dates&gt;&lt;isbn&gt;0021-8979&lt;/isbn&gt;&lt;urls&gt;&lt;related-urls&gt;&lt;url&gt;https://doi.org/10.1063/1.5026195&lt;/url&gt;&lt;/related-urls&gt;&lt;/urls&gt;&lt;custom1&gt;185707&lt;/custom1&gt;&lt;electronic-resource-num&gt;10.1063/1.5026195&lt;/electronic-resource-num&gt;&lt;access-date&gt;4/20/2026&lt;/access-date&gt;&lt;/record&gt;&lt;/Cite&gt;&lt;/EndNote&gt;</w:instrText>
       </w:r>
       <w:r>
         <w:fldChar w:fldCharType="separate"/>
@@ -32596,7 +33724,7 @@
         <w:rPr>
           <w:noProof/>
         </w:rPr>
-        <w:t>[55]</w:t>
+        <w:t>[56]</w:t>
       </w:r>
       <w:r>
         <w:fldChar w:fldCharType="end"/>
@@ -32675,6 +33803,7 @@
     </w:p>
     <w:p>
       <w:r>
+        <w:lastRenderedPageBreak/>
         <w:tab/>
       </w:r>
       <w:r>
@@ -32861,6 +33990,80 @@
         <w:tab/>
       </w:r>
       <w:r>
+        <w:t>Vo</w:t>
+      </w:r>
+      <w:r>
+        <w:rPr>
+          <w:vertAlign w:val="subscript"/>
+        </w:rPr>
+        <w:t>2</w:t>
+      </w:r>
+      <w:r>
+        <w:t>:</w:t>
+      </w:r>
+      <w:r>
+        <w:tab/>
+        <w:t>2.</w:t>
+      </w:r>
+      <w:r>
+        <w:t>7680</w:t>
+      </w:r>
+      <w:r>
+        <w:t>+0.</w:t>
+      </w:r>
+      <w:r>
+        <w:t>6673</w:t>
+      </w:r>
+      <w:r>
+        <w:tab/>
+        <w:t>(</w:t>
+      </w:r>
+      <w:r>
+        <w:t>2</w:t>
+      </w:r>
+      <w:r>
+        <w:t>.</w:t>
+      </w:r>
+      <w:r>
+        <w:t>4835</w:t>
+      </w:r>
+      <w:r>
+        <w:t>+</w:t>
+      </w:r>
+      <w:r>
+        <w:t>0.6618</w:t>
+      </w:r>
+      <w:r>
+        <w:t>)</w:t>
+      </w:r>
+      <w:r>
+        <w:tab/>
+        <w:t xml:space="preserve"> </w:t>
+      </w:r>
+      <w:r>
+        <w:fldChar w:fldCharType="begin"/>
+      </w:r>
+      <w:r>
+        <w:instrText xml:space="preserve"> ADDIN EN.CITE &lt;EndNote&gt;&lt;Cite&gt;&lt;Author&gt;Oguntoye&lt;/Author&gt;&lt;Year&gt;2023&lt;/Year&gt;&lt;RecNum&gt;105&lt;/RecNum&gt;&lt;DisplayText&gt;[55]&lt;/DisplayText&gt;&lt;record&gt;&lt;rec-number&gt;105&lt;/rec-number&gt;&lt;foreign-keys&gt;&lt;key app="EN" db-id="v920pft06rp9dbex2ap500x99x5rrtswxzss" timestamp="1779706026"&gt;105&lt;/key&gt;&lt;/foreign-keys&gt;&lt;ref-type name="Journal Article"&gt;17&lt;/ref-type&gt;&lt;contributors&gt;&lt;authors&gt;&lt;author&gt;Oguntoye, Isaac O.&lt;/author&gt;&lt;author&gt;Padmanabha, Siddharth&lt;/author&gt;&lt;author&gt;Hinkle, Max&lt;/author&gt;&lt;author&gt;Koutsougeras, Thalia&lt;/author&gt;&lt;author&gt;Ollanik, Adam J.&lt;/author&gt;&lt;author&gt;Escarra, Matthew D.&lt;/author&gt;&lt;/authors&gt;&lt;/contributors&gt;&lt;titles&gt;&lt;title&gt;Continuously Tunable Optical Modulation Using Vanadium Dioxide Huygens Metasurfaces&lt;/title&gt;&lt;secondary-title&gt;ACS Applied Materials &amp;amp; Interfaces&lt;/secondary-title&gt;&lt;/titles&gt;&lt;periodical&gt;&lt;full-title&gt;ACS Applied Materials &amp;amp; Interfaces&lt;/full-title&gt;&lt;/periodical&gt;&lt;pages&gt;41141-41150&lt;/pages&gt;&lt;volume&gt;15&lt;/volume&gt;&lt;number&gt;34&lt;/number&gt;&lt;dates&gt;&lt;year&gt;2023&lt;/year&gt;&lt;pub-dates&gt;&lt;date&gt;2023/08/30&lt;/date&gt;&lt;/pub-dates&gt;&lt;/dates&gt;&lt;publisher&gt;American Chemical Society&lt;/publisher&gt;&lt;isbn&gt;1944-8244&lt;/isbn&gt;&lt;urls&gt;&lt;related-urls&gt;&lt;url&gt;https://doi.org/10.1021/acsami.3c08493&lt;/url&gt;&lt;/related-urls&gt;&lt;/urls&gt;&lt;electronic-resource-num&gt;10.1021/acsami.3c08493&lt;/electronic-resource-num&gt;&lt;/record&gt;&lt;/Cite&gt;&lt;/EndNote&gt;</w:instrText>
+      </w:r>
+      <w:r>
+        <w:fldChar w:fldCharType="separate"/>
+      </w:r>
+      <w:r>
+        <w:rPr>
+          <w:noProof/>
+        </w:rPr>
+        <w:t>[55]</w:t>
+      </w:r>
+      <w:r>
+        <w:fldChar w:fldCharType="end"/>
+      </w:r>
+    </w:p>
+    <w:p>
+      <w:r>
+        <w:tab/>
+      </w:r>
+      <w:r>
         <w:rPr>
           <w:highlight w:val="yellow"/>
         </w:rPr>
@@ -32937,7 +34140,7 @@
         <w:fldChar w:fldCharType="begin"/>
       </w:r>
       <w:r>
-        <w:instrText xml:space="preserve"> ADDIN EN.CITE &lt;EndNote&gt;&lt;Cite&gt;&lt;Author&gt;Franta&lt;/Author&gt;&lt;Year&gt;2018&lt;/Year&gt;&lt;RecNum&gt;95&lt;/RecNum&gt;&lt;DisplayText&gt;[55]&lt;/DisplayText&gt;&lt;record&gt;&lt;rec-number&gt;95&lt;/rec-number&gt;&lt;foreign-keys&gt;&lt;key app="EN" db-id="v920pft06rp9dbex2ap500x99x5rrtswxzss" timestamp="1776659453"&gt;95&lt;/key&gt;&lt;/foreign-keys&gt;&lt;ref-type name="Journal Article"&gt;17&lt;/ref-type&gt;&lt;contributors&gt;&lt;authors&gt;&lt;author&gt;Franta, Daniel&lt;/author&gt;&lt;author&gt;Franta, Pavel&lt;/author&gt;&lt;author&gt;Vohánka, Jiří&lt;/author&gt;&lt;author&gt;Čermák, Martin&lt;/author&gt;&lt;author&gt;Ohlídal, Ivan&lt;/author&gt;&lt;/authors&gt;&lt;/contributors&gt;&lt;titles&gt;&lt;title&gt;Determination of thicknesses and temperatures of crystalline silicon wafers from optical measurements in the far infrared region&lt;/title&gt;&lt;secondary-title&gt;Journal of Applied Physics&lt;/secondary-title&gt;&lt;/titles&gt;&lt;periodical&gt;&lt;full-title&gt;Journal of Applied Physics&lt;/full-title&gt;&lt;/periodical&gt;&lt;volume&gt;123&lt;/volume&gt;&lt;number&gt;18&lt;/number&gt;&lt;dates&gt;&lt;year&gt;2018&lt;/year&gt;&lt;/dates&gt;&lt;isbn&gt;0021-8979&lt;/isbn&gt;&lt;urls&gt;&lt;related-urls&gt;&lt;url&gt;https://doi.org/10.1063/1.5026195&lt;/url&gt;&lt;/related-urls&gt;&lt;/urls&gt;&lt;custom1&gt;185707&lt;/custom1&gt;&lt;electronic-resource-num&gt;10.1063/1.5026195&lt;/electronic-resource-num&gt;&lt;access-date&gt;4/20/2026&lt;/access-date&gt;&lt;/record&gt;&lt;/Cite&gt;&lt;/EndNote&gt;</w:instrText>
+        <w:instrText xml:space="preserve"> ADDIN EN.CITE &lt;EndNote&gt;&lt;Cite&gt;&lt;Author&gt;Franta&lt;/Author&gt;&lt;Year&gt;2018&lt;/Year&gt;&lt;RecNum&gt;95&lt;/RecNum&gt;&lt;DisplayText&gt;[56]&lt;/DisplayText&gt;&lt;record&gt;&lt;rec-number&gt;95&lt;/rec-number&gt;&lt;foreign-keys&gt;&lt;key app="EN" db-id="v920pft06rp9dbex2ap500x99x5rrtswxzss" timestamp="1776659453"&gt;95&lt;/key&gt;&lt;/foreign-keys&gt;&lt;ref-type name="Journal Article"&gt;17&lt;/ref-type&gt;&lt;contributors&gt;&lt;authors&gt;&lt;author&gt;Franta, Daniel&lt;/author&gt;&lt;author&gt;Franta, Pavel&lt;/author&gt;&lt;author&gt;Vohánka, Jiří&lt;/author&gt;&lt;author&gt;Čermák, Martin&lt;/author&gt;&lt;author&gt;Ohlídal, Ivan&lt;/author&gt;&lt;/authors&gt;&lt;/contributors&gt;&lt;titles&gt;&lt;title&gt;Determination of thicknesses and temperatures of crystalline silicon wafers from optical measurements in the far infrared region&lt;/title&gt;&lt;secondary-title&gt;Journal of Applied Physics&lt;/secondary-title&gt;&lt;/titles&gt;&lt;periodical&gt;&lt;full-title&gt;Journal of Applied Physics&lt;/full-title&gt;&lt;/periodical&gt;&lt;volume&gt;123&lt;/volume&gt;&lt;number&gt;18&lt;/number&gt;&lt;dates&gt;&lt;year&gt;2018&lt;/year&gt;&lt;/dates&gt;&lt;isbn&gt;0021-8979&lt;/isbn&gt;&lt;urls&gt;&lt;related-urls&gt;&lt;url&gt;https://doi.org/10.1063/1.5026195&lt;/url&gt;&lt;/related-urls&gt;&lt;/urls&gt;&lt;custom1&gt;185707&lt;/custom1&gt;&lt;electronic-resource-num&gt;10.1063/1.5026195&lt;/electronic-resource-num&gt;&lt;access-date&gt;4/20/2026&lt;/access-date&gt;&lt;/record&gt;&lt;/Cite&gt;&lt;/EndNote&gt;</w:instrText>
       </w:r>
       <w:r>
         <w:fldChar w:fldCharType="separate"/>
@@ -32946,7 +34149,7 @@
         <w:rPr>
           <w:noProof/>
         </w:rPr>
-        <w:t>[55]</w:t>
+        <w:t>[56]</w:t>
       </w:r>
       <w:r>
         <w:fldChar w:fldCharType="end"/>
@@ -33348,7 +34551,6 @@
         <w:ind w:left="720" w:hanging="720"/>
       </w:pPr>
       <w:r>
-        <w:lastRenderedPageBreak/>
         <w:t>[12]</w:t>
       </w:r>
       <w:r>
@@ -33687,6 +34889,7 @@
         <w:ind w:left="720" w:hanging="720"/>
       </w:pPr>
       <w:r>
+        <w:lastRenderedPageBreak/>
         <w:t>[24]</w:t>
       </w:r>
       <w:r>
@@ -34251,7 +35454,6 @@
         <w:ind w:left="720" w:hanging="720"/>
       </w:pPr>
       <w:r>
-        <w:lastRenderedPageBreak/>
         <w:t>[43]</w:t>
       </w:r>
       <w:r>
@@ -34574,7 +35776,30 @@
         <w:ind w:left="720" w:hanging="720"/>
       </w:pPr>
       <w:r>
+        <w:lastRenderedPageBreak/>
         <w:t>[55]</w:t>
+      </w:r>
+      <w:r>
+        <w:tab/>
+        <w:t xml:space="preserve">I. O. Oguntoye, S. Padmanabha, M. Hinkle, T. Koutsougeras, A. J. Ollanik, and M. D. Escarra, "Continuously Tunable Optical Modulation Using Vanadium Dioxide Huygens Metasurfaces," </w:t>
+      </w:r>
+      <w:r>
+        <w:rPr>
+          <w:i/>
+        </w:rPr>
+        <w:t xml:space="preserve">ACS Applied Materials &amp; Interfaces, </w:t>
+      </w:r>
+      <w:r>
+        <w:t>vol. 15, no. 34, pp. 41141–41150, 2023/08/30 2023, doi: 10.1021/acsami.3c08493.</w:t>
+      </w:r>
+    </w:p>
+    <w:p>
+      <w:pPr>
+        <w:pStyle w:val="EndNoteBibliography"/>
+        <w:ind w:left="720" w:hanging="720"/>
+      </w:pPr>
+      <w:r>
+        <w:t>[56]</w:t>
       </w:r>
       <w:r>
         <w:tab/>
@@ -35070,7 +36295,7 @@
   <w:style w:type="paragraph" w:default="1" w:styleId="Normal">
     <w:name w:val="Normal"/>
     <w:qFormat/>
-    <w:rsid w:val="00B44FC8"/>
+    <w:rsid w:val="0063255F"/>
     <w:pPr>
       <w:spacing w:after="0" w:line="240" w:lineRule="auto"/>
       <w:jc w:val="both"/>
